--- a/frontend_assignment/js_assignment/javascript theory.docx
+++ b/frontend_assignment/js_assignment/javascript theory.docx
@@ -55,7 +55,14 @@
         <w:suppressLineNumbers w:val="0"/>
         <w:jc w:val="both"/>
         <w:rPr>
-          <w:rFonts w:hint="default" w:ascii="Times New Roman" w:hAnsi="Times New Roman" w:cs="Times New Roman"/>
+          <w:rFonts w:hint="default" w:ascii="Times New Roman" w:hAnsi="Times New Roman" w:eastAsia="TimesNewRomanPS-BoldMT" w:cs="Times New Roman"/>
+          <w:b/>
+          <w:bCs/>
+          <w:color w:val="000000"/>
+          <w:kern w:val="0"/>
+          <w:sz w:val="28"/>
+          <w:szCs w:val="28"/>
+          <w:lang w:val="en-US" w:eastAsia="zh-CN" w:bidi="ar"/>
         </w:rPr>
       </w:pPr>
       <w:r>
@@ -111,7 +118,7 @@
           <w:kern w:val="0"/>
           <w:sz w:val="28"/>
           <w:szCs w:val="28"/>
-          <w:lang w:val="en-US" w:eastAsia="zh-CN" w:bidi="ar"/>
+          <w:lang w:val="en-GB" w:eastAsia="zh-CN" w:bidi="ar"/>
         </w:rPr>
       </w:pPr>
       <w:r>
@@ -129,11 +136,54 @@
       </w:r>
       <w:r>
         <w:rPr>
-          <w:rFonts w:ascii="SimSun" w:hAnsi="SimSun" w:eastAsia="SimSun" w:cs="SimSun"/>
-          <w:sz w:val="24"/>
-          <w:szCs w:val="24"/>
-        </w:rPr>
-        <w:t>JavaScript is a high-level, interpreted programming language used to make web pages interactive. It runs in the browser and can update content dynamically without reloading the page.It is mainly used for client-side scripting like form validation, animations, and event handling. In full stack development,It works with HTML (structure) and CSS (style).</w:t>
+          <w:rFonts w:hint="default" w:ascii="Times New Roman" w:hAnsi="Times New Roman" w:eastAsia="SimSun" w:cs="Times New Roman"/>
+          <w:sz w:val="24"/>
+          <w:szCs w:val="24"/>
+        </w:rPr>
+        <w:t>JavaScript is a high-level, interpreted programming language used to make web pages interactive. It runs in the browser and can update content dynamically without reloading the page.It is mainly used for client-side scripting like form validation, animations, and event handling. In full stack development,It works with HTML (structure) and CSS (style)</w:t>
+      </w:r>
+      <w:r>
+        <w:rPr>
+          <w:rFonts w:hint="default" w:ascii="Times New Roman" w:hAnsi="Times New Roman" w:eastAsia="SimSun" w:cs="Times New Roman"/>
+          <w:sz w:val="24"/>
+          <w:szCs w:val="24"/>
+          <w:lang w:val="en-GB"/>
+        </w:rPr>
+        <w:t xml:space="preserve"> and </w:t>
+      </w:r>
+      <w:r>
+        <w:rPr>
+          <w:rFonts w:hint="default" w:ascii="Times New Roman" w:hAnsi="Times New Roman" w:eastAsia="Times New Roman" w:cs="Times New Roman"/>
+          <w:sz w:val="24"/>
+          <w:szCs w:val="24"/>
+        </w:rPr>
+        <w:t>JavaScript</w:t>
+      </w:r>
+      <w:r>
+        <w:rPr>
+          <w:rFonts w:hint="default" w:ascii="Times New Roman" w:hAnsi="Times New Roman" w:eastAsia="Times New Roman" w:cs="Times New Roman"/>
+          <w:sz w:val="24"/>
+          <w:szCs w:val="24"/>
+          <w:lang w:val="en-GB"/>
+        </w:rPr>
+        <w:t xml:space="preserve"> (</w:t>
+      </w:r>
+      <w:r>
+        <w:rPr>
+          <w:rFonts w:hint="default" w:ascii="Times New Roman" w:hAnsi="Times New Roman" w:eastAsia="Times New Roman" w:cs="Times New Roman"/>
+          <w:sz w:val="24"/>
+          <w:szCs w:val="24"/>
+        </w:rPr>
+        <w:t>Behavior</w:t>
+      </w:r>
+      <w:r>
+        <w:rPr>
+          <w:rFonts w:hint="default" w:ascii="Times New Roman" w:hAnsi="Times New Roman" w:eastAsia="Times New Roman" w:cs="Times New Roman"/>
+          <w:sz w:val="24"/>
+          <w:szCs w:val="24"/>
+          <w:lang w:val="en-GB"/>
+        </w:rPr>
+        <w:t>).</w:t>
       </w:r>
     </w:p>
     <w:p>
@@ -250,7 +300,7 @@
       </w:r>
       <w:r>
         <w:rPr>
-          <w:rFonts w:ascii="SimSun" w:hAnsi="SimSun" w:eastAsia="SimSun" w:cs="SimSun"/>
+          <w:rFonts w:hint="default" w:ascii="Times New Roman" w:hAnsi="Times New Roman" w:eastAsia="SimSun" w:cs="Times New Roman"/>
           <w:sz w:val="24"/>
           <w:szCs w:val="24"/>
         </w:rPr>
@@ -371,8 +421,74 @@
         </w:rPr>
         <w:t xml:space="preserve"> </w:t>
       </w:r>
-      <w:bookmarkStart w:id="0" w:name="_GoBack"/>
-      <w:bookmarkEnd w:id="0"/>
+      <w:r>
+        <w:rPr>
+          <w:rStyle w:val="5"/>
+          <w:rFonts w:hint="default" w:ascii="Times New Roman" w:hAnsi="Times New Roman" w:eastAsia="SimSun" w:cs="Times New Roman"/>
+          <w:sz w:val="24"/>
+          <w:szCs w:val="24"/>
+        </w:rPr>
+        <w:t>&lt;script&gt;</w:t>
+      </w:r>
+      <w:r>
+        <w:rPr>
+          <w:rFonts w:hint="default" w:ascii="Times New Roman" w:hAnsi="Times New Roman" w:eastAsia="SimSun" w:cs="Times New Roman"/>
+          <w:sz w:val="24"/>
+          <w:szCs w:val="24"/>
+        </w:rPr>
+        <w:t xml:space="preserve"> is used to include JavaScript in HTML.</w:t>
+      </w:r>
+      <w:r>
+        <w:rPr>
+          <w:rFonts w:hint="default" w:ascii="Times New Roman" w:hAnsi="Times New Roman" w:eastAsia="SimSun" w:cs="Times New Roman"/>
+          <w:sz w:val="24"/>
+          <w:szCs w:val="24"/>
+          <w:lang w:val="en-GB"/>
+        </w:rPr>
+        <w:t xml:space="preserve"> </w:t>
+      </w:r>
+      <w:r>
+        <w:rPr>
+          <w:rFonts w:hint="default" w:ascii="Times New Roman" w:hAnsi="Times New Roman" w:eastAsia="SimSun" w:cs="Times New Roman"/>
+          <w:sz w:val="24"/>
+          <w:szCs w:val="24"/>
+        </w:rPr>
+        <w:t>It can be inline or external</w:t>
+      </w:r>
+      <w:r>
+        <w:rPr>
+          <w:rFonts w:hint="default" w:ascii="Times New Roman" w:hAnsi="Times New Roman" w:eastAsia="SimSun" w:cs="Times New Roman"/>
+          <w:sz w:val="24"/>
+          <w:szCs w:val="24"/>
+          <w:lang w:val="en-GB"/>
+        </w:rPr>
+        <w:t xml:space="preserve">. </w:t>
+      </w:r>
+      <w:r>
+        <w:rPr>
+          <w:rFonts w:hint="default" w:ascii="Times New Roman" w:hAnsi="Times New Roman" w:eastAsia="SimSun" w:cs="Times New Roman"/>
+          <w:sz w:val="24"/>
+          <w:szCs w:val="24"/>
+        </w:rPr>
+        <w:t xml:space="preserve">To link an external JS file, use </w:t>
+      </w:r>
+      <w:r>
+        <w:rPr>
+          <w:rStyle w:val="5"/>
+          <w:rFonts w:hint="default" w:ascii="Times New Roman" w:hAnsi="Times New Roman" w:eastAsia="SimSun" w:cs="Times New Roman"/>
+          <w:sz w:val="24"/>
+          <w:szCs w:val="24"/>
+        </w:rPr>
+        <w:t>&lt;script src="script.js"&gt;&lt;/script&gt;</w:t>
+      </w:r>
+      <w:r>
+        <w:rPr>
+          <w:rFonts w:hint="default" w:ascii="Times New Roman" w:hAnsi="Times New Roman" w:eastAsia="SimSun" w:cs="Times New Roman"/>
+          <w:sz w:val="24"/>
+          <w:szCs w:val="24"/>
+        </w:rPr>
+        <w:t>. External files help in code reusability and cleaner structure.</w:t>
+      </w:r>
     </w:p>
     <w:p>
       <w:pPr>
@@ -475,11 +591,28 @@
     </w:p>
     <w:p>
       <w:pPr>
-        <w:keepNext w:val="0"/>
-        <w:keepLines w:val="0"/>
-        <w:widowControl/>
-        <w:suppressLineNumbers w:val="0"/>
-        <w:jc w:val="both"/>
+        <w:pStyle w:val="6"/>
+        <w:rPr>
+          <w:rFonts w:hint="default" w:ascii="Times New Roman" w:hAnsi="Times New Roman" w:eastAsia="SimSun" w:cs="Times New Roman"/>
+          <w:sz w:val="24"/>
+          <w:szCs w:val="24"/>
+          <w:lang w:val="en-GB"/>
+        </w:rPr>
+      </w:pPr>
+      <w:r>
+        <w:rPr>
+          <w:rFonts w:hint="default" w:ascii="Times New Roman" w:hAnsi="Times New Roman" w:eastAsia="TimesNewRomanPS-BoldMT" w:cs="Times New Roman"/>
+          <w:b/>
+          <w:bCs/>
+          <w:color w:val="000000"/>
+          <w:kern w:val="0"/>
+          <w:sz w:val="28"/>
+          <w:szCs w:val="28"/>
+          <w:lang w:val="en-US" w:eastAsia="zh-CN" w:bidi="ar"/>
+        </w:rPr>
+        <w:t xml:space="preserve">Ans:- </w:t>
+      </w:r>
+      <w:r>
         <w:rPr>
           <w:rFonts w:hint="default" w:ascii="Times New Roman" w:hAnsi="Times New Roman" w:eastAsia="TimesNewRomanPS-BoldMT" w:cs="Times New Roman"/>
           <w:b/>
@@ -490,6 +623,539 @@
           <w:szCs w:val="28"/>
           <w:lang w:val="en-GB" w:eastAsia="zh-CN" w:bidi="ar"/>
         </w:rPr>
+        <w:t xml:space="preserve"> </w:t>
+      </w:r>
+      <w:r>
+        <w:rPr>
+          <w:rFonts w:hint="default" w:ascii="Times New Roman" w:hAnsi="Times New Roman" w:eastAsia="SimSun" w:cs="Times New Roman"/>
+          <w:sz w:val="24"/>
+          <w:szCs w:val="24"/>
+        </w:rPr>
+        <w:t xml:space="preserve">Variables are used to store data values in JavaScript. </w:t>
+      </w:r>
+      <w:r>
+        <w:rPr>
+          <w:rStyle w:val="5"/>
+          <w:rFonts w:hint="default" w:ascii="Times New Roman" w:hAnsi="Times New Roman" w:eastAsia="SimSun" w:cs="Times New Roman"/>
+          <w:sz w:val="24"/>
+          <w:szCs w:val="24"/>
+        </w:rPr>
+        <w:t>var</w:t>
+      </w:r>
+      <w:r>
+        <w:rPr>
+          <w:rFonts w:hint="default" w:ascii="Times New Roman" w:hAnsi="Times New Roman" w:eastAsia="SimSun" w:cs="Times New Roman"/>
+          <w:sz w:val="24"/>
+          <w:szCs w:val="24"/>
+        </w:rPr>
+        <w:t xml:space="preserve"> is function-scoped and can be redeclared. </w:t>
+      </w:r>
+      <w:r>
+        <w:rPr>
+          <w:rStyle w:val="5"/>
+          <w:rFonts w:hint="default" w:ascii="Times New Roman" w:hAnsi="Times New Roman" w:eastAsia="SimSun" w:cs="Times New Roman"/>
+          <w:sz w:val="24"/>
+          <w:szCs w:val="24"/>
+        </w:rPr>
+        <w:t>let</w:t>
+      </w:r>
+      <w:r>
+        <w:rPr>
+          <w:rFonts w:hint="default" w:ascii="Times New Roman" w:hAnsi="Times New Roman" w:eastAsia="SimSun" w:cs="Times New Roman"/>
+          <w:sz w:val="24"/>
+          <w:szCs w:val="24"/>
+        </w:rPr>
+        <w:t xml:space="preserve"> is block-scoped and cannot be redeclared in the same scope. </w:t>
+      </w:r>
+      <w:r>
+        <w:rPr>
+          <w:rStyle w:val="5"/>
+          <w:rFonts w:hint="default" w:ascii="Times New Roman" w:hAnsi="Times New Roman" w:eastAsia="SimSun" w:cs="Times New Roman"/>
+          <w:sz w:val="24"/>
+          <w:szCs w:val="24"/>
+        </w:rPr>
+        <w:t>const</w:t>
+      </w:r>
+      <w:r>
+        <w:rPr>
+          <w:rFonts w:hint="default" w:ascii="Times New Roman" w:hAnsi="Times New Roman" w:eastAsia="SimSun" w:cs="Times New Roman"/>
+          <w:sz w:val="24"/>
+          <w:szCs w:val="24"/>
+        </w:rPr>
+        <w:t xml:space="preserve"> is also block-scoped but its value cannot be changed after assignment. Example: </w:t>
+      </w:r>
+      <w:r>
+        <w:rPr>
+          <w:rStyle w:val="5"/>
+          <w:rFonts w:hint="default" w:ascii="Times New Roman" w:hAnsi="Times New Roman" w:eastAsia="SimSun" w:cs="Times New Roman"/>
+          <w:sz w:val="24"/>
+          <w:szCs w:val="24"/>
+        </w:rPr>
+        <w:t>let x = 10;</w:t>
+      </w:r>
+      <w:r>
+        <w:rPr>
+          <w:rStyle w:val="5"/>
+          <w:rFonts w:hint="default" w:ascii="Times New Roman" w:hAnsi="Times New Roman" w:eastAsia="SimSun" w:cs="Times New Roman"/>
+          <w:sz w:val="24"/>
+          <w:szCs w:val="24"/>
+          <w:lang w:val="en-GB"/>
+        </w:rPr>
+        <w:t xml:space="preserve"> </w:t>
+      </w:r>
+      <w:r>
+        <w:rPr>
+          <w:rStyle w:val="10"/>
+          <w:rFonts w:hint="default" w:ascii="Times New Roman" w:hAnsi="Times New Roman" w:cs="Times New Roman"/>
+          <w:sz w:val="24"/>
+          <w:szCs w:val="24"/>
+        </w:rPr>
+        <w:t>var</w:t>
+      </w:r>
+      <w:r>
+        <w:rPr>
+          <w:rFonts w:hint="default" w:ascii="Times New Roman" w:hAnsi="Times New Roman" w:cs="Times New Roman"/>
+          <w:sz w:val="24"/>
+          <w:szCs w:val="24"/>
+        </w:rPr>
+        <w:t xml:space="preserve"> </w:t>
+      </w:r>
+      <w:r>
+        <w:rPr>
+          <w:rStyle w:val="11"/>
+          <w:rFonts w:hint="default" w:ascii="Times New Roman" w:hAnsi="Times New Roman" w:cs="Times New Roman"/>
+          <w:sz w:val="24"/>
+          <w:szCs w:val="24"/>
+        </w:rPr>
+        <w:t>x</w:t>
+      </w:r>
+      <w:r>
+        <w:rPr>
+          <w:rFonts w:hint="default" w:ascii="Times New Roman" w:hAnsi="Times New Roman" w:cs="Times New Roman"/>
+          <w:sz w:val="24"/>
+          <w:szCs w:val="24"/>
+        </w:rPr>
+        <w:t xml:space="preserve"> </w:t>
+      </w:r>
+      <w:r>
+        <w:rPr>
+          <w:rStyle w:val="10"/>
+          <w:rFonts w:hint="default" w:ascii="Times New Roman" w:hAnsi="Times New Roman" w:cs="Times New Roman"/>
+          <w:sz w:val="24"/>
+          <w:szCs w:val="24"/>
+        </w:rPr>
+        <w:t>=</w:t>
+      </w:r>
+      <w:r>
+        <w:rPr>
+          <w:rFonts w:hint="default" w:ascii="Times New Roman" w:hAnsi="Times New Roman" w:cs="Times New Roman"/>
+          <w:sz w:val="24"/>
+          <w:szCs w:val="24"/>
+        </w:rPr>
+        <w:t xml:space="preserve"> </w:t>
+      </w:r>
+      <w:r>
+        <w:rPr>
+          <w:rStyle w:val="12"/>
+          <w:rFonts w:hint="default" w:ascii="Times New Roman" w:hAnsi="Times New Roman" w:cs="Times New Roman"/>
+          <w:sz w:val="24"/>
+          <w:szCs w:val="24"/>
+        </w:rPr>
+        <w:t>10</w:t>
+      </w:r>
+      <w:r>
+        <w:rPr>
+          <w:rFonts w:hint="default" w:ascii="Times New Roman" w:hAnsi="Times New Roman" w:cs="Times New Roman"/>
+          <w:sz w:val="24"/>
+          <w:szCs w:val="24"/>
+        </w:rPr>
+        <w:t>;</w:t>
+      </w:r>
+      <w:r>
+        <w:rPr>
+          <w:rStyle w:val="5"/>
+          <w:rFonts w:hint="default" w:ascii="Times New Roman" w:hAnsi="Times New Roman" w:eastAsia="SimSun" w:cs="Times New Roman"/>
+          <w:sz w:val="24"/>
+          <w:szCs w:val="24"/>
+        </w:rPr>
+        <w:t xml:space="preserve"> const y = 20</w:t>
+      </w:r>
+      <w:r>
+        <w:rPr>
+          <w:rStyle w:val="5"/>
+          <w:rFonts w:hint="default" w:ascii="Times New Roman" w:hAnsi="Times New Roman" w:eastAsia="SimSun" w:cs="Times New Roman"/>
+          <w:sz w:val="24"/>
+          <w:szCs w:val="24"/>
+          <w:lang w:val="en-GB"/>
+        </w:rPr>
+        <w:t>;.</w:t>
+      </w:r>
+    </w:p>
+    <w:p>
+      <w:pPr>
+        <w:keepNext w:val="0"/>
+        <w:keepLines w:val="0"/>
+        <w:widowControl/>
+        <w:suppressLineNumbers w:val="0"/>
+        <w:jc w:val="both"/>
+        <w:rPr>
+          <w:rFonts w:hint="default" w:ascii="Times New Roman" w:hAnsi="Times New Roman" w:eastAsia="TimesNewRomanPS-BoldMT" w:cs="Times New Roman"/>
+          <w:b/>
+          <w:bCs/>
+          <w:color w:val="000000"/>
+          <w:kern w:val="0"/>
+          <w:sz w:val="28"/>
+          <w:szCs w:val="28"/>
+          <w:lang w:val="en-GB" w:eastAsia="zh-CN" w:bidi="ar"/>
+        </w:rPr>
+      </w:pPr>
+    </w:p>
+    <w:p>
+      <w:pPr>
+        <w:keepNext w:val="0"/>
+        <w:keepLines w:val="0"/>
+        <w:widowControl/>
+        <w:suppressLineNumbers w:val="0"/>
+        <w:jc w:val="both"/>
+        <w:rPr>
+          <w:rFonts w:hint="default" w:ascii="Times New Roman" w:hAnsi="Times New Roman" w:cs="Times New Roman"/>
+        </w:rPr>
+      </w:pPr>
+      <w:r>
+        <w:rPr>
+          <w:rFonts w:hint="default" w:ascii="Times New Roman" w:hAnsi="Times New Roman" w:eastAsia="TimesNewRomanPS-BoldMT" w:cs="Times New Roman"/>
+          <w:b/>
+          <w:bCs/>
+          <w:color w:val="000000"/>
+          <w:kern w:val="0"/>
+          <w:sz w:val="28"/>
+          <w:szCs w:val="28"/>
+          <w:lang w:val="en-US" w:eastAsia="zh-CN" w:bidi="ar"/>
+        </w:rPr>
+        <w:t>Question 2: Explain the different data types in JavaScript. Provide</w:t>
+      </w:r>
+    </w:p>
+    <w:p>
+      <w:pPr>
+        <w:keepNext w:val="0"/>
+        <w:keepLines w:val="0"/>
+        <w:widowControl/>
+        <w:suppressLineNumbers w:val="0"/>
+        <w:jc w:val="both"/>
+        <w:rPr>
+          <w:rFonts w:hint="default" w:ascii="Times New Roman" w:hAnsi="Times New Roman" w:cs="Times New Roman"/>
+        </w:rPr>
+      </w:pPr>
+      <w:r>
+        <w:rPr>
+          <w:rFonts w:hint="default" w:ascii="Times New Roman" w:hAnsi="Times New Roman" w:eastAsia="TimesNewRomanPS-BoldMT" w:cs="Times New Roman"/>
+          <w:b/>
+          <w:bCs/>
+          <w:color w:val="000000"/>
+          <w:kern w:val="0"/>
+          <w:sz w:val="28"/>
+          <w:szCs w:val="28"/>
+          <w:lang w:val="en-US" w:eastAsia="zh-CN" w:bidi="ar"/>
+        </w:rPr>
+        <w:t>examples for each.</w:t>
+      </w:r>
+    </w:p>
+    <w:p>
+      <w:pPr>
+        <w:keepNext w:val="0"/>
+        <w:keepLines w:val="0"/>
+        <w:widowControl/>
+        <w:suppressLineNumbers w:val="0"/>
+        <w:jc w:val="both"/>
+        <w:rPr>
+          <w:rFonts w:hint="default" w:ascii="Times New Roman" w:hAnsi="Times New Roman" w:eastAsia="SimSun" w:cs="Times New Roman"/>
+          <w:sz w:val="24"/>
+          <w:szCs w:val="24"/>
+          <w:lang w:val="en-GB"/>
+        </w:rPr>
+      </w:pPr>
+      <w:r>
+        <w:rPr>
+          <w:rFonts w:hint="default" w:ascii="Times New Roman" w:hAnsi="Times New Roman" w:eastAsia="TimesNewRomanPS-BoldMT" w:cs="Times New Roman"/>
+          <w:b/>
+          <w:bCs/>
+          <w:color w:val="000000"/>
+          <w:kern w:val="0"/>
+          <w:sz w:val="28"/>
+          <w:szCs w:val="28"/>
+          <w:lang w:val="en-US" w:eastAsia="zh-CN" w:bidi="ar"/>
+        </w:rPr>
+        <w:t>Ans:-</w:t>
+      </w:r>
+      <w:r>
+        <w:rPr>
+          <w:rFonts w:hint="default" w:ascii="Times New Roman" w:hAnsi="Times New Roman" w:eastAsia="TimesNewRomanPS-BoldMT" w:cs="Times New Roman"/>
+          <w:b/>
+          <w:bCs/>
+          <w:color w:val="000000"/>
+          <w:kern w:val="0"/>
+          <w:sz w:val="28"/>
+          <w:szCs w:val="28"/>
+          <w:lang w:val="en-GB" w:eastAsia="zh-CN" w:bidi="ar"/>
+        </w:rPr>
+        <w:t xml:space="preserve"> </w:t>
+      </w:r>
+      <w:r>
+        <w:rPr>
+          <w:rFonts w:hint="default" w:ascii="Times New Roman" w:hAnsi="Times New Roman" w:eastAsia="SimSun" w:cs="Times New Roman"/>
+          <w:sz w:val="24"/>
+          <w:szCs w:val="24"/>
+        </w:rPr>
+        <w:t>JavaScript has primitive and non-primitive data types. Primitive types</w:t>
+      </w:r>
+      <w:r>
+        <w:rPr>
+          <w:rFonts w:hint="default" w:ascii="Times New Roman" w:hAnsi="Times New Roman" w:eastAsia="SimSun" w:cs="Times New Roman"/>
+          <w:sz w:val="24"/>
+          <w:szCs w:val="24"/>
+          <w:lang w:val="en-GB"/>
+        </w:rPr>
+        <w:t>,</w:t>
+      </w:r>
+      <w:r>
+        <w:rPr>
+          <w:rFonts w:hint="default" w:ascii="Times New Roman" w:hAnsi="Times New Roman" w:cs="Times New Roman"/>
+        </w:rPr>
+        <w:t xml:space="preserve">These are </w:t>
+      </w:r>
+      <w:r>
+        <w:rPr>
+          <w:rStyle w:val="8"/>
+          <w:rFonts w:hint="default" w:ascii="Times New Roman" w:hAnsi="Times New Roman" w:cs="Times New Roman"/>
+        </w:rPr>
+        <w:t>basic, single values</w:t>
+      </w:r>
+      <w:r>
+        <w:rPr>
+          <w:rFonts w:hint="default" w:ascii="Times New Roman" w:hAnsi="Times New Roman" w:cs="Times New Roman"/>
+        </w:rPr>
+        <w:t xml:space="preserve"> (immutable)</w:t>
+      </w:r>
+      <w:r>
+        <w:rPr>
+          <w:rFonts w:hint="default" w:ascii="Times New Roman" w:hAnsi="Times New Roman" w:cs="Times New Roman"/>
+          <w:lang w:val="en-GB"/>
+        </w:rPr>
+        <w:t xml:space="preserve"> </w:t>
+      </w:r>
+      <w:r>
+        <w:rPr>
+          <w:rFonts w:hint="default" w:ascii="Times New Roman" w:hAnsi="Times New Roman" w:eastAsia="SimSun" w:cs="Times New Roman"/>
+          <w:sz w:val="24"/>
+          <w:szCs w:val="24"/>
+        </w:rPr>
+        <w:t>include Number (</w:t>
+      </w:r>
+      <w:r>
+        <w:rPr>
+          <w:rStyle w:val="5"/>
+          <w:rFonts w:hint="default" w:ascii="Times New Roman" w:hAnsi="Times New Roman" w:eastAsia="SimSun" w:cs="Times New Roman"/>
+          <w:sz w:val="24"/>
+          <w:szCs w:val="24"/>
+        </w:rPr>
+        <w:t>10</w:t>
+      </w:r>
+      <w:r>
+        <w:rPr>
+          <w:rFonts w:hint="default" w:ascii="Times New Roman" w:hAnsi="Times New Roman" w:eastAsia="SimSun" w:cs="Times New Roman"/>
+          <w:sz w:val="24"/>
+          <w:szCs w:val="24"/>
+        </w:rPr>
+        <w:t>), String (</w:t>
+      </w:r>
+      <w:r>
+        <w:rPr>
+          <w:rStyle w:val="5"/>
+          <w:rFonts w:hint="default" w:ascii="Times New Roman" w:hAnsi="Times New Roman" w:eastAsia="SimSun" w:cs="Times New Roman"/>
+          <w:sz w:val="24"/>
+          <w:szCs w:val="24"/>
+        </w:rPr>
+        <w:t>"Hello"</w:t>
+      </w:r>
+      <w:r>
+        <w:rPr>
+          <w:rFonts w:hint="default" w:ascii="Times New Roman" w:hAnsi="Times New Roman" w:eastAsia="SimSun" w:cs="Times New Roman"/>
+          <w:sz w:val="24"/>
+          <w:szCs w:val="24"/>
+        </w:rPr>
+        <w:t>), Boolean (</w:t>
+      </w:r>
+      <w:r>
+        <w:rPr>
+          <w:rStyle w:val="5"/>
+          <w:rFonts w:hint="default" w:ascii="Times New Roman" w:hAnsi="Times New Roman" w:eastAsia="SimSun" w:cs="Times New Roman"/>
+          <w:sz w:val="24"/>
+          <w:szCs w:val="24"/>
+        </w:rPr>
+        <w:t>true</w:t>
+      </w:r>
+      <w:r>
+        <w:rPr>
+          <w:rFonts w:hint="default" w:ascii="Times New Roman" w:hAnsi="Times New Roman" w:eastAsia="SimSun" w:cs="Times New Roman"/>
+          <w:sz w:val="24"/>
+          <w:szCs w:val="24"/>
+        </w:rPr>
+        <w:t>), Undefined, Null, Symbol, and BigInt. Non-primitive types include Object and Array</w:t>
+      </w:r>
+      <w:r>
+        <w:rPr>
+          <w:rFonts w:hint="default" w:ascii="Times New Roman" w:hAnsi="Times New Roman" w:eastAsia="SimSun" w:cs="Times New Roman"/>
+          <w:sz w:val="24"/>
+          <w:szCs w:val="24"/>
+          <w:lang w:val="en-GB"/>
+        </w:rPr>
+        <w:t>.</w:t>
+      </w:r>
+      <w:r>
+        <w:rPr>
+          <w:rFonts w:hint="default" w:ascii="Times New Roman" w:hAnsi="Times New Roman" w:eastAsia="SimSun" w:cs="Times New Roman"/>
+          <w:sz w:val="24"/>
+          <w:szCs w:val="24"/>
+        </w:rPr>
+        <w:br w:type="textWrapping"/>
+      </w:r>
+      <w:r>
+        <w:rPr>
+          <w:rFonts w:hint="default" w:ascii="Times New Roman" w:hAnsi="Times New Roman" w:eastAsia="SimSun" w:cs="Times New Roman"/>
+          <w:sz w:val="24"/>
+          <w:szCs w:val="24"/>
+        </w:rPr>
+        <w:t xml:space="preserve">Example: </w:t>
+      </w:r>
+      <w:r>
+        <w:rPr>
+          <w:rStyle w:val="5"/>
+          <w:rFonts w:hint="default" w:ascii="Times New Roman" w:hAnsi="Times New Roman" w:eastAsia="SimSun" w:cs="Times New Roman"/>
+          <w:sz w:val="24"/>
+          <w:szCs w:val="24"/>
+        </w:rPr>
+        <w:t>let a = 5; let b = "text";</w:t>
+      </w:r>
+      <w:r>
+        <w:rPr>
+          <w:rFonts w:hint="default" w:ascii="Times New Roman" w:hAnsi="Times New Roman" w:eastAsia="SimSun" w:cs="Times New Roman"/>
+          <w:sz w:val="24"/>
+          <w:szCs w:val="24"/>
+        </w:rPr>
+        <w:br w:type="textWrapping"/>
+      </w:r>
+      <w:r>
+        <w:rPr>
+          <w:rFonts w:hint="default" w:ascii="Times New Roman" w:hAnsi="Times New Roman" w:eastAsia="SimSun" w:cs="Times New Roman"/>
+          <w:sz w:val="24"/>
+          <w:szCs w:val="24"/>
+        </w:rPr>
+        <w:t xml:space="preserve">Arrays: </w:t>
+      </w:r>
+      <w:r>
+        <w:rPr>
+          <w:rStyle w:val="5"/>
+          <w:rFonts w:hint="default" w:ascii="Times New Roman" w:hAnsi="Times New Roman" w:eastAsia="SimSun" w:cs="Times New Roman"/>
+          <w:sz w:val="24"/>
+          <w:szCs w:val="24"/>
+        </w:rPr>
+        <w:t>[1,2,3]</w:t>
+      </w:r>
+      <w:r>
+        <w:rPr>
+          <w:rFonts w:hint="default" w:ascii="Times New Roman" w:hAnsi="Times New Roman" w:eastAsia="SimSun" w:cs="Times New Roman"/>
+          <w:sz w:val="24"/>
+          <w:szCs w:val="24"/>
+        </w:rPr>
+        <w:t>.</w:t>
+      </w:r>
+    </w:p>
+    <w:p>
+      <w:pPr>
+        <w:keepNext w:val="0"/>
+        <w:keepLines w:val="0"/>
+        <w:widowControl/>
+        <w:suppressLineNumbers w:val="0"/>
+        <w:jc w:val="both"/>
+        <w:rPr>
+          <w:rFonts w:hint="default" w:ascii="Times New Roman" w:hAnsi="Times New Roman" w:eastAsia="TimesNewRomanPS-BoldMT" w:cs="Times New Roman"/>
+          <w:b/>
+          <w:bCs/>
+          <w:color w:val="000000"/>
+          <w:kern w:val="0"/>
+          <w:sz w:val="28"/>
+          <w:szCs w:val="28"/>
+          <w:lang w:val="en-US" w:eastAsia="zh-CN" w:bidi="ar"/>
+        </w:rPr>
+      </w:pPr>
+    </w:p>
+    <w:p>
+      <w:pPr>
+        <w:keepNext w:val="0"/>
+        <w:keepLines w:val="0"/>
+        <w:widowControl/>
+        <w:suppressLineNumbers w:val="0"/>
+        <w:jc w:val="both"/>
+        <w:rPr>
+          <w:rFonts w:hint="default" w:ascii="Times New Roman" w:hAnsi="Times New Roman" w:cs="Times New Roman"/>
+        </w:rPr>
+      </w:pPr>
+      <w:r>
+        <w:rPr>
+          <w:rFonts w:hint="default" w:ascii="Times New Roman" w:hAnsi="Times New Roman" w:eastAsia="TimesNewRomanPS-BoldMT" w:cs="Times New Roman"/>
+          <w:b/>
+          <w:bCs/>
+          <w:color w:val="000000"/>
+          <w:kern w:val="0"/>
+          <w:sz w:val="28"/>
+          <w:szCs w:val="28"/>
+          <w:lang w:val="en-US" w:eastAsia="zh-CN" w:bidi="ar"/>
+        </w:rPr>
+        <w:t>Question 3: What is the difference between undefined and null in</w:t>
+      </w:r>
+    </w:p>
+    <w:p>
+      <w:pPr>
+        <w:keepNext w:val="0"/>
+        <w:keepLines w:val="0"/>
+        <w:widowControl/>
+        <w:suppressLineNumbers w:val="0"/>
+        <w:jc w:val="both"/>
+        <w:rPr>
+          <w:rFonts w:hint="default" w:ascii="Times New Roman" w:hAnsi="Times New Roman" w:cs="Times New Roman"/>
+        </w:rPr>
+      </w:pPr>
+      <w:r>
+        <w:rPr>
+          <w:rFonts w:hint="default" w:ascii="Times New Roman" w:hAnsi="Times New Roman" w:eastAsia="TimesNewRomanPS-BoldMT" w:cs="Times New Roman"/>
+          <w:b/>
+          <w:bCs/>
+          <w:color w:val="000000"/>
+          <w:kern w:val="0"/>
+          <w:sz w:val="28"/>
+          <w:szCs w:val="28"/>
+          <w:lang w:val="en-US" w:eastAsia="zh-CN" w:bidi="ar"/>
+        </w:rPr>
+        <w:t>JavaScript?</w:t>
+      </w:r>
+    </w:p>
+    <w:p>
+      <w:pPr>
+        <w:keepNext w:val="0"/>
+        <w:keepLines w:val="0"/>
+        <w:widowControl/>
+        <w:suppressLineNumbers w:val="0"/>
+        <w:jc w:val="both"/>
+        <w:rPr>
+          <w:rFonts w:hint="default" w:ascii="Times New Roman" w:hAnsi="Times New Roman" w:eastAsia="TimesNewRomanPS-BoldMT" w:cs="Times New Roman"/>
+          <w:b/>
+          <w:bCs/>
+          <w:color w:val="000000"/>
+          <w:kern w:val="0"/>
+          <w:sz w:val="28"/>
+          <w:szCs w:val="28"/>
+          <w:lang w:val="en-US" w:eastAsia="zh-CN" w:bidi="ar"/>
+        </w:rPr>
       </w:pPr>
       <w:r>
         <w:rPr>
@@ -504,214 +1170,724 @@
         </w:rPr>
         <w:t xml:space="preserve">Ans:- </w:t>
       </w:r>
-      <w:r>
-        <w:rPr>
-          <w:rFonts w:hint="default" w:ascii="Times New Roman" w:hAnsi="Times New Roman" w:eastAsia="TimesNewRomanPS-BoldMT" w:cs="Times New Roman"/>
-          <w:b/>
-          <w:bCs/>
-          <w:color w:val="000000"/>
-          <w:kern w:val="0"/>
-          <w:sz w:val="28"/>
-          <w:szCs w:val="28"/>
-          <w:lang w:val="en-GB" w:eastAsia="zh-CN" w:bidi="ar"/>
-        </w:rPr>
-        <w:t xml:space="preserve"> </w:t>
-      </w:r>
-    </w:p>
-    <w:p>
-      <w:pPr>
-        <w:keepNext w:val="0"/>
-        <w:keepLines w:val="0"/>
-        <w:widowControl/>
-        <w:suppressLineNumbers w:val="0"/>
-        <w:jc w:val="both"/>
-        <w:rPr>
-          <w:rFonts w:hint="default" w:ascii="Times New Roman" w:hAnsi="Times New Roman" w:eastAsia="TimesNewRomanPS-BoldMT" w:cs="Times New Roman"/>
-          <w:b/>
-          <w:bCs/>
-          <w:color w:val="000000"/>
-          <w:kern w:val="0"/>
-          <w:sz w:val="28"/>
-          <w:szCs w:val="28"/>
-          <w:lang w:val="en-GB" w:eastAsia="zh-CN" w:bidi="ar"/>
-        </w:rPr>
-      </w:pPr>
-    </w:p>
-    <w:p>
-      <w:pPr>
-        <w:keepNext w:val="0"/>
-        <w:keepLines w:val="0"/>
-        <w:widowControl/>
-        <w:suppressLineNumbers w:val="0"/>
-        <w:jc w:val="both"/>
-        <w:rPr>
-          <w:rFonts w:hint="default" w:ascii="Times New Roman" w:hAnsi="Times New Roman" w:cs="Times New Roman"/>
-        </w:rPr>
-      </w:pPr>
-      <w:r>
-        <w:rPr>
-          <w:rFonts w:hint="default" w:ascii="Times New Roman" w:hAnsi="Times New Roman" w:eastAsia="TimesNewRomanPS-BoldMT" w:cs="Times New Roman"/>
-          <w:b/>
-          <w:bCs/>
-          <w:color w:val="000000"/>
-          <w:kern w:val="0"/>
-          <w:sz w:val="28"/>
-          <w:szCs w:val="28"/>
-          <w:lang w:val="en-US" w:eastAsia="zh-CN" w:bidi="ar"/>
-        </w:rPr>
-        <w:t>Question 2: Explain the different data types in JavaScript. Provide</w:t>
-      </w:r>
-    </w:p>
-    <w:p>
-      <w:pPr>
-        <w:keepNext w:val="0"/>
-        <w:keepLines w:val="0"/>
-        <w:widowControl/>
-        <w:suppressLineNumbers w:val="0"/>
-        <w:jc w:val="both"/>
-        <w:rPr>
-          <w:rFonts w:hint="default" w:ascii="Times New Roman" w:hAnsi="Times New Roman" w:cs="Times New Roman"/>
-        </w:rPr>
-      </w:pPr>
-      <w:r>
-        <w:rPr>
-          <w:rFonts w:hint="default" w:ascii="Times New Roman" w:hAnsi="Times New Roman" w:eastAsia="TimesNewRomanPS-BoldMT" w:cs="Times New Roman"/>
-          <w:b/>
-          <w:bCs/>
-          <w:color w:val="000000"/>
-          <w:kern w:val="0"/>
-          <w:sz w:val="28"/>
-          <w:szCs w:val="28"/>
-          <w:lang w:val="en-US" w:eastAsia="zh-CN" w:bidi="ar"/>
-        </w:rPr>
-        <w:t>examples for each.</w:t>
-      </w:r>
-    </w:p>
-    <w:p>
-      <w:pPr>
-        <w:keepNext w:val="0"/>
-        <w:keepLines w:val="0"/>
-        <w:widowControl/>
-        <w:suppressLineNumbers w:val="0"/>
-        <w:jc w:val="both"/>
-        <w:rPr>
-          <w:rFonts w:hint="default" w:ascii="Times New Roman" w:hAnsi="Times New Roman" w:cs="Times New Roman"/>
-        </w:rPr>
-      </w:pPr>
-      <w:r>
-        <w:rPr>
-          <w:rFonts w:hint="default" w:ascii="Times New Roman" w:hAnsi="Times New Roman" w:eastAsia="TimesNewRomanPS-BoldMT" w:cs="Times New Roman"/>
-          <w:b/>
-          <w:bCs/>
-          <w:color w:val="000000"/>
-          <w:kern w:val="0"/>
-          <w:sz w:val="28"/>
-          <w:szCs w:val="28"/>
-          <w:lang w:val="en-US" w:eastAsia="zh-CN" w:bidi="ar"/>
-        </w:rPr>
-        <w:t>Ans:-</w:t>
-      </w:r>
-    </w:p>
-    <w:p>
-      <w:pPr>
-        <w:keepNext w:val="0"/>
-        <w:keepLines w:val="0"/>
-        <w:widowControl/>
-        <w:suppressLineNumbers w:val="0"/>
-        <w:jc w:val="both"/>
-        <w:rPr>
-          <w:rFonts w:hint="default" w:ascii="Times New Roman" w:hAnsi="Times New Roman" w:eastAsia="TimesNewRomanPS-BoldMT" w:cs="Times New Roman"/>
-          <w:b/>
-          <w:bCs/>
-          <w:color w:val="000000"/>
-          <w:kern w:val="0"/>
-          <w:sz w:val="28"/>
-          <w:szCs w:val="28"/>
-          <w:lang w:val="en-US" w:eastAsia="zh-CN" w:bidi="ar"/>
-        </w:rPr>
-      </w:pPr>
-    </w:p>
-    <w:p>
-      <w:pPr>
-        <w:keepNext w:val="0"/>
-        <w:keepLines w:val="0"/>
-        <w:widowControl/>
-        <w:suppressLineNumbers w:val="0"/>
-        <w:jc w:val="both"/>
-        <w:rPr>
-          <w:rFonts w:hint="default" w:ascii="Times New Roman" w:hAnsi="Times New Roman" w:cs="Times New Roman"/>
-        </w:rPr>
-      </w:pPr>
-      <w:r>
-        <w:rPr>
-          <w:rFonts w:hint="default" w:ascii="Times New Roman" w:hAnsi="Times New Roman" w:eastAsia="TimesNewRomanPS-BoldMT" w:cs="Times New Roman"/>
-          <w:b/>
-          <w:bCs/>
-          <w:color w:val="000000"/>
-          <w:kern w:val="0"/>
-          <w:sz w:val="28"/>
-          <w:szCs w:val="28"/>
-          <w:lang w:val="en-US" w:eastAsia="zh-CN" w:bidi="ar"/>
-        </w:rPr>
-        <w:t>Question 3: What is the difference between undefined and null in</w:t>
-      </w:r>
-    </w:p>
-    <w:p>
-      <w:pPr>
-        <w:keepNext w:val="0"/>
-        <w:keepLines w:val="0"/>
-        <w:widowControl/>
-        <w:suppressLineNumbers w:val="0"/>
-        <w:jc w:val="both"/>
-        <w:rPr>
-          <w:rFonts w:hint="default" w:ascii="Times New Roman" w:hAnsi="Times New Roman" w:cs="Times New Roman"/>
-        </w:rPr>
-      </w:pPr>
-      <w:r>
-        <w:rPr>
-          <w:rFonts w:hint="default" w:ascii="Times New Roman" w:hAnsi="Times New Roman" w:eastAsia="TimesNewRomanPS-BoldMT" w:cs="Times New Roman"/>
-          <w:b/>
-          <w:bCs/>
-          <w:color w:val="000000"/>
-          <w:kern w:val="0"/>
-          <w:sz w:val="28"/>
-          <w:szCs w:val="28"/>
-          <w:lang w:val="en-US" w:eastAsia="zh-CN" w:bidi="ar"/>
-        </w:rPr>
-        <w:t>JavaScript?</w:t>
-      </w:r>
-    </w:p>
-    <w:p>
-      <w:pPr>
-        <w:keepNext w:val="0"/>
-        <w:keepLines w:val="0"/>
-        <w:widowControl/>
-        <w:suppressLineNumbers w:val="0"/>
-        <w:jc w:val="both"/>
-        <w:rPr>
-          <w:rFonts w:hint="default" w:ascii="Times New Roman" w:hAnsi="Times New Roman" w:eastAsia="TimesNewRomanPS-BoldMT" w:cs="Times New Roman"/>
-          <w:b/>
-          <w:bCs/>
-          <w:color w:val="000000"/>
-          <w:kern w:val="0"/>
-          <w:sz w:val="28"/>
-          <w:szCs w:val="28"/>
-          <w:lang w:val="en-US" w:eastAsia="zh-CN" w:bidi="ar"/>
-        </w:rPr>
-      </w:pPr>
-      <w:r>
-        <w:rPr>
-          <w:rFonts w:hint="default" w:ascii="Times New Roman" w:hAnsi="Times New Roman" w:eastAsia="TimesNewRomanPS-BoldMT" w:cs="Times New Roman"/>
-          <w:b/>
-          <w:bCs/>
-          <w:color w:val="000000"/>
-          <w:kern w:val="0"/>
-          <w:sz w:val="28"/>
-          <w:szCs w:val="28"/>
-          <w:lang w:val="en-US" w:eastAsia="zh-CN" w:bidi="ar"/>
-        </w:rPr>
-        <w:t xml:space="preserve">Ans:- </w:t>
-      </w:r>
+    </w:p>
+    <w:p>
+      <w:pPr>
+        <w:keepNext w:val="0"/>
+        <w:keepLines w:val="0"/>
+        <w:widowControl/>
+        <w:suppressLineNumbers w:val="0"/>
+        <w:jc w:val="both"/>
+        <w:rPr>
+          <w:rFonts w:hint="default" w:ascii="Times New Roman" w:hAnsi="Times New Roman" w:eastAsia="TimesNewRomanPS-BoldMT" w:cs="Times New Roman"/>
+          <w:b/>
+          <w:bCs/>
+          <w:color w:val="000000"/>
+          <w:kern w:val="0"/>
+          <w:sz w:val="28"/>
+          <w:szCs w:val="28"/>
+          <w:lang w:val="en-US" w:eastAsia="zh-CN" w:bidi="ar"/>
+        </w:rPr>
+      </w:pPr>
+    </w:p>
+    <w:tbl>
+      <w:tblPr>
+        <w:tblStyle w:val="9"/>
+        <w:tblW w:w="0" w:type="auto"/>
+        <w:tblInd w:w="0" w:type="dxa"/>
+        <w:tblBorders>
+          <w:top w:val="single" w:color="auto" w:sz="4" w:space="0"/>
+          <w:left w:val="single" w:color="auto" w:sz="4" w:space="0"/>
+          <w:bottom w:val="single" w:color="auto" w:sz="4" w:space="0"/>
+          <w:right w:val="single" w:color="auto" w:sz="4" w:space="0"/>
+          <w:insideH w:val="single" w:color="auto" w:sz="4" w:space="0"/>
+          <w:insideV w:val="single" w:color="auto" w:sz="4" w:space="0"/>
+        </w:tblBorders>
+        <w:tblLayout w:type="autofit"/>
+        <w:tblCellMar>
+          <w:top w:w="0" w:type="dxa"/>
+          <w:left w:w="108" w:type="dxa"/>
+          <w:bottom w:w="0" w:type="dxa"/>
+          <w:right w:w="108" w:type="dxa"/>
+        </w:tblCellMar>
+      </w:tblPr>
+      <w:tblGrid>
+        <w:gridCol w:w="4294"/>
+        <w:gridCol w:w="4228"/>
+      </w:tblGrid>
+      <w:tr>
+        <w:tblPrEx>
+          <w:tblBorders>
+            <w:top w:val="single" w:color="auto" w:sz="4" w:space="0"/>
+            <w:left w:val="single" w:color="auto" w:sz="4" w:space="0"/>
+            <w:bottom w:val="single" w:color="auto" w:sz="4" w:space="0"/>
+            <w:right w:val="single" w:color="auto" w:sz="4" w:space="0"/>
+            <w:insideH w:val="single" w:color="auto" w:sz="4" w:space="0"/>
+            <w:insideV w:val="single" w:color="auto" w:sz="4" w:space="0"/>
+          </w:tblBorders>
+          <w:tblCellMar>
+            <w:top w:w="0" w:type="dxa"/>
+            <w:left w:w="108" w:type="dxa"/>
+            <w:bottom w:w="0" w:type="dxa"/>
+            <w:right w:w="108" w:type="dxa"/>
+          </w:tblCellMar>
+        </w:tblPrEx>
+        <w:tc>
+          <w:tcPr>
+            <w:tcW w:w="4675" w:type="dxa"/>
+            <w:vAlign w:val="bottom"/>
+          </w:tcPr>
+          <w:p>
+            <w:pPr>
+              <w:spacing w:after="0" w:line="240" w:lineRule="auto"/>
+              <w:jc w:val="center"/>
+              <w:rPr>
+                <w:rFonts w:hint="default" w:ascii="Times New Roman" w:hAnsi="Times New Roman" w:cs="Times New Roman"/>
+                <w:b/>
+                <w:bCs/>
+                <w:sz w:val="28"/>
+                <w:szCs w:val="28"/>
+              </w:rPr>
+            </w:pPr>
+            <w:r>
+              <w:rPr>
+                <w:rFonts w:hint="default" w:ascii="Times New Roman" w:hAnsi="Times New Roman" w:eastAsia="Times New Roman" w:cs="Times New Roman"/>
+                <w:b/>
+                <w:bCs/>
+                <w:color w:val="273239"/>
+                <w:sz w:val="28"/>
+                <w:szCs w:val="28"/>
+              </w:rPr>
+              <w:t>undefined</w:t>
+            </w:r>
+          </w:p>
+        </w:tc>
+        <w:tc>
+          <w:tcPr>
+            <w:tcW w:w="4675" w:type="dxa"/>
+            <w:vAlign w:val="bottom"/>
+          </w:tcPr>
+          <w:p>
+            <w:pPr>
+              <w:spacing w:after="0" w:line="240" w:lineRule="auto"/>
+              <w:jc w:val="center"/>
+              <w:rPr>
+                <w:rFonts w:hint="default" w:ascii="Times New Roman" w:hAnsi="Times New Roman" w:cs="Times New Roman"/>
+                <w:b/>
+                <w:bCs/>
+                <w:sz w:val="28"/>
+                <w:szCs w:val="28"/>
+              </w:rPr>
+            </w:pPr>
+            <w:r>
+              <w:rPr>
+                <w:rFonts w:hint="default" w:ascii="Times New Roman" w:hAnsi="Times New Roman" w:eastAsia="Times New Roman" w:cs="Times New Roman"/>
+                <w:b/>
+                <w:bCs/>
+                <w:color w:val="273239"/>
+                <w:sz w:val="28"/>
+                <w:szCs w:val="28"/>
+              </w:rPr>
+              <w:t>Null</w:t>
+            </w:r>
+          </w:p>
+        </w:tc>
+      </w:tr>
+      <w:tr>
+        <w:tblPrEx>
+          <w:tblBorders>
+            <w:top w:val="single" w:color="auto" w:sz="4" w:space="0"/>
+            <w:left w:val="single" w:color="auto" w:sz="4" w:space="0"/>
+            <w:bottom w:val="single" w:color="auto" w:sz="4" w:space="0"/>
+            <w:right w:val="single" w:color="auto" w:sz="4" w:space="0"/>
+            <w:insideH w:val="single" w:color="auto" w:sz="4" w:space="0"/>
+            <w:insideV w:val="single" w:color="auto" w:sz="4" w:space="0"/>
+          </w:tblBorders>
+          <w:tblCellMar>
+            <w:top w:w="0" w:type="dxa"/>
+            <w:left w:w="108" w:type="dxa"/>
+            <w:bottom w:w="0" w:type="dxa"/>
+            <w:right w:w="108" w:type="dxa"/>
+          </w:tblCellMar>
+        </w:tblPrEx>
+        <w:tc>
+          <w:tcPr>
+            <w:tcW w:w="4675" w:type="dxa"/>
+            <w:vAlign w:val="center"/>
+          </w:tcPr>
+          <w:p>
+            <w:pPr>
+              <w:spacing w:after="0" w:line="240" w:lineRule="auto"/>
+              <w:rPr>
+                <w:rFonts w:hint="default" w:ascii="Times New Roman" w:hAnsi="Times New Roman" w:cs="Times New Roman"/>
+                <w:b/>
+                <w:bCs/>
+                <w:sz w:val="24"/>
+                <w:szCs w:val="24"/>
+              </w:rPr>
+            </w:pPr>
+            <w:r>
+              <w:rPr>
+                <w:rFonts w:hint="default" w:ascii="Times New Roman" w:hAnsi="Times New Roman" w:eastAsia="Times New Roman" w:cs="Times New Roman"/>
+                <w:color w:val="273239"/>
+                <w:sz w:val="24"/>
+                <w:szCs w:val="24"/>
+              </w:rPr>
+              <w:t>Indicates a variable that has been declared but not yet assigned a value.</w:t>
+            </w:r>
+          </w:p>
+        </w:tc>
+        <w:tc>
+          <w:tcPr>
+            <w:tcW w:w="4675" w:type="dxa"/>
+            <w:vAlign w:val="center"/>
+          </w:tcPr>
+          <w:p>
+            <w:pPr>
+              <w:spacing w:after="0" w:line="240" w:lineRule="auto"/>
+              <w:rPr>
+                <w:rFonts w:hint="default" w:ascii="Times New Roman" w:hAnsi="Times New Roman" w:cs="Times New Roman"/>
+                <w:b/>
+                <w:bCs/>
+                <w:sz w:val="24"/>
+                <w:szCs w:val="24"/>
+              </w:rPr>
+            </w:pPr>
+            <w:r>
+              <w:rPr>
+                <w:rFonts w:hint="default" w:ascii="Times New Roman" w:hAnsi="Times New Roman" w:eastAsia="Times New Roman" w:cs="Times New Roman"/>
+                <w:color w:val="273239"/>
+                <w:sz w:val="24"/>
+                <w:szCs w:val="24"/>
+              </w:rPr>
+              <w:t>Represents the intentional absence of any object value.</w:t>
+            </w:r>
+          </w:p>
+        </w:tc>
+      </w:tr>
+      <w:tr>
+        <w:tblPrEx>
+          <w:tblBorders>
+            <w:top w:val="single" w:color="auto" w:sz="4" w:space="0"/>
+            <w:left w:val="single" w:color="auto" w:sz="4" w:space="0"/>
+            <w:bottom w:val="single" w:color="auto" w:sz="4" w:space="0"/>
+            <w:right w:val="single" w:color="auto" w:sz="4" w:space="0"/>
+            <w:insideH w:val="single" w:color="auto" w:sz="4" w:space="0"/>
+            <w:insideV w:val="single" w:color="auto" w:sz="4" w:space="0"/>
+          </w:tblBorders>
+          <w:tblCellMar>
+            <w:top w:w="0" w:type="dxa"/>
+            <w:left w:w="108" w:type="dxa"/>
+            <w:bottom w:w="0" w:type="dxa"/>
+            <w:right w:w="108" w:type="dxa"/>
+          </w:tblCellMar>
+        </w:tblPrEx>
+        <w:tc>
+          <w:tcPr>
+            <w:tcW w:w="4675" w:type="dxa"/>
+            <w:vAlign w:val="center"/>
+          </w:tcPr>
+          <w:p>
+            <w:pPr>
+              <w:spacing w:after="0" w:line="240" w:lineRule="auto"/>
+              <w:rPr>
+                <w:rFonts w:hint="default" w:ascii="Times New Roman" w:hAnsi="Times New Roman" w:cs="Times New Roman"/>
+                <w:b/>
+                <w:bCs/>
+                <w:sz w:val="24"/>
+                <w:szCs w:val="24"/>
+              </w:rPr>
+            </w:pPr>
+            <w:r>
+              <w:rPr>
+                <w:rFonts w:hint="default" w:ascii="Times New Roman" w:hAnsi="Times New Roman" w:eastAsia="Times New Roman" w:cs="Times New Roman"/>
+                <w:color w:val="273239"/>
+                <w:sz w:val="24"/>
+                <w:szCs w:val="24"/>
+              </w:rPr>
+              <w:t>Primitive data type in JavaScript.</w:t>
+            </w:r>
+          </w:p>
+        </w:tc>
+        <w:tc>
+          <w:tcPr>
+            <w:tcW w:w="4675" w:type="dxa"/>
+            <w:vAlign w:val="center"/>
+          </w:tcPr>
+          <w:p>
+            <w:pPr>
+              <w:spacing w:after="0" w:line="240" w:lineRule="auto"/>
+              <w:rPr>
+                <w:rFonts w:hint="default" w:ascii="Times New Roman" w:hAnsi="Times New Roman" w:cs="Times New Roman"/>
+                <w:b/>
+                <w:bCs/>
+                <w:sz w:val="24"/>
+                <w:szCs w:val="24"/>
+              </w:rPr>
+            </w:pPr>
+            <w:r>
+              <w:rPr>
+                <w:rFonts w:hint="default" w:ascii="Times New Roman" w:hAnsi="Times New Roman" w:eastAsia="Times New Roman" w:cs="Times New Roman"/>
+                <w:color w:val="273239"/>
+                <w:sz w:val="24"/>
+                <w:szCs w:val="24"/>
+              </w:rPr>
+              <w:t>Primitive data type in JavaScript.</w:t>
+            </w:r>
+          </w:p>
+        </w:tc>
+      </w:tr>
+      <w:tr>
+        <w:tblPrEx>
+          <w:tblBorders>
+            <w:top w:val="single" w:color="auto" w:sz="4" w:space="0"/>
+            <w:left w:val="single" w:color="auto" w:sz="4" w:space="0"/>
+            <w:bottom w:val="single" w:color="auto" w:sz="4" w:space="0"/>
+            <w:right w:val="single" w:color="auto" w:sz="4" w:space="0"/>
+            <w:insideH w:val="single" w:color="auto" w:sz="4" w:space="0"/>
+            <w:insideV w:val="single" w:color="auto" w:sz="4" w:space="0"/>
+          </w:tblBorders>
+          <w:tblCellMar>
+            <w:top w:w="0" w:type="dxa"/>
+            <w:left w:w="108" w:type="dxa"/>
+            <w:bottom w:w="0" w:type="dxa"/>
+            <w:right w:w="108" w:type="dxa"/>
+          </w:tblCellMar>
+        </w:tblPrEx>
+        <w:tc>
+          <w:tcPr>
+            <w:tcW w:w="4675" w:type="dxa"/>
+            <w:vAlign w:val="center"/>
+          </w:tcPr>
+          <w:p>
+            <w:pPr>
+              <w:spacing w:after="0" w:line="240" w:lineRule="auto"/>
+              <w:rPr>
+                <w:rFonts w:hint="default" w:ascii="Times New Roman" w:hAnsi="Times New Roman" w:cs="Times New Roman"/>
+                <w:b/>
+                <w:bCs/>
+                <w:sz w:val="24"/>
+                <w:szCs w:val="24"/>
+              </w:rPr>
+            </w:pPr>
+            <w:r>
+              <w:rPr>
+                <w:rFonts w:hint="default" w:ascii="Times New Roman" w:hAnsi="Times New Roman" w:eastAsia="Times New Roman" w:cs="Times New Roman"/>
+                <w:color w:val="273239"/>
+                <w:sz w:val="24"/>
+                <w:szCs w:val="24"/>
+              </w:rPr>
+              <w:t>Automatically assigned to variables that are declared but not initialized.</w:t>
+            </w:r>
+          </w:p>
+        </w:tc>
+        <w:tc>
+          <w:tcPr>
+            <w:tcW w:w="4675" w:type="dxa"/>
+            <w:vAlign w:val="center"/>
+          </w:tcPr>
+          <w:p>
+            <w:pPr>
+              <w:spacing w:after="0" w:line="240" w:lineRule="auto"/>
+              <w:rPr>
+                <w:rFonts w:hint="default" w:ascii="Times New Roman" w:hAnsi="Times New Roman" w:cs="Times New Roman"/>
+                <w:b/>
+                <w:bCs/>
+                <w:sz w:val="24"/>
+                <w:szCs w:val="24"/>
+              </w:rPr>
+            </w:pPr>
+            <w:r>
+              <w:rPr>
+                <w:rFonts w:hint="default" w:ascii="Times New Roman" w:hAnsi="Times New Roman" w:eastAsia="Times New Roman" w:cs="Times New Roman"/>
+                <w:color w:val="273239"/>
+                <w:sz w:val="24"/>
+                <w:szCs w:val="24"/>
+              </w:rPr>
+              <w:t>Must be explicitly assigned to a variable.</w:t>
+            </w:r>
+          </w:p>
+        </w:tc>
+      </w:tr>
+      <w:tr>
+        <w:tblPrEx>
+          <w:tblBorders>
+            <w:top w:val="single" w:color="auto" w:sz="4" w:space="0"/>
+            <w:left w:val="single" w:color="auto" w:sz="4" w:space="0"/>
+            <w:bottom w:val="single" w:color="auto" w:sz="4" w:space="0"/>
+            <w:right w:val="single" w:color="auto" w:sz="4" w:space="0"/>
+            <w:insideH w:val="single" w:color="auto" w:sz="4" w:space="0"/>
+            <w:insideV w:val="single" w:color="auto" w:sz="4" w:space="0"/>
+          </w:tblBorders>
+          <w:tblCellMar>
+            <w:top w:w="0" w:type="dxa"/>
+            <w:left w:w="108" w:type="dxa"/>
+            <w:bottom w:w="0" w:type="dxa"/>
+            <w:right w:w="108" w:type="dxa"/>
+          </w:tblCellMar>
+        </w:tblPrEx>
+        <w:tc>
+          <w:tcPr>
+            <w:tcW w:w="4675" w:type="dxa"/>
+            <w:vAlign w:val="center"/>
+          </w:tcPr>
+          <w:p>
+            <w:pPr>
+              <w:spacing w:after="0" w:line="240" w:lineRule="auto"/>
+              <w:rPr>
+                <w:rFonts w:hint="default" w:ascii="Times New Roman" w:hAnsi="Times New Roman" w:cs="Times New Roman"/>
+                <w:b/>
+                <w:bCs/>
+                <w:sz w:val="24"/>
+                <w:szCs w:val="24"/>
+              </w:rPr>
+            </w:pPr>
+            <w:r>
+              <w:rPr>
+                <w:rFonts w:hint="default" w:ascii="Times New Roman" w:hAnsi="Times New Roman" w:eastAsia="Times New Roman" w:cs="Times New Roman"/>
+                <w:color w:val="273239"/>
+                <w:sz w:val="24"/>
+                <w:szCs w:val="24"/>
+              </w:rPr>
+              <w:t>undefined == null // true (loose equality considers them equal).</w:t>
+            </w:r>
+          </w:p>
+        </w:tc>
+        <w:tc>
+          <w:tcPr>
+            <w:tcW w:w="4675" w:type="dxa"/>
+            <w:vAlign w:val="center"/>
+          </w:tcPr>
+          <w:p>
+            <w:pPr>
+              <w:spacing w:after="0" w:line="240" w:lineRule="auto"/>
+              <w:rPr>
+                <w:rFonts w:hint="default" w:ascii="Times New Roman" w:hAnsi="Times New Roman" w:cs="Times New Roman"/>
+                <w:b/>
+                <w:bCs/>
+                <w:sz w:val="24"/>
+                <w:szCs w:val="24"/>
+              </w:rPr>
+            </w:pPr>
+            <w:r>
+              <w:rPr>
+                <w:rFonts w:hint="default" w:ascii="Times New Roman" w:hAnsi="Times New Roman" w:eastAsia="Times New Roman" w:cs="Times New Roman"/>
+                <w:color w:val="273239"/>
+                <w:sz w:val="24"/>
+                <w:szCs w:val="24"/>
+              </w:rPr>
+              <w:t>undefined == null // true (loose equality considers them equal).</w:t>
+            </w:r>
+          </w:p>
+        </w:tc>
+      </w:tr>
+      <w:tr>
+        <w:tblPrEx>
+          <w:tblBorders>
+            <w:top w:val="single" w:color="auto" w:sz="4" w:space="0"/>
+            <w:left w:val="single" w:color="auto" w:sz="4" w:space="0"/>
+            <w:bottom w:val="single" w:color="auto" w:sz="4" w:space="0"/>
+            <w:right w:val="single" w:color="auto" w:sz="4" w:space="0"/>
+            <w:insideH w:val="single" w:color="auto" w:sz="4" w:space="0"/>
+            <w:insideV w:val="single" w:color="auto" w:sz="4" w:space="0"/>
+          </w:tblBorders>
+          <w:tblCellMar>
+            <w:top w:w="0" w:type="dxa"/>
+            <w:left w:w="108" w:type="dxa"/>
+            <w:bottom w:w="0" w:type="dxa"/>
+            <w:right w:w="108" w:type="dxa"/>
+          </w:tblCellMar>
+        </w:tblPrEx>
+        <w:tc>
+          <w:tcPr>
+            <w:tcW w:w="4675" w:type="dxa"/>
+            <w:vAlign w:val="center"/>
+          </w:tcPr>
+          <w:p>
+            <w:pPr>
+              <w:spacing w:after="0" w:line="240" w:lineRule="auto"/>
+              <w:rPr>
+                <w:rFonts w:hint="default" w:ascii="Times New Roman" w:hAnsi="Times New Roman" w:cs="Times New Roman"/>
+                <w:b/>
+                <w:bCs/>
+                <w:sz w:val="24"/>
+                <w:szCs w:val="24"/>
+              </w:rPr>
+            </w:pPr>
+            <w:r>
+              <w:rPr>
+                <w:rFonts w:hint="default" w:ascii="Times New Roman" w:hAnsi="Times New Roman" w:eastAsia="Times New Roman" w:cs="Times New Roman"/>
+                <w:color w:val="273239"/>
+                <w:sz w:val="24"/>
+                <w:szCs w:val="24"/>
+              </w:rPr>
+              <w:t>undefined === null // false (they are not strictly equal in type).</w:t>
+            </w:r>
+          </w:p>
+        </w:tc>
+        <w:tc>
+          <w:tcPr>
+            <w:tcW w:w="4675" w:type="dxa"/>
+            <w:vAlign w:val="center"/>
+          </w:tcPr>
+          <w:p>
+            <w:pPr>
+              <w:spacing w:after="0" w:line="240" w:lineRule="auto"/>
+              <w:rPr>
+                <w:rFonts w:hint="default" w:ascii="Times New Roman" w:hAnsi="Times New Roman" w:cs="Times New Roman"/>
+                <w:b/>
+                <w:bCs/>
+                <w:sz w:val="24"/>
+                <w:szCs w:val="24"/>
+              </w:rPr>
+            </w:pPr>
+            <w:r>
+              <w:rPr>
+                <w:rFonts w:hint="default" w:ascii="Times New Roman" w:hAnsi="Times New Roman" w:eastAsia="Times New Roman" w:cs="Times New Roman"/>
+                <w:color w:val="273239"/>
+                <w:sz w:val="24"/>
+                <w:szCs w:val="24"/>
+              </w:rPr>
+              <w:t>null === undefined // false (they are not strictly equal in type).</w:t>
+            </w:r>
+          </w:p>
+        </w:tc>
+      </w:tr>
+      <w:tr>
+        <w:tblPrEx>
+          <w:tblBorders>
+            <w:top w:val="single" w:color="auto" w:sz="4" w:space="0"/>
+            <w:left w:val="single" w:color="auto" w:sz="4" w:space="0"/>
+            <w:bottom w:val="single" w:color="auto" w:sz="4" w:space="0"/>
+            <w:right w:val="single" w:color="auto" w:sz="4" w:space="0"/>
+            <w:insideH w:val="single" w:color="auto" w:sz="4" w:space="0"/>
+            <w:insideV w:val="single" w:color="auto" w:sz="4" w:space="0"/>
+          </w:tblBorders>
+          <w:tblCellMar>
+            <w:top w:w="0" w:type="dxa"/>
+            <w:left w:w="108" w:type="dxa"/>
+            <w:bottom w:w="0" w:type="dxa"/>
+            <w:right w:w="108" w:type="dxa"/>
+          </w:tblCellMar>
+        </w:tblPrEx>
+        <w:tc>
+          <w:tcPr>
+            <w:tcW w:w="4675" w:type="dxa"/>
+            <w:vAlign w:val="center"/>
+          </w:tcPr>
+          <w:p>
+            <w:pPr>
+              <w:spacing w:after="0" w:line="240" w:lineRule="auto"/>
+              <w:rPr>
+                <w:rFonts w:hint="default" w:ascii="Times New Roman" w:hAnsi="Times New Roman" w:cs="Times New Roman"/>
+                <w:b/>
+                <w:bCs/>
+                <w:sz w:val="24"/>
+                <w:szCs w:val="24"/>
+              </w:rPr>
+            </w:pPr>
+            <w:r>
+              <w:rPr>
+                <w:rFonts w:hint="default" w:ascii="Times New Roman" w:hAnsi="Times New Roman" w:eastAsia="Times New Roman" w:cs="Times New Roman"/>
+                <w:color w:val="273239"/>
+                <w:sz w:val="24"/>
+                <w:szCs w:val="24"/>
+              </w:rPr>
+              <w:t>Used by JavaScript when a variable is not assigned a value.</w:t>
+            </w:r>
+          </w:p>
+        </w:tc>
+        <w:tc>
+          <w:tcPr>
+            <w:tcW w:w="4675" w:type="dxa"/>
+            <w:vAlign w:val="center"/>
+          </w:tcPr>
+          <w:p>
+            <w:pPr>
+              <w:spacing w:after="0" w:line="240" w:lineRule="auto"/>
+              <w:rPr>
+                <w:rFonts w:hint="default" w:ascii="Times New Roman" w:hAnsi="Times New Roman" w:cs="Times New Roman"/>
+                <w:b/>
+                <w:bCs/>
+                <w:sz w:val="24"/>
+                <w:szCs w:val="24"/>
+              </w:rPr>
+            </w:pPr>
+            <w:r>
+              <w:rPr>
+                <w:rFonts w:hint="default" w:ascii="Times New Roman" w:hAnsi="Times New Roman" w:eastAsia="Times New Roman" w:cs="Times New Roman"/>
+                <w:color w:val="273239"/>
+                <w:sz w:val="24"/>
+                <w:szCs w:val="24"/>
+              </w:rPr>
+              <w:t>Used intentionally by developers to indicate "no value" or "empty".</w:t>
+            </w:r>
+          </w:p>
+        </w:tc>
+      </w:tr>
+      <w:tr>
+        <w:tblPrEx>
+          <w:tblBorders>
+            <w:top w:val="single" w:color="auto" w:sz="4" w:space="0"/>
+            <w:left w:val="single" w:color="auto" w:sz="4" w:space="0"/>
+            <w:bottom w:val="single" w:color="auto" w:sz="4" w:space="0"/>
+            <w:right w:val="single" w:color="auto" w:sz="4" w:space="0"/>
+            <w:insideH w:val="single" w:color="auto" w:sz="4" w:space="0"/>
+            <w:insideV w:val="single" w:color="auto" w:sz="4" w:space="0"/>
+          </w:tblBorders>
+          <w:tblCellMar>
+            <w:top w:w="0" w:type="dxa"/>
+            <w:left w:w="108" w:type="dxa"/>
+            <w:bottom w:w="0" w:type="dxa"/>
+            <w:right w:w="108" w:type="dxa"/>
+          </w:tblCellMar>
+        </w:tblPrEx>
+        <w:tc>
+          <w:tcPr>
+            <w:tcW w:w="4675" w:type="dxa"/>
+            <w:vAlign w:val="center"/>
+          </w:tcPr>
+          <w:p>
+            <w:pPr>
+              <w:spacing w:after="0" w:line="240" w:lineRule="auto"/>
+              <w:rPr>
+                <w:rFonts w:hint="default" w:ascii="Times New Roman" w:hAnsi="Times New Roman" w:cs="Times New Roman"/>
+                <w:b/>
+                <w:bCs/>
+                <w:sz w:val="24"/>
+                <w:szCs w:val="24"/>
+              </w:rPr>
+            </w:pPr>
+            <w:r>
+              <w:rPr>
+                <w:rFonts w:hint="default" w:ascii="Times New Roman" w:hAnsi="Times New Roman" w:eastAsia="Times New Roman" w:cs="Times New Roman"/>
+                <w:color w:val="273239"/>
+                <w:sz w:val="24"/>
+                <w:szCs w:val="24"/>
+              </w:rPr>
+              <w:t>undefined is a global property with the value undefined .</w:t>
+            </w:r>
+          </w:p>
+        </w:tc>
+        <w:tc>
+          <w:tcPr>
+            <w:tcW w:w="4675" w:type="dxa"/>
+            <w:vAlign w:val="center"/>
+          </w:tcPr>
+          <w:p>
+            <w:pPr>
+              <w:spacing w:after="0" w:line="240" w:lineRule="auto"/>
+              <w:rPr>
+                <w:rFonts w:hint="default" w:ascii="Times New Roman" w:hAnsi="Times New Roman" w:cs="Times New Roman"/>
+                <w:b/>
+                <w:bCs/>
+                <w:sz w:val="24"/>
+                <w:szCs w:val="24"/>
+              </w:rPr>
+            </w:pPr>
+            <w:r>
+              <w:rPr>
+                <w:rFonts w:hint="default" w:ascii="Times New Roman" w:hAnsi="Times New Roman" w:eastAsia="Times New Roman" w:cs="Times New Roman"/>
+                <w:color w:val="273239"/>
+                <w:sz w:val="24"/>
+                <w:szCs w:val="24"/>
+              </w:rPr>
+              <w:t>null is a global property with the value null .</w:t>
+            </w:r>
+          </w:p>
+        </w:tc>
+      </w:tr>
+      <w:tr>
+        <w:tblPrEx>
+          <w:tblBorders>
+            <w:top w:val="single" w:color="auto" w:sz="4" w:space="0"/>
+            <w:left w:val="single" w:color="auto" w:sz="4" w:space="0"/>
+            <w:bottom w:val="single" w:color="auto" w:sz="4" w:space="0"/>
+            <w:right w:val="single" w:color="auto" w:sz="4" w:space="0"/>
+            <w:insideH w:val="single" w:color="auto" w:sz="4" w:space="0"/>
+            <w:insideV w:val="single" w:color="auto" w:sz="4" w:space="0"/>
+          </w:tblBorders>
+          <w:tblCellMar>
+            <w:top w:w="0" w:type="dxa"/>
+            <w:left w:w="108" w:type="dxa"/>
+            <w:bottom w:w="0" w:type="dxa"/>
+            <w:right w:w="108" w:type="dxa"/>
+          </w:tblCellMar>
+        </w:tblPrEx>
+        <w:tc>
+          <w:tcPr>
+            <w:tcW w:w="4675" w:type="dxa"/>
+            <w:vAlign w:val="center"/>
+          </w:tcPr>
+          <w:p>
+            <w:pPr>
+              <w:spacing w:after="0" w:line="240" w:lineRule="auto"/>
+              <w:rPr>
+                <w:rFonts w:hint="default" w:ascii="Times New Roman" w:hAnsi="Times New Roman" w:cs="Times New Roman"/>
+                <w:b/>
+                <w:bCs/>
+                <w:sz w:val="24"/>
+                <w:szCs w:val="24"/>
+              </w:rPr>
+            </w:pPr>
+            <w:r>
+              <w:rPr>
+                <w:rFonts w:hint="default" w:ascii="Times New Roman" w:hAnsi="Times New Roman" w:eastAsia="Times New Roman" w:cs="Times New Roman"/>
+                <w:color w:val="273239"/>
+                <w:sz w:val="24"/>
+                <w:szCs w:val="24"/>
+              </w:rPr>
+              <w:t>undefined  values are omitted during serialization.</w:t>
+            </w:r>
+          </w:p>
+        </w:tc>
+        <w:tc>
+          <w:tcPr>
+            <w:tcW w:w="4675" w:type="dxa"/>
+            <w:vAlign w:val="center"/>
+          </w:tcPr>
+          <w:p>
+            <w:pPr>
+              <w:spacing w:after="0" w:line="240" w:lineRule="auto"/>
+              <w:rPr>
+                <w:rFonts w:hint="default" w:ascii="Times New Roman" w:hAnsi="Times New Roman" w:cs="Times New Roman"/>
+                <w:b/>
+                <w:bCs/>
+                <w:sz w:val="24"/>
+                <w:szCs w:val="24"/>
+              </w:rPr>
+            </w:pPr>
+            <w:r>
+              <w:rPr>
+                <w:rFonts w:hint="default" w:ascii="Times New Roman" w:hAnsi="Times New Roman" w:eastAsia="Times New Roman" w:cs="Times New Roman"/>
+                <w:color w:val="273239"/>
+                <w:sz w:val="24"/>
+                <w:szCs w:val="24"/>
+              </w:rPr>
+              <w:t>null values are preserved during JSON serialization (e.g., {"key": null} ).</w:t>
+            </w:r>
+          </w:p>
+        </w:tc>
+      </w:tr>
+    </w:tbl>
+    <w:p>
+      <w:pPr>
+        <w:keepNext w:val="0"/>
+        <w:keepLines w:val="0"/>
+        <w:widowControl/>
+        <w:suppressLineNumbers w:val="0"/>
+        <w:jc w:val="both"/>
+        <w:rPr>
+          <w:rFonts w:hint="default" w:ascii="Times New Roman" w:hAnsi="Times New Roman" w:eastAsia="TimesNewRomanPS-BoldMT" w:cs="Times New Roman"/>
+          <w:b/>
+          <w:bCs/>
+          <w:color w:val="000000"/>
+          <w:kern w:val="0"/>
+          <w:sz w:val="28"/>
+          <w:szCs w:val="28"/>
+          <w:lang w:val="en-US" w:eastAsia="zh-CN" w:bidi="ar"/>
+        </w:rPr>
+      </w:pPr>
     </w:p>
     <w:p>
       <w:pPr>
@@ -814,11 +1990,7 @@
     </w:p>
     <w:p>
       <w:pPr>
-        <w:keepNext w:val="0"/>
-        <w:keepLines w:val="0"/>
-        <w:widowControl/>
-        <w:suppressLineNumbers w:val="0"/>
-        <w:jc w:val="both"/>
+        <w:pStyle w:val="7"/>
         <w:rPr>
           <w:rFonts w:hint="default" w:ascii="Times New Roman" w:hAnsi="Times New Roman" w:cs="Times New Roman"/>
         </w:rPr>
@@ -836,23 +2008,241 @@
         </w:rPr>
         <w:t>Ans:-</w:t>
       </w:r>
-    </w:p>
-    <w:p>
-      <w:pPr>
-        <w:keepNext w:val="0"/>
-        <w:keepLines w:val="0"/>
-        <w:widowControl/>
-        <w:suppressLineNumbers w:val="0"/>
-        <w:jc w:val="both"/>
-        <w:rPr>
-          <w:rFonts w:hint="default" w:ascii="Times New Roman" w:hAnsi="Times New Roman" w:eastAsia="TimesNewRomanPS-BoldMT" w:cs="Times New Roman"/>
-          <w:b/>
-          <w:bCs/>
-          <w:color w:val="000000"/>
-          <w:kern w:val="0"/>
-          <w:sz w:val="28"/>
-          <w:szCs w:val="28"/>
-          <w:lang w:val="en-US" w:eastAsia="zh-CN" w:bidi="ar"/>
+      <w:r>
+        <w:rPr>
+          <w:rFonts w:hint="default" w:ascii="Times New Roman" w:hAnsi="Times New Roman" w:cs="Times New Roman"/>
+        </w:rPr>
+        <w:t>JavaScript provides different types of operators to perform operations on variables and values.</w:t>
+      </w:r>
+    </w:p>
+    <w:p>
+      <w:pPr>
+        <w:keepNext w:val="0"/>
+        <w:keepLines w:val="0"/>
+        <w:widowControl/>
+        <w:suppressLineNumbers w:val="0"/>
+        <w:jc w:val="both"/>
+        <w:rPr>
+          <w:rFonts w:hint="default" w:ascii="Times New Roman" w:hAnsi="Times New Roman" w:eastAsia="SimSun" w:cs="Times New Roman"/>
+          <w:sz w:val="24"/>
+          <w:szCs w:val="24"/>
+        </w:rPr>
+      </w:pPr>
+      <w:r>
+        <w:rPr>
+          <w:rFonts w:hint="default" w:ascii="Times New Roman" w:hAnsi="Times New Roman" w:eastAsia="SimSun" w:cs="Times New Roman"/>
+          <w:sz w:val="24"/>
+          <w:szCs w:val="24"/>
+        </w:rPr>
+        <w:t xml:space="preserve">Arithmetic: </w:t>
+      </w:r>
+      <w:r>
+        <w:rPr>
+          <w:rStyle w:val="5"/>
+          <w:rFonts w:hint="default" w:ascii="Times New Roman" w:hAnsi="Times New Roman" w:eastAsia="SimSun" w:cs="Times New Roman"/>
+          <w:sz w:val="24"/>
+          <w:szCs w:val="24"/>
+        </w:rPr>
+        <w:t>+ - * /</w:t>
+      </w:r>
+      <w:r>
+        <w:rPr>
+          <w:rFonts w:hint="default" w:ascii="Times New Roman" w:hAnsi="Times New Roman" w:eastAsia="SimSun" w:cs="Times New Roman"/>
+          <w:sz w:val="24"/>
+          <w:szCs w:val="24"/>
+        </w:rPr>
+        <w:t xml:space="preserve"> (e.g., </w:t>
+      </w:r>
+      <w:r>
+        <w:rPr>
+          <w:rStyle w:val="5"/>
+          <w:rFonts w:hint="default" w:ascii="Times New Roman" w:hAnsi="Times New Roman" w:eastAsia="SimSun" w:cs="Times New Roman"/>
+          <w:sz w:val="24"/>
+          <w:szCs w:val="24"/>
+        </w:rPr>
+        <w:t>2+3=5</w:t>
+      </w:r>
+      <w:r>
+        <w:rPr>
+          <w:rFonts w:hint="default" w:ascii="Times New Roman" w:hAnsi="Times New Roman" w:eastAsia="SimSun" w:cs="Times New Roman"/>
+          <w:sz w:val="24"/>
+          <w:szCs w:val="24"/>
+        </w:rPr>
+        <w:t>)</w:t>
+      </w:r>
+      <w:r>
+        <w:rPr>
+          <w:rFonts w:hint="default" w:ascii="Times New Roman" w:hAnsi="Times New Roman" w:eastAsia="SimSun" w:cs="Times New Roman"/>
+          <w:sz w:val="24"/>
+          <w:szCs w:val="24"/>
+        </w:rPr>
+        <w:br w:type="textWrapping"/>
+      </w:r>
+      <w:r>
+        <w:rPr>
+          <w:rFonts w:hint="default" w:ascii="Times New Roman" w:hAnsi="Times New Roman" w:eastAsia="SimSun" w:cs="Times New Roman"/>
+          <w:sz w:val="24"/>
+          <w:szCs w:val="24"/>
+        </w:rPr>
+        <w:t xml:space="preserve">Assignment: </w:t>
+      </w:r>
+      <w:r>
+        <w:rPr>
+          <w:rStyle w:val="5"/>
+          <w:rFonts w:hint="default" w:ascii="Times New Roman" w:hAnsi="Times New Roman" w:eastAsia="SimSun" w:cs="Times New Roman"/>
+          <w:sz w:val="24"/>
+          <w:szCs w:val="24"/>
+        </w:rPr>
+        <w:t>= +=</w:t>
+      </w:r>
+      <w:r>
+        <w:rPr>
+          <w:rFonts w:hint="default" w:ascii="Times New Roman" w:hAnsi="Times New Roman" w:eastAsia="SimSun" w:cs="Times New Roman"/>
+          <w:sz w:val="24"/>
+          <w:szCs w:val="24"/>
+        </w:rPr>
+        <w:t xml:space="preserve"> (e.g., </w:t>
+      </w:r>
+      <w:r>
+        <w:rPr>
+          <w:rStyle w:val="5"/>
+          <w:rFonts w:hint="default" w:ascii="Times New Roman" w:hAnsi="Times New Roman" w:eastAsia="SimSun" w:cs="Times New Roman"/>
+          <w:sz w:val="24"/>
+          <w:szCs w:val="24"/>
+        </w:rPr>
+        <w:t>x+=2</w:t>
+      </w:r>
+      <w:r>
+        <w:rPr>
+          <w:rFonts w:hint="default" w:ascii="Times New Roman" w:hAnsi="Times New Roman" w:eastAsia="SimSun" w:cs="Times New Roman"/>
+          <w:sz w:val="24"/>
+          <w:szCs w:val="24"/>
+        </w:rPr>
+        <w:t>)</w:t>
+      </w:r>
+      <w:r>
+        <w:rPr>
+          <w:rFonts w:hint="default" w:ascii="Times New Roman" w:hAnsi="Times New Roman" w:eastAsia="SimSun" w:cs="Times New Roman"/>
+          <w:sz w:val="24"/>
+          <w:szCs w:val="24"/>
+        </w:rPr>
+        <w:br w:type="textWrapping"/>
+      </w:r>
+      <w:r>
+        <w:rPr>
+          <w:rFonts w:hint="default" w:ascii="Times New Roman" w:hAnsi="Times New Roman" w:eastAsia="SimSun" w:cs="Times New Roman"/>
+          <w:sz w:val="24"/>
+          <w:szCs w:val="24"/>
+        </w:rPr>
+        <w:t xml:space="preserve">Comparison: </w:t>
+      </w:r>
+      <w:r>
+        <w:rPr>
+          <w:rStyle w:val="5"/>
+          <w:rFonts w:hint="default" w:ascii="Times New Roman" w:hAnsi="Times New Roman" w:eastAsia="SimSun" w:cs="Times New Roman"/>
+          <w:sz w:val="24"/>
+          <w:szCs w:val="24"/>
+        </w:rPr>
+        <w:t>==, &gt;, &lt;</w:t>
+      </w:r>
+      <w:r>
+        <w:rPr>
+          <w:rFonts w:hint="default" w:ascii="Times New Roman" w:hAnsi="Times New Roman" w:eastAsia="SimSun" w:cs="Times New Roman"/>
+          <w:sz w:val="24"/>
+          <w:szCs w:val="24"/>
+        </w:rPr>
+        <w:t xml:space="preserve"> (e.g., </w:t>
+      </w:r>
+      <w:r>
+        <w:rPr>
+          <w:rStyle w:val="5"/>
+          <w:rFonts w:hint="default" w:ascii="Times New Roman" w:hAnsi="Times New Roman" w:eastAsia="SimSun" w:cs="Times New Roman"/>
+          <w:sz w:val="24"/>
+          <w:szCs w:val="24"/>
+        </w:rPr>
+        <w:t>x==5</w:t>
+      </w:r>
+      <w:r>
+        <w:rPr>
+          <w:rFonts w:hint="default" w:ascii="Times New Roman" w:hAnsi="Times New Roman" w:eastAsia="SimSun" w:cs="Times New Roman"/>
+          <w:sz w:val="24"/>
+          <w:szCs w:val="24"/>
+        </w:rPr>
+        <w:t>)</w:t>
+      </w:r>
+      <w:r>
+        <w:rPr>
+          <w:rFonts w:hint="default" w:ascii="Times New Roman" w:hAnsi="Times New Roman" w:eastAsia="SimSun" w:cs="Times New Roman"/>
+          <w:sz w:val="24"/>
+          <w:szCs w:val="24"/>
+        </w:rPr>
+        <w:br w:type="textWrapping"/>
+      </w:r>
+      <w:r>
+        <w:rPr>
+          <w:rFonts w:hint="default" w:ascii="Times New Roman" w:hAnsi="Times New Roman" w:eastAsia="SimSun" w:cs="Times New Roman"/>
+          <w:sz w:val="24"/>
+          <w:szCs w:val="24"/>
+        </w:rPr>
+        <w:t xml:space="preserve">Logical: </w:t>
+      </w:r>
+      <w:r>
+        <w:rPr>
+          <w:rStyle w:val="5"/>
+          <w:rFonts w:hint="default" w:ascii="Times New Roman" w:hAnsi="Times New Roman" w:eastAsia="SimSun" w:cs="Times New Roman"/>
+          <w:sz w:val="24"/>
+          <w:szCs w:val="24"/>
+        </w:rPr>
+        <w:t>&amp;&amp;, ||</w:t>
+      </w:r>
+      <w:r>
+        <w:rPr>
+          <w:rFonts w:hint="default" w:ascii="Times New Roman" w:hAnsi="Times New Roman" w:eastAsia="SimSun" w:cs="Times New Roman"/>
+          <w:sz w:val="24"/>
+          <w:szCs w:val="24"/>
+        </w:rPr>
+        <w:t xml:space="preserve"> (e.g., </w:t>
+      </w:r>
+      <w:r>
+        <w:rPr>
+          <w:rStyle w:val="5"/>
+          <w:rFonts w:hint="default" w:ascii="Times New Roman" w:hAnsi="Times New Roman" w:eastAsia="SimSun" w:cs="Times New Roman"/>
+          <w:sz w:val="24"/>
+          <w:szCs w:val="24"/>
+        </w:rPr>
+        <w:t>true &amp;&amp; false</w:t>
+      </w:r>
+    </w:p>
+    <w:p>
+      <w:pPr>
+        <w:pStyle w:val="7"/>
+        <w:keepNext w:val="0"/>
+        <w:keepLines w:val="0"/>
+        <w:widowControl/>
+        <w:suppressLineNumbers w:val="0"/>
+        <w:rPr>
+          <w:rFonts w:hint="default" w:ascii="Times New Roman" w:hAnsi="Times New Roman" w:cs="Times New Roman"/>
+        </w:rPr>
+      </w:pPr>
+      <w:r>
+        <w:rPr>
+          <w:rFonts w:hint="default" w:ascii="Times New Roman" w:hAnsi="Times New Roman" w:cs="Times New Roman"/>
+        </w:rPr>
+        <w:t>Operators are used to perform operations on variables and values. They are essential for logic building.</w:t>
+      </w:r>
+    </w:p>
+    <w:p>
+      <w:pPr>
+        <w:keepNext w:val="0"/>
+        <w:keepLines w:val="0"/>
+        <w:widowControl/>
+        <w:suppressLineNumbers w:val="0"/>
+        <w:jc w:val="both"/>
+        <w:rPr>
+          <w:rFonts w:hint="default" w:ascii="Times New Roman" w:hAnsi="Times New Roman" w:eastAsia="SimSun" w:cs="Times New Roman"/>
+          <w:sz w:val="24"/>
+          <w:szCs w:val="24"/>
+          <w:lang w:val="en-US" w:eastAsia="zh-CN"/>
         </w:rPr>
       </w:pPr>
     </w:p>
@@ -890,6 +2280,7 @@
         <w:jc w:val="both"/>
         <w:rPr>
           <w:rFonts w:hint="default" w:ascii="Times New Roman" w:hAnsi="Times New Roman" w:cs="Times New Roman"/>
+          <w:lang w:val="en-GB"/>
         </w:rPr>
       </w:pPr>
       <w:r>
@@ -904,6 +2295,104 @@
           <w:lang w:val="en-US" w:eastAsia="zh-CN" w:bidi="ar"/>
         </w:rPr>
         <w:t>Ans:-</w:t>
+      </w:r>
+      <w:r>
+        <w:rPr>
+          <w:rFonts w:hint="default" w:ascii="Times New Roman" w:hAnsi="Times New Roman" w:eastAsia="TimesNewRomanPS-BoldMT" w:cs="Times New Roman"/>
+          <w:b/>
+          <w:bCs/>
+          <w:color w:val="000000"/>
+          <w:kern w:val="0"/>
+          <w:sz w:val="28"/>
+          <w:szCs w:val="28"/>
+          <w:lang w:val="en-GB" w:eastAsia="zh-CN" w:bidi="ar"/>
+        </w:rPr>
+        <w:t xml:space="preserve"> </w:t>
+      </w:r>
+      <w:r>
+        <w:rPr>
+          <w:rStyle w:val="5"/>
+          <w:rFonts w:hint="default" w:ascii="Times New Roman" w:hAnsi="Times New Roman" w:eastAsia="SimSun" w:cs="Times New Roman"/>
+          <w:sz w:val="24"/>
+          <w:szCs w:val="24"/>
+        </w:rPr>
+        <w:t>==</w:t>
+      </w:r>
+      <w:r>
+        <w:rPr>
+          <w:rFonts w:hint="default" w:ascii="Times New Roman" w:hAnsi="Times New Roman" w:eastAsia="SimSun" w:cs="Times New Roman"/>
+          <w:sz w:val="24"/>
+          <w:szCs w:val="24"/>
+        </w:rPr>
+        <w:t xml:space="preserve"> compares values only and does type conversion (loose equality). </w:t>
+      </w:r>
+      <w:r>
+        <w:rPr>
+          <w:rStyle w:val="5"/>
+          <w:rFonts w:hint="default" w:ascii="Times New Roman" w:hAnsi="Times New Roman" w:eastAsia="SimSun" w:cs="Times New Roman"/>
+          <w:sz w:val="24"/>
+          <w:szCs w:val="24"/>
+        </w:rPr>
+        <w:t>===</w:t>
+      </w:r>
+      <w:r>
+        <w:rPr>
+          <w:rFonts w:hint="default" w:ascii="Times New Roman" w:hAnsi="Times New Roman" w:eastAsia="SimSun" w:cs="Times New Roman"/>
+          <w:sz w:val="24"/>
+          <w:szCs w:val="24"/>
+        </w:rPr>
+        <w:t xml:space="preserve"> compares both value and data type (strict equality). Example: </w:t>
+      </w:r>
+      <w:r>
+        <w:rPr>
+          <w:rStyle w:val="5"/>
+          <w:rFonts w:hint="default" w:ascii="Times New Roman" w:hAnsi="Times New Roman" w:eastAsia="SimSun" w:cs="Times New Roman"/>
+          <w:sz w:val="24"/>
+          <w:szCs w:val="24"/>
+        </w:rPr>
+        <w:t>5 == "5"</w:t>
+      </w:r>
+      <w:r>
+        <w:rPr>
+          <w:rFonts w:hint="default" w:ascii="Times New Roman" w:hAnsi="Times New Roman" w:eastAsia="SimSun" w:cs="Times New Roman"/>
+          <w:sz w:val="24"/>
+          <w:szCs w:val="24"/>
+        </w:rPr>
+        <w:t xml:space="preserve"> → true, but </w:t>
+      </w:r>
+      <w:r>
+        <w:rPr>
+          <w:rStyle w:val="5"/>
+          <w:rFonts w:hint="default" w:ascii="Times New Roman" w:hAnsi="Times New Roman" w:eastAsia="SimSun" w:cs="Times New Roman"/>
+          <w:sz w:val="24"/>
+          <w:szCs w:val="24"/>
+        </w:rPr>
+        <w:t>5 === "5"</w:t>
+      </w:r>
+      <w:r>
+        <w:rPr>
+          <w:rFonts w:hint="default" w:ascii="Times New Roman" w:hAnsi="Times New Roman" w:eastAsia="SimSun" w:cs="Times New Roman"/>
+          <w:sz w:val="24"/>
+          <w:szCs w:val="24"/>
+        </w:rPr>
+        <w:t xml:space="preserve"> → false. Always prefer </w:t>
+      </w:r>
+      <w:r>
+        <w:rPr>
+          <w:rStyle w:val="5"/>
+          <w:rFonts w:hint="default" w:ascii="Times New Roman" w:hAnsi="Times New Roman" w:eastAsia="SimSun" w:cs="Times New Roman"/>
+          <w:sz w:val="24"/>
+          <w:szCs w:val="24"/>
+        </w:rPr>
+        <w:t>===</w:t>
+      </w:r>
+      <w:r>
+        <w:rPr>
+          <w:rFonts w:hint="default" w:ascii="Times New Roman" w:hAnsi="Times New Roman" w:eastAsia="SimSun" w:cs="Times New Roman"/>
+          <w:sz w:val="24"/>
+          <w:szCs w:val="24"/>
+        </w:rPr>
+        <w:t xml:space="preserve"> for accurate comparison.</w:t>
       </w:r>
     </w:p>
     <w:p>
@@ -1013,7 +2502,9 @@
         <w:suppressLineNumbers w:val="0"/>
         <w:jc w:val="both"/>
         <w:rPr>
-          <w:rFonts w:hint="default" w:ascii="Times New Roman" w:hAnsi="Times New Roman" w:cs="Times New Roman"/>
+          <w:rFonts w:hint="default" w:ascii="Times New Roman" w:hAnsi="Times New Roman" w:eastAsia="SimSun" w:cs="Times New Roman"/>
+          <w:sz w:val="24"/>
+          <w:szCs w:val="24"/>
         </w:rPr>
       </w:pPr>
       <w:r>
@@ -1029,6 +2520,98 @@
         </w:rPr>
         <w:t xml:space="preserve">Ans:- </w:t>
       </w:r>
+      <w:r>
+        <w:rPr>
+          <w:rFonts w:hint="default" w:ascii="Times New Roman" w:hAnsi="Times New Roman" w:eastAsia="SimSun" w:cs="Times New Roman"/>
+          <w:sz w:val="24"/>
+          <w:szCs w:val="24"/>
+        </w:rPr>
+        <w:t xml:space="preserve">Control flow determines the order in which code executes. </w:t>
+      </w:r>
+      <w:r>
+        <w:rPr>
+          <w:rStyle w:val="5"/>
+          <w:rFonts w:hint="default" w:ascii="Times New Roman" w:hAnsi="Times New Roman" w:eastAsia="SimSun" w:cs="Times New Roman"/>
+          <w:sz w:val="24"/>
+          <w:szCs w:val="24"/>
+        </w:rPr>
+        <w:t>if-else</w:t>
+      </w:r>
+      <w:r>
+        <w:rPr>
+          <w:rFonts w:hint="default" w:ascii="Times New Roman" w:hAnsi="Times New Roman" w:eastAsia="SimSun" w:cs="Times New Roman"/>
+          <w:sz w:val="24"/>
+          <w:szCs w:val="24"/>
+        </w:rPr>
+        <w:t xml:space="preserve"> is used to make decisions based on conditions. If condition is true, </w:t>
+      </w:r>
+      <w:r>
+        <w:rPr>
+          <w:rStyle w:val="5"/>
+          <w:rFonts w:hint="default" w:ascii="Times New Roman" w:hAnsi="Times New Roman" w:eastAsia="SimSun" w:cs="Times New Roman"/>
+          <w:sz w:val="24"/>
+          <w:szCs w:val="24"/>
+        </w:rPr>
+        <w:t>if</w:t>
+      </w:r>
+      <w:r>
+        <w:rPr>
+          <w:rFonts w:hint="default" w:ascii="Times New Roman" w:hAnsi="Times New Roman" w:eastAsia="SimSun" w:cs="Times New Roman"/>
+          <w:sz w:val="24"/>
+          <w:szCs w:val="24"/>
+        </w:rPr>
+        <w:t xml:space="preserve"> block runs, otherwise </w:t>
+      </w:r>
+      <w:r>
+        <w:rPr>
+          <w:rStyle w:val="5"/>
+          <w:rFonts w:hint="default" w:ascii="Times New Roman" w:hAnsi="Times New Roman" w:eastAsia="SimSun" w:cs="Times New Roman"/>
+          <w:sz w:val="24"/>
+          <w:szCs w:val="24"/>
+        </w:rPr>
+        <w:t>else</w:t>
+      </w:r>
+      <w:r>
+        <w:rPr>
+          <w:rFonts w:hint="default" w:ascii="Times New Roman" w:hAnsi="Times New Roman" w:eastAsia="SimSun" w:cs="Times New Roman"/>
+          <w:sz w:val="24"/>
+          <w:szCs w:val="24"/>
+        </w:rPr>
+        <w:t xml:space="preserve"> runs.</w:t>
+      </w:r>
+    </w:p>
+    <w:p>
+      <w:pPr>
+        <w:keepNext w:val="0"/>
+        <w:keepLines w:val="0"/>
+        <w:widowControl/>
+        <w:suppressLineNumbers w:val="0"/>
+        <w:jc w:val="both"/>
+        <w:rPr>
+          <w:rFonts w:hint="default" w:ascii="Times New Roman" w:hAnsi="Times New Roman" w:eastAsia="SimSun" w:cs="Times New Roman"/>
+          <w:sz w:val="24"/>
+          <w:szCs w:val="24"/>
+          <w:lang w:val="en-GB"/>
+        </w:rPr>
+      </w:pPr>
+      <w:r>
+        <w:rPr>
+          <w:rFonts w:hint="default" w:ascii="Times New Roman" w:hAnsi="Times New Roman" w:eastAsia="SimSun" w:cs="Times New Roman"/>
+          <w:sz w:val="24"/>
+          <w:szCs w:val="24"/>
+          <w:lang w:val="en-GB"/>
+        </w:rPr>
+        <w:t xml:space="preserve">Example: </w:t>
+      </w:r>
+      <w:r>
+        <w:rPr>
+          <w:rFonts w:hint="default" w:ascii="Times New Roman" w:hAnsi="Times New Roman" w:eastAsia="SimSun" w:cs="Times New Roman"/>
+          <w:sz w:val="24"/>
+          <w:szCs w:val="24"/>
+          <w:lang w:val="en-GB"/>
+        </w:rPr>
+        <w:t>if (a &gt; 10) { console.log("Big"); } else { console.log("Small"); }</w:t>
+      </w:r>
     </w:p>
     <w:p>
       <w:pPr>
@@ -1066,18 +2649,19 @@
         </w:rPr>
         <w:t>Question 2: Describe how switch statements work in JavaScript. When</w:t>
       </w:r>
-    </w:p>
-    <w:p>
-      <w:pPr>
-        <w:keepNext w:val="0"/>
-        <w:keepLines w:val="0"/>
-        <w:widowControl/>
-        <w:suppressLineNumbers w:val="0"/>
-        <w:jc w:val="both"/>
-        <w:rPr>
-          <w:rFonts w:hint="default" w:ascii="Times New Roman" w:hAnsi="Times New Roman" w:cs="Times New Roman"/>
-        </w:rPr>
-      </w:pPr>
+      <w:r>
+        <w:rPr>
+          <w:rFonts w:hint="default" w:ascii="Times New Roman" w:hAnsi="Times New Roman" w:eastAsia="TimesNewRomanPS-BoldMT" w:cs="Times New Roman"/>
+          <w:b/>
+          <w:bCs/>
+          <w:color w:val="000000"/>
+          <w:kern w:val="0"/>
+          <w:sz w:val="28"/>
+          <w:szCs w:val="28"/>
+          <w:lang w:val="en-GB" w:eastAsia="zh-CN" w:bidi="ar"/>
+        </w:rPr>
+        <w:t xml:space="preserve"> </w:t>
+      </w:r>
       <w:r>
         <w:rPr>
           <w:rFonts w:hint="default" w:ascii="Times New Roman" w:hAnsi="Times New Roman" w:eastAsia="TimesNewRomanPS-BoldMT" w:cs="Times New Roman"/>
@@ -1100,7 +2684,9 @@
         <w:suppressLineNumbers w:val="0"/>
         <w:jc w:val="both"/>
         <w:rPr>
-          <w:rFonts w:hint="default" w:ascii="Times New Roman" w:hAnsi="Times New Roman" w:cs="Times New Roman"/>
+          <w:rFonts w:hint="default" w:ascii="Times New Roman" w:hAnsi="Times New Roman" w:eastAsia="SimSun" w:cs="Times New Roman"/>
+          <w:sz w:val="24"/>
+          <w:szCs w:val="24"/>
         </w:rPr>
       </w:pPr>
       <w:r>
@@ -1115,6 +2701,76 @@
           <w:lang w:val="en-US" w:eastAsia="zh-CN" w:bidi="ar"/>
         </w:rPr>
         <w:t>Ans:-</w:t>
+      </w:r>
+      <w:r>
+        <w:rPr>
+          <w:rFonts w:hint="default" w:ascii="Times New Roman" w:hAnsi="Times New Roman" w:eastAsia="TimesNewRomanPS-BoldMT" w:cs="Times New Roman"/>
+          <w:b/>
+          <w:bCs/>
+          <w:color w:val="000000"/>
+          <w:kern w:val="0"/>
+          <w:sz w:val="28"/>
+          <w:szCs w:val="28"/>
+          <w:lang w:val="en-GB" w:eastAsia="zh-CN" w:bidi="ar"/>
+        </w:rPr>
+        <w:t xml:space="preserve"> </w:t>
+      </w:r>
+      <w:r>
+        <w:rPr>
+          <w:rFonts w:hint="default" w:ascii="Times New Roman" w:hAnsi="Times New Roman" w:eastAsia="SimSun" w:cs="Times New Roman"/>
+          <w:sz w:val="24"/>
+          <w:szCs w:val="24"/>
+        </w:rPr>
+        <w:t xml:space="preserve">A switch statement checks a variable against multiple cases. It is used when there are many conditions based on one value. Each case ends with </w:t>
+      </w:r>
+      <w:r>
+        <w:rPr>
+          <w:rStyle w:val="5"/>
+          <w:rFonts w:hint="default" w:ascii="Times New Roman" w:hAnsi="Times New Roman" w:eastAsia="SimSun" w:cs="Times New Roman"/>
+          <w:sz w:val="24"/>
+          <w:szCs w:val="24"/>
+        </w:rPr>
+        <w:t>break</w:t>
+      </w:r>
+      <w:r>
+        <w:rPr>
+          <w:rFonts w:hint="default" w:ascii="Times New Roman" w:hAnsi="Times New Roman" w:eastAsia="SimSun" w:cs="Times New Roman"/>
+          <w:sz w:val="24"/>
+          <w:szCs w:val="24"/>
+        </w:rPr>
+        <w:t xml:space="preserve"> to stop execution. It is cleaner than multiple if-else for fixed values. Use switch when checking one variable with many options.</w:t>
+      </w:r>
+    </w:p>
+    <w:p>
+      <w:pPr>
+        <w:keepNext w:val="0"/>
+        <w:keepLines w:val="0"/>
+        <w:widowControl/>
+        <w:suppressLineNumbers w:val="0"/>
+        <w:jc w:val="both"/>
+        <w:rPr>
+          <w:rFonts w:hint="default" w:ascii="Times New Roman" w:hAnsi="Times New Roman" w:eastAsia="SimSun" w:cs="Times New Roman"/>
+          <w:sz w:val="24"/>
+          <w:szCs w:val="24"/>
+          <w:lang w:val="en-GB"/>
+        </w:rPr>
+      </w:pPr>
+      <w:r>
+        <w:rPr>
+          <w:rFonts w:hint="default" w:ascii="Times New Roman" w:hAnsi="Times New Roman" w:eastAsia="SimSun" w:cs="Times New Roman"/>
+          <w:sz w:val="24"/>
+          <w:szCs w:val="24"/>
+        </w:rPr>
+        <w:t xml:space="preserve">Example: </w:t>
+      </w:r>
+      <w:r>
+        <w:rPr>
+          <w:rStyle w:val="5"/>
+          <w:rFonts w:hint="default" w:ascii="Times New Roman" w:hAnsi="Times New Roman" w:eastAsia="SimSun" w:cs="Times New Roman"/>
+          <w:sz w:val="24"/>
+          <w:szCs w:val="24"/>
+        </w:rPr>
+        <w:t>switch(day){ case 1: ... }</w:t>
       </w:r>
     </w:p>
     <w:p>
@@ -1190,18 +2846,19 @@
         </w:rPr>
         <w:t>Question 1: Explain the different types of loops in JavaScript (for, while,</w:t>
       </w:r>
-    </w:p>
-    <w:p>
-      <w:pPr>
-        <w:keepNext w:val="0"/>
-        <w:keepLines w:val="0"/>
-        <w:widowControl/>
-        <w:suppressLineNumbers w:val="0"/>
-        <w:jc w:val="both"/>
-        <w:rPr>
-          <w:rFonts w:hint="default" w:ascii="Times New Roman" w:hAnsi="Times New Roman" w:cs="Times New Roman"/>
-        </w:rPr>
-      </w:pPr>
+      <w:r>
+        <w:rPr>
+          <w:rFonts w:hint="default" w:ascii="Times New Roman" w:hAnsi="Times New Roman" w:eastAsia="TimesNewRomanPS-BoldMT" w:cs="Times New Roman"/>
+          <w:b/>
+          <w:bCs/>
+          <w:color w:val="000000"/>
+          <w:kern w:val="0"/>
+          <w:sz w:val="28"/>
+          <w:szCs w:val="28"/>
+          <w:lang w:val="en-GB" w:eastAsia="zh-CN" w:bidi="ar"/>
+        </w:rPr>
+        <w:t xml:space="preserve"> </w:t>
+      </w:r>
       <w:r>
         <w:rPr>
           <w:rFonts w:hint="default" w:ascii="Times New Roman" w:hAnsi="Times New Roman" w:eastAsia="TimesNewRomanPS-BoldMT" w:cs="Times New Roman"/>
@@ -1242,16 +2899,121 @@
       </w:r>
       <w:r>
         <w:rPr>
-          <w:rFonts w:hint="default" w:ascii="Times New Roman" w:hAnsi="Times New Roman" w:eastAsia="TimesNewRomanPS-BoldMT" w:cs="Times New Roman"/>
-          <w:b/>
-          <w:bCs/>
-          <w:color w:val="000000"/>
-          <w:kern w:val="0"/>
-          <w:sz w:val="22"/>
-          <w:szCs w:val="22"/>
-          <w:lang w:val="en-US" w:eastAsia="zh-CN" w:bidi="ar"/>
-        </w:rPr>
-        <w:t>.</w:t>
+          <w:rStyle w:val="5"/>
+          <w:rFonts w:hint="default" w:ascii="Times New Roman" w:hAnsi="Times New Roman" w:eastAsia="SimSun" w:cs="Times New Roman"/>
+          <w:sz w:val="24"/>
+          <w:szCs w:val="24"/>
+        </w:rPr>
+        <w:t>for</w:t>
+      </w:r>
+      <w:r>
+        <w:rPr>
+          <w:rFonts w:hint="default" w:ascii="Times New Roman" w:hAnsi="Times New Roman" w:eastAsia="SimSun" w:cs="Times New Roman"/>
+          <w:sz w:val="24"/>
+          <w:szCs w:val="24"/>
+        </w:rPr>
+        <w:t xml:space="preserve"> loop is used when number of iterations is known. </w:t>
+      </w:r>
+      <w:r>
+        <w:rPr>
+          <w:rStyle w:val="5"/>
+          <w:rFonts w:hint="default" w:ascii="Times New Roman" w:hAnsi="Times New Roman" w:eastAsia="SimSun" w:cs="Times New Roman"/>
+          <w:sz w:val="24"/>
+          <w:szCs w:val="24"/>
+        </w:rPr>
+        <w:t>while</w:t>
+      </w:r>
+      <w:r>
+        <w:rPr>
+          <w:rFonts w:hint="default" w:ascii="Times New Roman" w:hAnsi="Times New Roman" w:eastAsia="SimSun" w:cs="Times New Roman"/>
+          <w:sz w:val="24"/>
+          <w:szCs w:val="24"/>
+        </w:rPr>
+        <w:t xml:space="preserve"> loop runs while condition is true. </w:t>
+      </w:r>
+      <w:r>
+        <w:rPr>
+          <w:rStyle w:val="5"/>
+          <w:rFonts w:hint="default" w:ascii="Times New Roman" w:hAnsi="Times New Roman" w:eastAsia="SimSun" w:cs="Times New Roman"/>
+          <w:sz w:val="24"/>
+          <w:szCs w:val="24"/>
+        </w:rPr>
+        <w:t>do-while</w:t>
+      </w:r>
+      <w:r>
+        <w:rPr>
+          <w:rFonts w:hint="default" w:ascii="Times New Roman" w:hAnsi="Times New Roman" w:eastAsia="SimSun" w:cs="Times New Roman"/>
+          <w:sz w:val="24"/>
+          <w:szCs w:val="24"/>
+        </w:rPr>
+        <w:t xml:space="preserve"> runs at least once even if condition is false.</w:t>
+      </w:r>
+      <w:r>
+        <w:rPr>
+          <w:rFonts w:hint="default" w:ascii="Times New Roman" w:hAnsi="Times New Roman" w:eastAsia="SimSun" w:cs="Times New Roman"/>
+          <w:sz w:val="24"/>
+          <w:szCs w:val="24"/>
+        </w:rPr>
+        <w:br w:type="textWrapping"/>
+      </w:r>
+      <w:r>
+        <w:rPr>
+          <w:rFonts w:hint="default" w:ascii="Times New Roman" w:hAnsi="Times New Roman" w:eastAsia="SimSun" w:cs="Times New Roman"/>
+          <w:sz w:val="24"/>
+          <w:szCs w:val="24"/>
+        </w:rPr>
+        <w:t>Example:</w:t>
+      </w:r>
+      <w:r>
+        <w:rPr>
+          <w:rFonts w:hint="default" w:ascii="Times New Roman" w:hAnsi="Times New Roman" w:eastAsia="SimSun" w:cs="Times New Roman"/>
+          <w:sz w:val="24"/>
+          <w:szCs w:val="24"/>
+        </w:rPr>
+        <w:br w:type="textWrapping"/>
+      </w:r>
+      <w:r>
+        <w:rPr>
+          <w:rStyle w:val="5"/>
+          <w:rFonts w:hint="default" w:ascii="Times New Roman" w:hAnsi="Times New Roman" w:eastAsia="SimSun" w:cs="Times New Roman"/>
+          <w:sz w:val="24"/>
+          <w:szCs w:val="24"/>
+        </w:rPr>
+        <w:t>for(let i=0;i&lt;5;i++){}</w:t>
+      </w:r>
+      <w:r>
+        <w:rPr>
+          <w:rFonts w:hint="default" w:ascii="Times New Roman" w:hAnsi="Times New Roman" w:eastAsia="SimSun" w:cs="Times New Roman"/>
+          <w:sz w:val="24"/>
+          <w:szCs w:val="24"/>
+        </w:rPr>
+        <w:br w:type="textWrapping"/>
+      </w:r>
+      <w:r>
+        <w:rPr>
+          <w:rStyle w:val="5"/>
+          <w:rFonts w:hint="default" w:ascii="Times New Roman" w:hAnsi="Times New Roman" w:eastAsia="SimSun" w:cs="Times New Roman"/>
+          <w:sz w:val="24"/>
+          <w:szCs w:val="24"/>
+        </w:rPr>
+        <w:t>while(i&lt;5){}</w:t>
+      </w:r>
+      <w:r>
+        <w:rPr>
+          <w:rFonts w:hint="default" w:ascii="Times New Roman" w:hAnsi="Times New Roman" w:eastAsia="SimSun" w:cs="Times New Roman"/>
+          <w:sz w:val="24"/>
+          <w:szCs w:val="24"/>
+        </w:rPr>
+        <w:br w:type="textWrapping"/>
+      </w:r>
+      <w:r>
+        <w:rPr>
+          <w:rStyle w:val="5"/>
+          <w:rFonts w:hint="default" w:ascii="Times New Roman" w:hAnsi="Times New Roman" w:eastAsia="SimSun" w:cs="Times New Roman"/>
+          <w:sz w:val="24"/>
+          <w:szCs w:val="24"/>
+        </w:rPr>
+        <w:t>do{}while(i&lt;5);</w:t>
       </w:r>
     </w:p>
     <w:p>
@@ -1347,6 +3109,53 @@
           <w:lang w:val="en-US" w:eastAsia="zh-CN" w:bidi="ar"/>
         </w:rPr>
         <w:t>Ans:-</w:t>
+      </w:r>
+      <w:r>
+        <w:rPr>
+          <w:rFonts w:hint="default" w:ascii="Times New Roman" w:hAnsi="Times New Roman" w:eastAsia="TimesNewRomanPS-BoldMT" w:cs="Times New Roman"/>
+          <w:b/>
+          <w:bCs/>
+          <w:color w:val="000000"/>
+          <w:kern w:val="0"/>
+          <w:sz w:val="28"/>
+          <w:szCs w:val="28"/>
+          <w:lang w:val="en-GB" w:eastAsia="zh-CN" w:bidi="ar"/>
+        </w:rPr>
+        <w:t xml:space="preserve"> </w:t>
+      </w:r>
+      <w:r>
+        <w:rPr>
+          <w:rStyle w:val="5"/>
+          <w:rFonts w:hint="default" w:ascii="Times New Roman" w:hAnsi="Times New Roman" w:eastAsia="SimSun" w:cs="Times New Roman"/>
+          <w:sz w:val="24"/>
+          <w:szCs w:val="24"/>
+        </w:rPr>
+        <w:t>while</w:t>
+      </w:r>
+      <w:r>
+        <w:rPr>
+          <w:rFonts w:hint="default" w:ascii="Times New Roman" w:hAnsi="Times New Roman" w:eastAsia="SimSun" w:cs="Times New Roman"/>
+          <w:sz w:val="24"/>
+          <w:szCs w:val="24"/>
+        </w:rPr>
+        <w:t xml:space="preserve"> checks condition before execution, so it may not run at all. </w:t>
+      </w:r>
+      <w:r>
+        <w:rPr>
+          <w:rStyle w:val="5"/>
+          <w:rFonts w:hint="default" w:ascii="Times New Roman" w:hAnsi="Times New Roman" w:eastAsia="SimSun" w:cs="Times New Roman"/>
+          <w:sz w:val="24"/>
+          <w:szCs w:val="24"/>
+        </w:rPr>
+        <w:t>do-while</w:t>
+      </w:r>
+      <w:r>
+        <w:rPr>
+          <w:rFonts w:hint="default" w:ascii="Times New Roman" w:hAnsi="Times New Roman" w:eastAsia="SimSun" w:cs="Times New Roman"/>
+          <w:sz w:val="24"/>
+          <w:szCs w:val="24"/>
+        </w:rPr>
+        <w:t xml:space="preserve"> executes first and checks condition later. So it always runs at least once. Example: do-while is useful for menus.</w:t>
       </w:r>
     </w:p>
     <w:p>
@@ -1422,18 +3231,19 @@
         </w:rPr>
         <w:t>• Question 1: What are functions in JavaScript? Explain the syntax for</w:t>
       </w:r>
-    </w:p>
-    <w:p>
-      <w:pPr>
-        <w:keepNext w:val="0"/>
-        <w:keepLines w:val="0"/>
-        <w:widowControl/>
-        <w:suppressLineNumbers w:val="0"/>
-        <w:jc w:val="both"/>
-        <w:rPr>
-          <w:rFonts w:hint="default" w:ascii="Times New Roman" w:hAnsi="Times New Roman" w:cs="Times New Roman"/>
-        </w:rPr>
-      </w:pPr>
+      <w:r>
+        <w:rPr>
+          <w:rFonts w:hint="default" w:ascii="Times New Roman" w:hAnsi="Times New Roman" w:eastAsia="TimesNewRomanPS-BoldMT" w:cs="Times New Roman"/>
+          <w:b/>
+          <w:bCs/>
+          <w:color w:val="000000"/>
+          <w:kern w:val="0"/>
+          <w:sz w:val="28"/>
+          <w:szCs w:val="28"/>
+          <w:lang w:val="en-GB" w:eastAsia="zh-CN" w:bidi="ar"/>
+        </w:rPr>
+        <w:t xml:space="preserve"> </w:t>
+      </w:r>
       <w:r>
         <w:rPr>
           <w:rFonts w:hint="default" w:ascii="Times New Roman" w:hAnsi="Times New Roman" w:eastAsia="TimesNewRomanPS-BoldMT" w:cs="Times New Roman"/>
@@ -1450,20 +3260,13 @@
     </w:p>
     <w:p>
       <w:pPr>
-        <w:keepNext w:val="0"/>
-        <w:keepLines w:val="0"/>
-        <w:widowControl/>
-        <w:suppressLineNumbers w:val="0"/>
-        <w:jc w:val="both"/>
-        <w:rPr>
-          <w:rFonts w:hint="default" w:ascii="Times New Roman" w:hAnsi="Times New Roman" w:eastAsia="TimesNewRomanPS-BoldMT" w:cs="Times New Roman"/>
-          <w:b/>
-          <w:bCs/>
-          <w:color w:val="000000"/>
-          <w:kern w:val="0"/>
-          <w:sz w:val="28"/>
-          <w:szCs w:val="28"/>
-          <w:lang w:val="en-US" w:eastAsia="zh-CN" w:bidi="ar"/>
+        <w:pStyle w:val="7"/>
+        <w:keepNext w:val="0"/>
+        <w:keepLines w:val="0"/>
+        <w:widowControl/>
+        <w:suppressLineNumbers w:val="0"/>
+        <w:rPr>
+          <w:rFonts w:hint="default" w:ascii="Times New Roman" w:hAnsi="Times New Roman" w:cs="Times New Roman"/>
         </w:rPr>
       </w:pPr>
       <w:r>
@@ -1479,6 +3282,146 @@
         </w:rPr>
         <w:t xml:space="preserve">Ans:- </w:t>
       </w:r>
+      <w:r>
+        <w:rPr>
+          <w:rFonts w:hint="default" w:ascii="Times New Roman" w:hAnsi="Times New Roman" w:cs="Times New Roman"/>
+        </w:rPr>
+        <w:t>Functions are reusable blocks of code used to perform tasks. They help in reducing code repetition. Syntax:</w:t>
+      </w:r>
+    </w:p>
+    <w:p>
+      <w:pPr>
+        <w:keepNext w:val="0"/>
+        <w:keepLines w:val="0"/>
+        <w:widowControl/>
+        <w:suppressLineNumbers w:val="0"/>
+        <w:jc w:val="both"/>
+        <w:rPr>
+          <w:rStyle w:val="5"/>
+          <w:rFonts w:hint="default" w:ascii="Times New Roman" w:hAnsi="Times New Roman" w:eastAsia="SimSun" w:cs="Times New Roman"/>
+          <w:sz w:val="24"/>
+          <w:szCs w:val="24"/>
+        </w:rPr>
+      </w:pPr>
+      <w:r>
+        <w:rPr>
+          <w:rFonts w:hint="default" w:ascii="Times New Roman" w:hAnsi="Times New Roman" w:eastAsia="SimSun" w:cs="Times New Roman"/>
+          <w:sz w:val="24"/>
+          <w:szCs w:val="24"/>
+        </w:rPr>
+        <w:t xml:space="preserve">Syntax: </w:t>
+      </w:r>
+      <w:r>
+        <w:rPr>
+          <w:rStyle w:val="5"/>
+          <w:rFonts w:hint="default" w:ascii="Times New Roman" w:hAnsi="Times New Roman" w:eastAsia="SimSun" w:cs="Times New Roman"/>
+          <w:sz w:val="24"/>
+          <w:szCs w:val="24"/>
+        </w:rPr>
+        <w:t>function name(){}</w:t>
+      </w:r>
+      <w:r>
+        <w:rPr>
+          <w:rFonts w:hint="default" w:ascii="Times New Roman" w:hAnsi="Times New Roman" w:eastAsia="SimSun" w:cs="Times New Roman"/>
+          <w:sz w:val="24"/>
+          <w:szCs w:val="24"/>
+        </w:rPr>
+        <w:br w:type="textWrapping"/>
+      </w:r>
+      <w:r>
+        <w:rPr>
+          <w:rFonts w:hint="default" w:ascii="Times New Roman" w:hAnsi="Times New Roman" w:eastAsia="SimSun" w:cs="Times New Roman"/>
+          <w:sz w:val="24"/>
+          <w:szCs w:val="24"/>
+        </w:rPr>
+        <w:t xml:space="preserve">Call: </w:t>
+      </w:r>
+      <w:r>
+        <w:rPr>
+          <w:rStyle w:val="5"/>
+          <w:rFonts w:hint="default" w:ascii="Times New Roman" w:hAnsi="Times New Roman" w:eastAsia="SimSun" w:cs="Times New Roman"/>
+          <w:sz w:val="24"/>
+          <w:szCs w:val="24"/>
+        </w:rPr>
+        <w:t>name();</w:t>
+      </w:r>
+      <w:r>
+        <w:rPr>
+          <w:rFonts w:hint="default" w:ascii="Times New Roman" w:hAnsi="Times New Roman" w:eastAsia="SimSun" w:cs="Times New Roman"/>
+          <w:sz w:val="24"/>
+          <w:szCs w:val="24"/>
+        </w:rPr>
+        <w:br w:type="textWrapping"/>
+      </w:r>
+      <w:r>
+        <w:rPr>
+          <w:rFonts w:hint="default" w:ascii="Times New Roman" w:hAnsi="Times New Roman" w:eastAsia="SimSun" w:cs="Times New Roman"/>
+          <w:sz w:val="24"/>
+          <w:szCs w:val="24"/>
+        </w:rPr>
+        <w:t xml:space="preserve">Example: </w:t>
+      </w:r>
+      <w:r>
+        <w:rPr>
+          <w:rStyle w:val="5"/>
+          <w:rFonts w:hint="default" w:ascii="Times New Roman" w:hAnsi="Times New Roman" w:eastAsia="SimSun" w:cs="Times New Roman"/>
+          <w:sz w:val="24"/>
+          <w:szCs w:val="24"/>
+        </w:rPr>
+        <w:t>function add(a,b){ return a+b; }</w:t>
+      </w:r>
+    </w:p>
+    <w:p>
+      <w:pPr>
+        <w:keepNext w:val="0"/>
+        <w:keepLines w:val="0"/>
+        <w:widowControl/>
+        <w:suppressLineNumbers w:val="0"/>
+        <w:jc w:val="both"/>
+        <w:rPr>
+          <w:rStyle w:val="5"/>
+          <w:rFonts w:hint="default" w:ascii="Times New Roman" w:hAnsi="Times New Roman" w:eastAsia="SimSun" w:cs="Times New Roman"/>
+          <w:sz w:val="24"/>
+          <w:szCs w:val="24"/>
+          <w:lang w:val="en-US" w:eastAsia="zh-CN"/>
+        </w:rPr>
+      </w:pPr>
+      <w:r>
+        <w:rPr>
+          <w:rStyle w:val="5"/>
+          <w:rFonts w:hint="default" w:ascii="Times New Roman" w:hAnsi="Times New Roman" w:eastAsia="SimSun" w:cs="Times New Roman"/>
+          <w:sz w:val="24"/>
+          <w:szCs w:val="24"/>
+          <w:lang w:val="en-US" w:eastAsia="zh-CN"/>
+        </w:rPr>
+        <w:t>function greet() { console.log("Hello"); }</w:t>
+      </w:r>
+    </w:p>
+    <w:p>
+      <w:pPr>
+        <w:keepNext w:val="0"/>
+        <w:keepLines w:val="0"/>
+        <w:widowControl/>
+        <w:suppressLineNumbers w:val="0"/>
+        <w:jc w:val="both"/>
+        <w:rPr>
+          <w:rStyle w:val="5"/>
+          <w:rFonts w:hint="default" w:ascii="Times New Roman" w:hAnsi="Times New Roman" w:eastAsia="SimSun" w:cs="Times New Roman"/>
+          <w:sz w:val="24"/>
+          <w:szCs w:val="24"/>
+          <w:lang w:val="en-US" w:eastAsia="zh-CN"/>
+        </w:rPr>
+      </w:pPr>
+      <w:r>
+        <w:rPr>
+          <w:rStyle w:val="5"/>
+          <w:rFonts w:hint="default" w:ascii="Times New Roman" w:hAnsi="Times New Roman" w:eastAsia="SimSun" w:cs="Times New Roman"/>
+          <w:sz w:val="24"/>
+          <w:szCs w:val="24"/>
+          <w:lang w:val="en-US" w:eastAsia="zh-CN"/>
+        </w:rPr>
+        <w:t>greet();</w:t>
+      </w:r>
     </w:p>
     <w:p>
       <w:pPr>
@@ -1523,18 +3466,19 @@
         </w:rPr>
         <w:t>• Question 2: What is the difference between a function declaration and a</w:t>
       </w:r>
-    </w:p>
-    <w:p>
-      <w:pPr>
-        <w:keepNext w:val="0"/>
-        <w:keepLines w:val="0"/>
-        <w:widowControl/>
-        <w:suppressLineNumbers w:val="0"/>
-        <w:jc w:val="both"/>
-        <w:rPr>
-          <w:rFonts w:hint="default" w:ascii="Times New Roman" w:hAnsi="Times New Roman" w:cs="Times New Roman"/>
-        </w:rPr>
-      </w:pPr>
+      <w:r>
+        <w:rPr>
+          <w:rFonts w:hint="default" w:ascii="Times New Roman" w:hAnsi="Times New Roman" w:eastAsia="TimesNewRomanPS-BoldMT" w:cs="Times New Roman"/>
+          <w:b/>
+          <w:bCs/>
+          <w:color w:val="000000"/>
+          <w:kern w:val="0"/>
+          <w:sz w:val="28"/>
+          <w:szCs w:val="28"/>
+          <w:lang w:val="en-GB" w:eastAsia="zh-CN" w:bidi="ar"/>
+        </w:rPr>
+        <w:t xml:space="preserve"> </w:t>
+      </w:r>
       <w:r>
         <w:rPr>
           <w:rFonts w:hint="default" w:ascii="Times New Roman" w:hAnsi="Times New Roman" w:eastAsia="TimesNewRomanPS-BoldMT" w:cs="Times New Roman"/>
@@ -1551,11 +3495,11 @@
     </w:p>
     <w:p>
       <w:pPr>
-        <w:keepNext w:val="0"/>
-        <w:keepLines w:val="0"/>
-        <w:widowControl/>
-        <w:suppressLineNumbers w:val="0"/>
-        <w:jc w:val="both"/>
+        <w:pStyle w:val="7"/>
+        <w:keepNext w:val="0"/>
+        <w:keepLines w:val="0"/>
+        <w:widowControl/>
+        <w:suppressLineNumbers w:val="0"/>
         <w:rPr>
           <w:rFonts w:hint="default" w:ascii="Times New Roman" w:hAnsi="Times New Roman" w:cs="Times New Roman"/>
         </w:rPr>
@@ -1573,6 +3517,517 @@
         </w:rPr>
         <w:t xml:space="preserve">Ans:- </w:t>
       </w:r>
+      <w:r>
+        <w:rPr>
+          <w:rFonts w:hint="default" w:ascii="Times New Roman" w:hAnsi="Times New Roman" w:cs="Times New Roman"/>
+        </w:rPr>
+        <w:t xml:space="preserve">Function declaration defines a function using </w:t>
+      </w:r>
+      <w:r>
+        <w:rPr>
+          <w:rStyle w:val="5"/>
+          <w:rFonts w:hint="default" w:ascii="Times New Roman" w:hAnsi="Times New Roman" w:cs="Times New Roman"/>
+        </w:rPr>
+        <w:t>function</w:t>
+      </w:r>
+      <w:r>
+        <w:rPr>
+          <w:rFonts w:hint="default" w:ascii="Times New Roman" w:hAnsi="Times New Roman" w:cs="Times New Roman"/>
+        </w:rPr>
+        <w:t xml:space="preserve"> keyword. Function expression stores function in a variable. Example:</w:t>
+      </w:r>
+      <w:r>
+        <w:rPr>
+          <w:rFonts w:hint="default" w:ascii="Times New Roman" w:hAnsi="Times New Roman" w:cs="Times New Roman"/>
+        </w:rPr>
+        <w:br w:type="textWrapping"/>
+      </w:r>
+      <w:r>
+        <w:rPr>
+          <w:rStyle w:val="5"/>
+          <w:rFonts w:hint="default" w:ascii="Times New Roman" w:hAnsi="Times New Roman" w:cs="Times New Roman"/>
+        </w:rPr>
+        <w:t>function a(){}</w:t>
+      </w:r>
+      <w:r>
+        <w:rPr>
+          <w:rFonts w:hint="default" w:ascii="Times New Roman" w:hAnsi="Times New Roman" w:cs="Times New Roman"/>
+        </w:rPr>
+        <w:t xml:space="preserve"> vs </w:t>
+      </w:r>
+      <w:r>
+        <w:rPr>
+          <w:rStyle w:val="5"/>
+          <w:rFonts w:hint="default" w:ascii="Times New Roman" w:hAnsi="Times New Roman" w:cs="Times New Roman"/>
+        </w:rPr>
+        <w:t>let b = function(){}</w:t>
+      </w:r>
+      <w:r>
+        <w:rPr>
+          <w:rFonts w:hint="default" w:ascii="Times New Roman" w:hAnsi="Times New Roman" w:cs="Times New Roman"/>
+        </w:rPr>
+        <w:t>.</w:t>
+      </w:r>
+      <w:r>
+        <w:rPr>
+          <w:rFonts w:hint="default" w:ascii="Times New Roman" w:hAnsi="Times New Roman" w:cs="Times New Roman"/>
+        </w:rPr>
+        <w:br w:type="textWrapping"/>
+      </w:r>
+      <w:r>
+        <w:rPr>
+          <w:rFonts w:hint="default" w:ascii="Times New Roman" w:hAnsi="Times New Roman" w:cs="Times New Roman"/>
+        </w:rPr>
+        <w:t>Expressions are not hoisted like declarations.</w:t>
+      </w:r>
+    </w:p>
+    <w:p>
+      <w:pPr>
+        <w:pStyle w:val="2"/>
+        <w:rPr>
+          <w:rFonts w:hint="default" w:ascii="Times New Roman" w:hAnsi="Times New Roman" w:cs="Times New Roman"/>
+          <w:sz w:val="24"/>
+          <w:szCs w:val="24"/>
+        </w:rPr>
+      </w:pPr>
+      <w:r>
+        <w:rPr>
+          <w:rFonts w:hint="default" w:ascii="Times New Roman" w:hAnsi="Times New Roman" w:cs="Times New Roman"/>
+          <w:sz w:val="24"/>
+          <w:szCs w:val="24"/>
+        </w:rPr>
+        <w:t>Function Declaration</w:t>
+      </w:r>
+    </w:p>
+    <w:p>
+      <w:pPr>
+        <w:pStyle w:val="6"/>
+        <w:rPr>
+          <w:rFonts w:hint="default" w:ascii="Times New Roman" w:hAnsi="Times New Roman" w:cs="Times New Roman"/>
+          <w:sz w:val="24"/>
+          <w:szCs w:val="24"/>
+        </w:rPr>
+      </w:pPr>
+      <w:r>
+        <w:rPr>
+          <w:rStyle w:val="13"/>
+          <w:rFonts w:hint="default" w:ascii="Times New Roman" w:hAnsi="Times New Roman" w:cs="Times New Roman"/>
+          <w:sz w:val="24"/>
+          <w:szCs w:val="24"/>
+        </w:rPr>
+        <w:t>function</w:t>
+      </w:r>
+      <w:r>
+        <w:rPr>
+          <w:rStyle w:val="5"/>
+          <w:rFonts w:hint="default" w:ascii="Times New Roman" w:hAnsi="Times New Roman" w:cs="Times New Roman"/>
+          <w:sz w:val="24"/>
+          <w:szCs w:val="24"/>
+        </w:rPr>
+        <w:t xml:space="preserve"> </w:t>
+      </w:r>
+      <w:r>
+        <w:rPr>
+          <w:rStyle w:val="14"/>
+          <w:rFonts w:hint="default" w:ascii="Times New Roman" w:hAnsi="Times New Roman" w:cs="Times New Roman"/>
+          <w:sz w:val="24"/>
+          <w:szCs w:val="24"/>
+        </w:rPr>
+        <w:t>add</w:t>
+      </w:r>
+      <w:r>
+        <w:rPr>
+          <w:rStyle w:val="5"/>
+          <w:rFonts w:hint="default" w:ascii="Times New Roman" w:hAnsi="Times New Roman" w:cs="Times New Roman"/>
+          <w:sz w:val="24"/>
+          <w:szCs w:val="24"/>
+        </w:rPr>
+        <w:t>(</w:t>
+      </w:r>
+      <w:r>
+        <w:rPr>
+          <w:rStyle w:val="14"/>
+          <w:rFonts w:hint="default" w:ascii="Times New Roman" w:hAnsi="Times New Roman" w:cs="Times New Roman"/>
+          <w:sz w:val="24"/>
+          <w:szCs w:val="24"/>
+        </w:rPr>
+        <w:t>a</w:t>
+      </w:r>
+      <w:r>
+        <w:rPr>
+          <w:rStyle w:val="5"/>
+          <w:rFonts w:hint="default" w:ascii="Times New Roman" w:hAnsi="Times New Roman" w:cs="Times New Roman"/>
+          <w:sz w:val="24"/>
+          <w:szCs w:val="24"/>
+        </w:rPr>
+        <w:t xml:space="preserve">, </w:t>
+      </w:r>
+      <w:r>
+        <w:rPr>
+          <w:rStyle w:val="14"/>
+          <w:rFonts w:hint="default" w:ascii="Times New Roman" w:hAnsi="Times New Roman" w:cs="Times New Roman"/>
+          <w:sz w:val="24"/>
+          <w:szCs w:val="24"/>
+        </w:rPr>
+        <w:t>b</w:t>
+      </w:r>
+      <w:r>
+        <w:rPr>
+          <w:rStyle w:val="5"/>
+          <w:rFonts w:hint="default" w:ascii="Times New Roman" w:hAnsi="Times New Roman" w:cs="Times New Roman"/>
+          <w:sz w:val="24"/>
+          <w:szCs w:val="24"/>
+        </w:rPr>
+        <w:t>) {</w:t>
+      </w:r>
+      <w:r>
+        <w:rPr>
+          <w:rFonts w:hint="default" w:ascii="Times New Roman" w:hAnsi="Times New Roman" w:cs="Times New Roman"/>
+          <w:sz w:val="24"/>
+          <w:szCs w:val="24"/>
+        </w:rPr>
+        <w:br w:type="textWrapping"/>
+      </w:r>
+      <w:r>
+        <w:rPr>
+          <w:rStyle w:val="5"/>
+          <w:rFonts w:hint="default" w:ascii="Times New Roman" w:hAnsi="Times New Roman" w:cs="Times New Roman"/>
+          <w:sz w:val="24"/>
+          <w:szCs w:val="24"/>
+        </w:rPr>
+        <w:t xml:space="preserve">   </w:t>
+      </w:r>
+      <w:r>
+        <w:rPr>
+          <w:rStyle w:val="13"/>
+          <w:rFonts w:hint="default" w:ascii="Times New Roman" w:hAnsi="Times New Roman" w:cs="Times New Roman"/>
+          <w:sz w:val="24"/>
+          <w:szCs w:val="24"/>
+        </w:rPr>
+        <w:t>return</w:t>
+      </w:r>
+      <w:r>
+        <w:rPr>
+          <w:rStyle w:val="5"/>
+          <w:rFonts w:hint="default" w:ascii="Times New Roman" w:hAnsi="Times New Roman" w:cs="Times New Roman"/>
+          <w:sz w:val="24"/>
+          <w:szCs w:val="24"/>
+        </w:rPr>
+        <w:t xml:space="preserve"> </w:t>
+      </w:r>
+      <w:r>
+        <w:rPr>
+          <w:rStyle w:val="14"/>
+          <w:rFonts w:hint="default" w:ascii="Times New Roman" w:hAnsi="Times New Roman" w:cs="Times New Roman"/>
+          <w:sz w:val="24"/>
+          <w:szCs w:val="24"/>
+        </w:rPr>
+        <w:t>a</w:t>
+      </w:r>
+      <w:r>
+        <w:rPr>
+          <w:rStyle w:val="5"/>
+          <w:rFonts w:hint="default" w:ascii="Times New Roman" w:hAnsi="Times New Roman" w:cs="Times New Roman"/>
+          <w:sz w:val="24"/>
+          <w:szCs w:val="24"/>
+        </w:rPr>
+        <w:t xml:space="preserve"> </w:t>
+      </w:r>
+      <w:r>
+        <w:rPr>
+          <w:rStyle w:val="13"/>
+          <w:rFonts w:hint="default" w:ascii="Times New Roman" w:hAnsi="Times New Roman" w:cs="Times New Roman"/>
+          <w:sz w:val="24"/>
+          <w:szCs w:val="24"/>
+        </w:rPr>
+        <w:t>+</w:t>
+      </w:r>
+      <w:r>
+        <w:rPr>
+          <w:rStyle w:val="5"/>
+          <w:rFonts w:hint="default" w:ascii="Times New Roman" w:hAnsi="Times New Roman" w:cs="Times New Roman"/>
+          <w:sz w:val="24"/>
+          <w:szCs w:val="24"/>
+        </w:rPr>
+        <w:t xml:space="preserve"> </w:t>
+      </w:r>
+      <w:r>
+        <w:rPr>
+          <w:rStyle w:val="14"/>
+          <w:rFonts w:hint="default" w:ascii="Times New Roman" w:hAnsi="Times New Roman" w:cs="Times New Roman"/>
+          <w:sz w:val="24"/>
+          <w:szCs w:val="24"/>
+        </w:rPr>
+        <w:t>b</w:t>
+      </w:r>
+      <w:r>
+        <w:rPr>
+          <w:rStyle w:val="5"/>
+          <w:rFonts w:hint="default" w:ascii="Times New Roman" w:hAnsi="Times New Roman" w:cs="Times New Roman"/>
+          <w:sz w:val="24"/>
+          <w:szCs w:val="24"/>
+        </w:rPr>
+        <w:t>;</w:t>
+      </w:r>
+      <w:r>
+        <w:rPr>
+          <w:rFonts w:hint="default" w:ascii="Times New Roman" w:hAnsi="Times New Roman" w:cs="Times New Roman"/>
+          <w:sz w:val="24"/>
+          <w:szCs w:val="24"/>
+        </w:rPr>
+        <w:br w:type="textWrapping"/>
+      </w:r>
+      <w:r>
+        <w:rPr>
+          <w:rStyle w:val="5"/>
+          <w:rFonts w:hint="default" w:ascii="Times New Roman" w:hAnsi="Times New Roman" w:cs="Times New Roman"/>
+          <w:sz w:val="24"/>
+          <w:szCs w:val="24"/>
+        </w:rPr>
+        <w:t>}</w:t>
+      </w:r>
+    </w:p>
+    <w:p>
+      <w:pPr>
+        <w:pStyle w:val="2"/>
+        <w:rPr>
+          <w:rFonts w:hint="default" w:ascii="Times New Roman" w:hAnsi="Times New Roman" w:cs="Times New Roman"/>
+          <w:sz w:val="24"/>
+          <w:szCs w:val="24"/>
+        </w:rPr>
+      </w:pPr>
+      <w:r>
+        <w:rPr>
+          <w:rFonts w:hint="default" w:ascii="Times New Roman" w:hAnsi="Times New Roman" w:cs="Times New Roman"/>
+          <w:sz w:val="24"/>
+          <w:szCs w:val="24"/>
+        </w:rPr>
+        <w:t>Function Expression</w:t>
+      </w:r>
+    </w:p>
+    <w:p>
+      <w:pPr>
+        <w:pStyle w:val="6"/>
+        <w:rPr>
+          <w:rFonts w:hint="default" w:ascii="Times New Roman" w:hAnsi="Times New Roman" w:cs="Times New Roman"/>
+          <w:sz w:val="24"/>
+          <w:szCs w:val="24"/>
+        </w:rPr>
+      </w:pPr>
+      <w:r>
+        <w:rPr>
+          <w:rStyle w:val="13"/>
+          <w:rFonts w:hint="default" w:ascii="Times New Roman" w:hAnsi="Times New Roman" w:cs="Times New Roman"/>
+          <w:sz w:val="24"/>
+          <w:szCs w:val="24"/>
+        </w:rPr>
+        <w:t>const</w:t>
+      </w:r>
+      <w:r>
+        <w:rPr>
+          <w:rStyle w:val="5"/>
+          <w:rFonts w:hint="default" w:ascii="Times New Roman" w:hAnsi="Times New Roman" w:cs="Times New Roman"/>
+          <w:sz w:val="24"/>
+          <w:szCs w:val="24"/>
+        </w:rPr>
+        <w:t xml:space="preserve"> </w:t>
+      </w:r>
+      <w:r>
+        <w:rPr>
+          <w:rStyle w:val="14"/>
+          <w:rFonts w:hint="default" w:ascii="Times New Roman" w:hAnsi="Times New Roman" w:cs="Times New Roman"/>
+          <w:sz w:val="24"/>
+          <w:szCs w:val="24"/>
+        </w:rPr>
+        <w:t>add</w:t>
+      </w:r>
+      <w:r>
+        <w:rPr>
+          <w:rStyle w:val="5"/>
+          <w:rFonts w:hint="default" w:ascii="Times New Roman" w:hAnsi="Times New Roman" w:cs="Times New Roman"/>
+          <w:sz w:val="24"/>
+          <w:szCs w:val="24"/>
+        </w:rPr>
+        <w:t xml:space="preserve"> </w:t>
+      </w:r>
+      <w:r>
+        <w:rPr>
+          <w:rStyle w:val="13"/>
+          <w:rFonts w:hint="default" w:ascii="Times New Roman" w:hAnsi="Times New Roman" w:cs="Times New Roman"/>
+          <w:sz w:val="24"/>
+          <w:szCs w:val="24"/>
+        </w:rPr>
+        <w:t>=</w:t>
+      </w:r>
+      <w:r>
+        <w:rPr>
+          <w:rStyle w:val="5"/>
+          <w:rFonts w:hint="default" w:ascii="Times New Roman" w:hAnsi="Times New Roman" w:cs="Times New Roman"/>
+          <w:sz w:val="24"/>
+          <w:szCs w:val="24"/>
+        </w:rPr>
+        <w:t xml:space="preserve"> </w:t>
+      </w:r>
+      <w:r>
+        <w:rPr>
+          <w:rStyle w:val="13"/>
+          <w:rFonts w:hint="default" w:ascii="Times New Roman" w:hAnsi="Times New Roman" w:cs="Times New Roman"/>
+          <w:sz w:val="24"/>
+          <w:szCs w:val="24"/>
+        </w:rPr>
+        <w:t>function</w:t>
+      </w:r>
+      <w:r>
+        <w:rPr>
+          <w:rStyle w:val="5"/>
+          <w:rFonts w:hint="default" w:ascii="Times New Roman" w:hAnsi="Times New Roman" w:cs="Times New Roman"/>
+          <w:sz w:val="24"/>
+          <w:szCs w:val="24"/>
+        </w:rPr>
+        <w:t>(</w:t>
+      </w:r>
+      <w:r>
+        <w:rPr>
+          <w:rStyle w:val="14"/>
+          <w:rFonts w:hint="default" w:ascii="Times New Roman" w:hAnsi="Times New Roman" w:cs="Times New Roman"/>
+          <w:sz w:val="24"/>
+          <w:szCs w:val="24"/>
+        </w:rPr>
+        <w:t>a</w:t>
+      </w:r>
+      <w:r>
+        <w:rPr>
+          <w:rStyle w:val="5"/>
+          <w:rFonts w:hint="default" w:ascii="Times New Roman" w:hAnsi="Times New Roman" w:cs="Times New Roman"/>
+          <w:sz w:val="24"/>
+          <w:szCs w:val="24"/>
+        </w:rPr>
+        <w:t xml:space="preserve">, </w:t>
+      </w:r>
+      <w:r>
+        <w:rPr>
+          <w:rStyle w:val="14"/>
+          <w:rFonts w:hint="default" w:ascii="Times New Roman" w:hAnsi="Times New Roman" w:cs="Times New Roman"/>
+          <w:sz w:val="24"/>
+          <w:szCs w:val="24"/>
+        </w:rPr>
+        <w:t>b</w:t>
+      </w:r>
+      <w:r>
+        <w:rPr>
+          <w:rStyle w:val="5"/>
+          <w:rFonts w:hint="default" w:ascii="Times New Roman" w:hAnsi="Times New Roman" w:cs="Times New Roman"/>
+          <w:sz w:val="24"/>
+          <w:szCs w:val="24"/>
+        </w:rPr>
+        <w:t>) {</w:t>
+      </w:r>
+      <w:r>
+        <w:rPr>
+          <w:rFonts w:hint="default" w:ascii="Times New Roman" w:hAnsi="Times New Roman" w:cs="Times New Roman"/>
+          <w:sz w:val="24"/>
+          <w:szCs w:val="24"/>
+        </w:rPr>
+        <w:br w:type="textWrapping"/>
+      </w:r>
+      <w:r>
+        <w:rPr>
+          <w:rStyle w:val="5"/>
+          <w:rFonts w:hint="default" w:ascii="Times New Roman" w:hAnsi="Times New Roman" w:cs="Times New Roman"/>
+          <w:sz w:val="24"/>
+          <w:szCs w:val="24"/>
+        </w:rPr>
+        <w:t xml:space="preserve">   </w:t>
+      </w:r>
+      <w:r>
+        <w:rPr>
+          <w:rStyle w:val="13"/>
+          <w:rFonts w:hint="default" w:ascii="Times New Roman" w:hAnsi="Times New Roman" w:cs="Times New Roman"/>
+          <w:sz w:val="24"/>
+          <w:szCs w:val="24"/>
+        </w:rPr>
+        <w:t>return</w:t>
+      </w:r>
+      <w:r>
+        <w:rPr>
+          <w:rStyle w:val="5"/>
+          <w:rFonts w:hint="default" w:ascii="Times New Roman" w:hAnsi="Times New Roman" w:cs="Times New Roman"/>
+          <w:sz w:val="24"/>
+          <w:szCs w:val="24"/>
+        </w:rPr>
+        <w:t xml:space="preserve"> </w:t>
+      </w:r>
+      <w:r>
+        <w:rPr>
+          <w:rStyle w:val="14"/>
+          <w:rFonts w:hint="default" w:ascii="Times New Roman" w:hAnsi="Times New Roman" w:cs="Times New Roman"/>
+          <w:sz w:val="24"/>
+          <w:szCs w:val="24"/>
+        </w:rPr>
+        <w:t>a</w:t>
+      </w:r>
+      <w:r>
+        <w:rPr>
+          <w:rStyle w:val="5"/>
+          <w:rFonts w:hint="default" w:ascii="Times New Roman" w:hAnsi="Times New Roman" w:cs="Times New Roman"/>
+          <w:sz w:val="24"/>
+          <w:szCs w:val="24"/>
+        </w:rPr>
+        <w:t xml:space="preserve"> </w:t>
+      </w:r>
+      <w:r>
+        <w:rPr>
+          <w:rStyle w:val="13"/>
+          <w:rFonts w:hint="default" w:ascii="Times New Roman" w:hAnsi="Times New Roman" w:cs="Times New Roman"/>
+          <w:sz w:val="24"/>
+          <w:szCs w:val="24"/>
+        </w:rPr>
+        <w:t>+</w:t>
+      </w:r>
+      <w:r>
+        <w:rPr>
+          <w:rStyle w:val="5"/>
+          <w:rFonts w:hint="default" w:ascii="Times New Roman" w:hAnsi="Times New Roman" w:cs="Times New Roman"/>
+          <w:sz w:val="24"/>
+          <w:szCs w:val="24"/>
+        </w:rPr>
+        <w:t xml:space="preserve"> </w:t>
+      </w:r>
+      <w:r>
+        <w:rPr>
+          <w:rStyle w:val="14"/>
+          <w:rFonts w:hint="default" w:ascii="Times New Roman" w:hAnsi="Times New Roman" w:cs="Times New Roman"/>
+          <w:sz w:val="24"/>
+          <w:szCs w:val="24"/>
+        </w:rPr>
+        <w:t>b</w:t>
+      </w:r>
+      <w:r>
+        <w:rPr>
+          <w:rStyle w:val="5"/>
+          <w:rFonts w:hint="default" w:ascii="Times New Roman" w:hAnsi="Times New Roman" w:cs="Times New Roman"/>
+          <w:sz w:val="24"/>
+          <w:szCs w:val="24"/>
+        </w:rPr>
+        <w:t>;</w:t>
+      </w:r>
+      <w:r>
+        <w:rPr>
+          <w:rFonts w:hint="default" w:ascii="Times New Roman" w:hAnsi="Times New Roman" w:cs="Times New Roman"/>
+          <w:sz w:val="24"/>
+          <w:szCs w:val="24"/>
+        </w:rPr>
+        <w:br w:type="textWrapping"/>
+      </w:r>
+      <w:r>
+        <w:rPr>
+          <w:rStyle w:val="5"/>
+          <w:rFonts w:hint="default" w:ascii="Times New Roman" w:hAnsi="Times New Roman" w:cs="Times New Roman"/>
+          <w:sz w:val="24"/>
+          <w:szCs w:val="24"/>
+        </w:rPr>
+        <w:t>};</w:t>
+      </w:r>
     </w:p>
     <w:p>
       <w:pPr>
@@ -1645,20 +4100,13 @@
     </w:p>
     <w:p>
       <w:pPr>
-        <w:keepNext w:val="0"/>
-        <w:keepLines w:val="0"/>
-        <w:widowControl/>
-        <w:suppressLineNumbers w:val="0"/>
-        <w:jc w:val="both"/>
-        <w:rPr>
-          <w:rFonts w:hint="default" w:ascii="Times New Roman" w:hAnsi="Times New Roman" w:eastAsia="TimesNewRomanPS-BoldMT" w:cs="Times New Roman"/>
-          <w:b/>
-          <w:bCs/>
-          <w:color w:val="000000"/>
-          <w:kern w:val="0"/>
-          <w:sz w:val="28"/>
-          <w:szCs w:val="28"/>
-          <w:lang w:val="en-US" w:eastAsia="zh-CN" w:bidi="ar"/>
+        <w:pStyle w:val="7"/>
+        <w:keepNext w:val="0"/>
+        <w:keepLines w:val="0"/>
+        <w:widowControl/>
+        <w:suppressLineNumbers w:val="0"/>
+        <w:rPr>
+          <w:rFonts w:hint="default" w:ascii="Times New Roman" w:hAnsi="Times New Roman" w:cs="Times New Roman"/>
         </w:rPr>
       </w:pPr>
       <w:r>
@@ -1673,6 +4121,160 @@
           <w:lang w:val="en-US" w:eastAsia="zh-CN" w:bidi="ar"/>
         </w:rPr>
         <w:t>Ans:-</w:t>
+      </w:r>
+      <w:r>
+        <w:rPr>
+          <w:rFonts w:hint="default" w:ascii="Times New Roman" w:hAnsi="Times New Roman" w:eastAsia="TimesNewRomanPS-BoldMT" w:cs="Times New Roman"/>
+          <w:b/>
+          <w:bCs/>
+          <w:color w:val="000000"/>
+          <w:kern w:val="0"/>
+          <w:sz w:val="28"/>
+          <w:szCs w:val="28"/>
+          <w:lang w:val="en-GB" w:eastAsia="zh-CN" w:bidi="ar"/>
+        </w:rPr>
+        <w:t xml:space="preserve"> </w:t>
+      </w:r>
+      <w:r>
+        <w:rPr>
+          <w:rFonts w:hint="default" w:ascii="Times New Roman" w:hAnsi="Times New Roman" w:cs="Times New Roman"/>
+        </w:rPr>
+        <w:t>Parameters are inputs passed to a function. Return value is the output returned from function. Example:</w:t>
+      </w:r>
+    </w:p>
+    <w:p>
+      <w:pPr>
+        <w:pStyle w:val="6"/>
+        <w:keepNext w:val="0"/>
+        <w:keepLines w:val="0"/>
+        <w:widowControl/>
+        <w:suppressLineNumbers w:val="0"/>
+        <w:rPr>
+          <w:rFonts w:hint="default" w:ascii="Times New Roman" w:hAnsi="Times New Roman" w:cs="Times New Roman"/>
+        </w:rPr>
+      </w:pPr>
+      <w:r>
+        <w:rPr>
+          <w:rStyle w:val="13"/>
+          <w:rFonts w:hint="default" w:ascii="Times New Roman" w:hAnsi="Times New Roman" w:cs="Times New Roman"/>
+        </w:rPr>
+        <w:t>function</w:t>
+      </w:r>
+      <w:r>
+        <w:rPr>
+          <w:rStyle w:val="5"/>
+          <w:rFonts w:hint="default" w:ascii="Times New Roman" w:hAnsi="Times New Roman" w:cs="Times New Roman"/>
+        </w:rPr>
+        <w:t xml:space="preserve"> </w:t>
+      </w:r>
+      <w:r>
+        <w:rPr>
+          <w:rStyle w:val="14"/>
+          <w:rFonts w:hint="default" w:ascii="Times New Roman" w:hAnsi="Times New Roman" w:cs="Times New Roman"/>
+        </w:rPr>
+        <w:t>add</w:t>
+      </w:r>
+      <w:r>
+        <w:rPr>
+          <w:rStyle w:val="5"/>
+          <w:rFonts w:hint="default" w:ascii="Times New Roman" w:hAnsi="Times New Roman" w:cs="Times New Roman"/>
+        </w:rPr>
+        <w:t>(</w:t>
+      </w:r>
+      <w:r>
+        <w:rPr>
+          <w:rStyle w:val="14"/>
+          <w:rFonts w:hint="default" w:ascii="Times New Roman" w:hAnsi="Times New Roman" w:cs="Times New Roman"/>
+        </w:rPr>
+        <w:t>a</w:t>
+      </w:r>
+      <w:r>
+        <w:rPr>
+          <w:rStyle w:val="5"/>
+          <w:rFonts w:hint="default" w:ascii="Times New Roman" w:hAnsi="Times New Roman" w:cs="Times New Roman"/>
+        </w:rPr>
+        <w:t>,</w:t>
+      </w:r>
+      <w:r>
+        <w:rPr>
+          <w:rStyle w:val="14"/>
+          <w:rFonts w:hint="default" w:ascii="Times New Roman" w:hAnsi="Times New Roman" w:cs="Times New Roman"/>
+        </w:rPr>
+        <w:t>b</w:t>
+      </w:r>
+      <w:r>
+        <w:rPr>
+          <w:rStyle w:val="5"/>
+          <w:rFonts w:hint="default" w:ascii="Times New Roman" w:hAnsi="Times New Roman" w:cs="Times New Roman"/>
+        </w:rPr>
+        <w:t xml:space="preserve">){ </w:t>
+      </w:r>
+      <w:r>
+        <w:rPr>
+          <w:rStyle w:val="13"/>
+          <w:rFonts w:hint="default" w:ascii="Times New Roman" w:hAnsi="Times New Roman" w:cs="Times New Roman"/>
+        </w:rPr>
+        <w:t>return</w:t>
+      </w:r>
+      <w:r>
+        <w:rPr>
+          <w:rStyle w:val="5"/>
+          <w:rFonts w:hint="default" w:ascii="Times New Roman" w:hAnsi="Times New Roman" w:cs="Times New Roman"/>
+        </w:rPr>
+        <w:t xml:space="preserve"> </w:t>
+      </w:r>
+      <w:r>
+        <w:rPr>
+          <w:rStyle w:val="14"/>
+          <w:rFonts w:hint="default" w:ascii="Times New Roman" w:hAnsi="Times New Roman" w:cs="Times New Roman"/>
+        </w:rPr>
+        <w:t>a</w:t>
+      </w:r>
+      <w:r>
+        <w:rPr>
+          <w:rStyle w:val="13"/>
+          <w:rFonts w:hint="default" w:ascii="Times New Roman" w:hAnsi="Times New Roman" w:cs="Times New Roman"/>
+        </w:rPr>
+        <w:t>+</w:t>
+      </w:r>
+      <w:r>
+        <w:rPr>
+          <w:rStyle w:val="14"/>
+          <w:rFonts w:hint="default" w:ascii="Times New Roman" w:hAnsi="Times New Roman" w:cs="Times New Roman"/>
+        </w:rPr>
+        <w:t>b</w:t>
+      </w:r>
+      <w:r>
+        <w:rPr>
+          <w:rStyle w:val="5"/>
+          <w:rFonts w:hint="default" w:ascii="Times New Roman" w:hAnsi="Times New Roman" w:cs="Times New Roman"/>
+        </w:rPr>
+        <w:t>; }</w:t>
+      </w:r>
+    </w:p>
+    <w:p>
+      <w:pPr>
+        <w:pStyle w:val="7"/>
+        <w:keepNext w:val="0"/>
+        <w:keepLines w:val="0"/>
+        <w:widowControl/>
+        <w:suppressLineNumbers w:val="0"/>
+        <w:rPr>
+          <w:rFonts w:hint="default" w:ascii="Times New Roman" w:hAnsi="Times New Roman" w:eastAsia="TimesNewRomanPS-BoldMT" w:cs="Times New Roman"/>
+          <w:b/>
+          <w:bCs/>
+          <w:color w:val="000000"/>
+          <w:kern w:val="0"/>
+          <w:sz w:val="28"/>
+          <w:szCs w:val="28"/>
+          <w:lang w:val="en-GB" w:eastAsia="zh-CN" w:bidi="ar"/>
+        </w:rPr>
+      </w:pPr>
+      <w:r>
+        <w:rPr>
+          <w:rFonts w:hint="default" w:ascii="Times New Roman" w:hAnsi="Times New Roman" w:cs="Times New Roman"/>
+        </w:rPr>
+        <w:t>This makes functions dynamic and reusable.</w:t>
       </w:r>
     </w:p>
     <w:p>
@@ -1748,18 +4350,19 @@
         </w:rPr>
         <w:t>• Question 1: What is an array in JavaScript? How do you declare and</w:t>
       </w:r>
-    </w:p>
-    <w:p>
-      <w:pPr>
-        <w:keepNext w:val="0"/>
-        <w:keepLines w:val="0"/>
-        <w:widowControl/>
-        <w:suppressLineNumbers w:val="0"/>
-        <w:jc w:val="both"/>
-        <w:rPr>
-          <w:rFonts w:hint="default" w:ascii="Times New Roman" w:hAnsi="Times New Roman" w:cs="Times New Roman"/>
-        </w:rPr>
-      </w:pPr>
+      <w:r>
+        <w:rPr>
+          <w:rFonts w:hint="default" w:ascii="Times New Roman" w:hAnsi="Times New Roman" w:eastAsia="TimesNewRomanPS-BoldMT" w:cs="Times New Roman"/>
+          <w:b/>
+          <w:bCs/>
+          <w:color w:val="000000"/>
+          <w:kern w:val="0"/>
+          <w:sz w:val="28"/>
+          <w:szCs w:val="28"/>
+          <w:lang w:val="en-GB" w:eastAsia="zh-CN" w:bidi="ar"/>
+        </w:rPr>
+        <w:t xml:space="preserve"> </w:t>
+      </w:r>
       <w:r>
         <w:rPr>
           <w:rFonts w:hint="default" w:ascii="Times New Roman" w:hAnsi="Times New Roman" w:eastAsia="TimesNewRomanPS-BoldMT" w:cs="Times New Roman"/>
@@ -1776,11 +4379,11 @@
     </w:p>
     <w:p>
       <w:pPr>
-        <w:keepNext w:val="0"/>
-        <w:keepLines w:val="0"/>
-        <w:widowControl/>
-        <w:suppressLineNumbers w:val="0"/>
-        <w:jc w:val="both"/>
+        <w:pStyle w:val="7"/>
+        <w:keepNext w:val="0"/>
+        <w:keepLines w:val="0"/>
+        <w:widowControl/>
+        <w:suppressLineNumbers w:val="0"/>
         <w:rPr>
           <w:rFonts w:hint="default" w:ascii="Times New Roman" w:hAnsi="Times New Roman" w:eastAsia="TimesNewRomanPS-BoldMT" w:cs="Times New Roman"/>
           <w:b/>
@@ -1805,25 +4408,43 @@
         </w:rPr>
         <w:t xml:space="preserve">Ans:- </w:t>
       </w:r>
-    </w:p>
-    <w:p>
-      <w:pPr>
-        <w:keepNext w:val="0"/>
-        <w:keepLines w:val="0"/>
-        <w:widowControl/>
-        <w:suppressLineNumbers w:val="0"/>
-        <w:jc w:val="both"/>
-        <w:rPr>
-          <w:rFonts w:hint="default" w:ascii="Times New Roman" w:hAnsi="Times New Roman" w:eastAsia="TimesNewRomanPS-BoldMT" w:cs="Times New Roman"/>
-          <w:b/>
-          <w:bCs/>
-          <w:color w:val="000000"/>
-          <w:kern w:val="0"/>
-          <w:sz w:val="28"/>
-          <w:szCs w:val="28"/>
-          <w:lang w:val="en-US" w:eastAsia="zh-CN" w:bidi="ar"/>
-        </w:rPr>
-      </w:pPr>
+      <w:r>
+        <w:rPr>
+          <w:rFonts w:hint="default" w:ascii="Times New Roman" w:hAnsi="Times New Roman" w:cs="Times New Roman"/>
+        </w:rPr>
+        <w:t>Array is a collection of multiple values in a single variable. It is declared using square brackets. Example:</w:t>
+      </w:r>
+      <w:r>
+        <w:rPr>
+          <w:rFonts w:hint="default" w:ascii="Times New Roman" w:hAnsi="Times New Roman" w:cs="Times New Roman"/>
+        </w:rPr>
+        <w:br w:type="textWrapping"/>
+      </w:r>
+      <w:r>
+        <w:rPr>
+          <w:rStyle w:val="5"/>
+          <w:rFonts w:hint="default" w:ascii="Times New Roman" w:hAnsi="Times New Roman" w:cs="Times New Roman"/>
+        </w:rPr>
+        <w:t>let arr = [1,2,3];</w:t>
+      </w:r>
+      <w:r>
+        <w:rPr>
+          <w:rFonts w:hint="default" w:ascii="Times New Roman" w:hAnsi="Times New Roman" w:cs="Times New Roman"/>
+        </w:rPr>
+        <w:t>.</w:t>
+      </w:r>
+      <w:r>
+        <w:rPr>
+          <w:rFonts w:hint="default" w:ascii="Times New Roman" w:hAnsi="Times New Roman" w:cs="Times New Roman"/>
+        </w:rPr>
+        <w:br w:type="textWrapping"/>
+      </w:r>
+      <w:r>
+        <w:rPr>
+          <w:rFonts w:hint="default" w:ascii="Times New Roman" w:hAnsi="Times New Roman" w:cs="Times New Roman"/>
+        </w:rPr>
+        <w:t>Arrays can store different data types.</w:t>
+      </w:r>
     </w:p>
     <w:p>
       <w:pPr>
@@ -1849,18 +4470,19 @@
         </w:rPr>
         <w:t>• Question 2: Explain the methods push(), pop(), shift(), and unshift()used</w:t>
       </w:r>
-    </w:p>
-    <w:p>
-      <w:pPr>
-        <w:keepNext w:val="0"/>
-        <w:keepLines w:val="0"/>
-        <w:widowControl/>
-        <w:suppressLineNumbers w:val="0"/>
-        <w:jc w:val="both"/>
-        <w:rPr>
-          <w:rFonts w:hint="default" w:ascii="Times New Roman" w:hAnsi="Times New Roman" w:cs="Times New Roman"/>
-        </w:rPr>
-      </w:pPr>
+      <w:r>
+        <w:rPr>
+          <w:rFonts w:hint="default" w:ascii="Times New Roman" w:hAnsi="Times New Roman" w:eastAsia="TimesNewRomanPS-BoldMT" w:cs="Times New Roman"/>
+          <w:b/>
+          <w:bCs/>
+          <w:color w:val="000000"/>
+          <w:kern w:val="0"/>
+          <w:sz w:val="28"/>
+          <w:szCs w:val="28"/>
+          <w:lang w:val="en-GB" w:eastAsia="zh-CN" w:bidi="ar"/>
+        </w:rPr>
+        <w:t xml:space="preserve"> </w:t>
+      </w:r>
       <w:r>
         <w:rPr>
           <w:rFonts w:hint="default" w:ascii="Times New Roman" w:hAnsi="Times New Roman" w:eastAsia="TimesNewRomanPS-BoldMT" w:cs="Times New Roman"/>
@@ -1884,6 +4506,7 @@
         <w:jc w:val="both"/>
         <w:rPr>
           <w:rFonts w:hint="default" w:ascii="Times New Roman" w:hAnsi="Times New Roman" w:cs="Times New Roman"/>
+          <w:lang w:val="en-GB"/>
         </w:rPr>
       </w:pPr>
       <w:r>
@@ -1898,6 +4521,136 @@
           <w:lang w:val="en-US" w:eastAsia="zh-CN" w:bidi="ar"/>
         </w:rPr>
         <w:t>Ans:-</w:t>
+      </w:r>
+      <w:r>
+        <w:rPr>
+          <w:rFonts w:hint="default" w:ascii="Times New Roman" w:hAnsi="Times New Roman" w:eastAsia="TimesNewRomanPS-BoldMT" w:cs="Times New Roman"/>
+          <w:b/>
+          <w:bCs/>
+          <w:color w:val="000000"/>
+          <w:kern w:val="0"/>
+          <w:sz w:val="28"/>
+          <w:szCs w:val="28"/>
+          <w:lang w:val="en-GB" w:eastAsia="zh-CN" w:bidi="ar"/>
+        </w:rPr>
+        <w:t xml:space="preserve"> </w:t>
+      </w:r>
+      <w:r>
+        <w:rPr>
+          <w:rStyle w:val="5"/>
+          <w:rFonts w:hint="default" w:ascii="Times New Roman" w:hAnsi="Times New Roman" w:eastAsia="SimSun" w:cs="Times New Roman"/>
+          <w:sz w:val="24"/>
+          <w:szCs w:val="24"/>
+        </w:rPr>
+        <w:t>push()</w:t>
+      </w:r>
+      <w:r>
+        <w:rPr>
+          <w:rFonts w:hint="default" w:ascii="Times New Roman" w:hAnsi="Times New Roman" w:eastAsia="SimSun" w:cs="Times New Roman"/>
+          <w:sz w:val="24"/>
+          <w:szCs w:val="24"/>
+        </w:rPr>
+        <w:t xml:space="preserve"> adds element at end.</w:t>
+      </w:r>
+      <w:r>
+        <w:rPr>
+          <w:rFonts w:hint="default" w:ascii="Times New Roman" w:hAnsi="Times New Roman" w:eastAsia="SimSun" w:cs="Times New Roman"/>
+          <w:sz w:val="24"/>
+          <w:szCs w:val="24"/>
+        </w:rPr>
+        <w:br w:type="textWrapping"/>
+      </w:r>
+      <w:r>
+        <w:rPr>
+          <w:rStyle w:val="5"/>
+          <w:rFonts w:hint="default" w:ascii="Times New Roman" w:hAnsi="Times New Roman" w:eastAsia="SimSun" w:cs="Times New Roman"/>
+          <w:sz w:val="24"/>
+          <w:szCs w:val="24"/>
+        </w:rPr>
+        <w:t>pop()</w:t>
+      </w:r>
+      <w:r>
+        <w:rPr>
+          <w:rFonts w:hint="default" w:ascii="Times New Roman" w:hAnsi="Times New Roman" w:eastAsia="SimSun" w:cs="Times New Roman"/>
+          <w:sz w:val="24"/>
+          <w:szCs w:val="24"/>
+        </w:rPr>
+        <w:t xml:space="preserve"> removes last element.</w:t>
+      </w:r>
+      <w:r>
+        <w:rPr>
+          <w:rFonts w:hint="default" w:ascii="Times New Roman" w:hAnsi="Times New Roman" w:eastAsia="SimSun" w:cs="Times New Roman"/>
+          <w:sz w:val="24"/>
+          <w:szCs w:val="24"/>
+        </w:rPr>
+        <w:br w:type="textWrapping"/>
+      </w:r>
+      <w:r>
+        <w:rPr>
+          <w:rStyle w:val="5"/>
+          <w:rFonts w:hint="default" w:ascii="Times New Roman" w:hAnsi="Times New Roman" w:eastAsia="SimSun" w:cs="Times New Roman"/>
+          <w:sz w:val="24"/>
+          <w:szCs w:val="24"/>
+        </w:rPr>
+        <w:t>shift()</w:t>
+      </w:r>
+      <w:r>
+        <w:rPr>
+          <w:rFonts w:hint="default" w:ascii="Times New Roman" w:hAnsi="Times New Roman" w:eastAsia="SimSun" w:cs="Times New Roman"/>
+          <w:sz w:val="24"/>
+          <w:szCs w:val="24"/>
+        </w:rPr>
+        <w:t xml:space="preserve"> removes first element.</w:t>
+      </w:r>
+      <w:r>
+        <w:rPr>
+          <w:rFonts w:hint="default" w:ascii="Times New Roman" w:hAnsi="Times New Roman" w:eastAsia="SimSun" w:cs="Times New Roman"/>
+          <w:sz w:val="24"/>
+          <w:szCs w:val="24"/>
+        </w:rPr>
+        <w:br w:type="textWrapping"/>
+      </w:r>
+      <w:r>
+        <w:rPr>
+          <w:rStyle w:val="5"/>
+          <w:rFonts w:hint="default" w:ascii="Times New Roman" w:hAnsi="Times New Roman" w:eastAsia="SimSun" w:cs="Times New Roman"/>
+          <w:sz w:val="24"/>
+          <w:szCs w:val="24"/>
+        </w:rPr>
+        <w:t>unshift()</w:t>
+      </w:r>
+      <w:r>
+        <w:rPr>
+          <w:rFonts w:hint="default" w:ascii="Times New Roman" w:hAnsi="Times New Roman" w:eastAsia="SimSun" w:cs="Times New Roman"/>
+          <w:sz w:val="24"/>
+          <w:szCs w:val="24"/>
+        </w:rPr>
+        <w:t xml:space="preserve"> adds element at beginning.</w:t>
+      </w:r>
+      <w:r>
+        <w:rPr>
+          <w:rFonts w:hint="default" w:ascii="Times New Roman" w:hAnsi="Times New Roman" w:eastAsia="SimSun" w:cs="Times New Roman"/>
+          <w:sz w:val="24"/>
+          <w:szCs w:val="24"/>
+        </w:rPr>
+        <w:br w:type="textWrapping"/>
+      </w:r>
+      <w:r>
+        <w:rPr>
+          <w:rFonts w:hint="default" w:ascii="Times New Roman" w:hAnsi="Times New Roman" w:eastAsia="SimSun" w:cs="Times New Roman"/>
+          <w:sz w:val="24"/>
+          <w:szCs w:val="24"/>
+        </w:rPr>
+        <w:t xml:space="preserve">Example: </w:t>
+      </w:r>
+      <w:r>
+        <w:rPr>
+          <w:rStyle w:val="5"/>
+          <w:rFonts w:hint="default" w:ascii="Times New Roman" w:hAnsi="Times New Roman" w:eastAsia="SimSun" w:cs="Times New Roman"/>
+          <w:sz w:val="24"/>
+          <w:szCs w:val="24"/>
+        </w:rPr>
+        <w:t>arr.push(4);</w:t>
       </w:r>
     </w:p>
     <w:p>
@@ -1973,18 +4726,19 @@
         </w:rPr>
         <w:t>• Question 1: What is an object in JavaScript? How are objects different</w:t>
       </w:r>
-    </w:p>
-    <w:p>
-      <w:pPr>
-        <w:keepNext w:val="0"/>
-        <w:keepLines w:val="0"/>
-        <w:widowControl/>
-        <w:suppressLineNumbers w:val="0"/>
-        <w:jc w:val="both"/>
-        <w:rPr>
-          <w:rFonts w:hint="default" w:ascii="Times New Roman" w:hAnsi="Times New Roman" w:cs="Times New Roman"/>
-        </w:rPr>
-      </w:pPr>
+      <w:r>
+        <w:rPr>
+          <w:rFonts w:hint="default" w:ascii="Times New Roman" w:hAnsi="Times New Roman" w:eastAsia="TimesNewRomanPS-BoldMT" w:cs="Times New Roman"/>
+          <w:b/>
+          <w:bCs/>
+          <w:color w:val="000000"/>
+          <w:kern w:val="0"/>
+          <w:sz w:val="28"/>
+          <w:szCs w:val="28"/>
+          <w:lang w:val="en-GB" w:eastAsia="zh-CN" w:bidi="ar"/>
+        </w:rPr>
+        <w:t xml:space="preserve"> </w:t>
+      </w:r>
       <w:r>
         <w:rPr>
           <w:rFonts w:hint="default" w:ascii="Times New Roman" w:hAnsi="Times New Roman" w:eastAsia="TimesNewRomanPS-BoldMT" w:cs="Times New Roman"/>
@@ -2007,14 +4761,9 @@
         <w:suppressLineNumbers w:val="0"/>
         <w:jc w:val="both"/>
         <w:rPr>
-          <w:rFonts w:hint="default" w:ascii="Times New Roman" w:hAnsi="Times New Roman" w:eastAsia="TimesNewRomanPS-BoldMT" w:cs="Times New Roman"/>
-          <w:b/>
-          <w:bCs/>
-          <w:color w:val="000000"/>
-          <w:kern w:val="0"/>
-          <w:sz w:val="28"/>
-          <w:szCs w:val="28"/>
-          <w:lang w:val="en-US" w:eastAsia="zh-CN" w:bidi="ar"/>
+          <w:rFonts w:hint="default" w:ascii="Times New Roman" w:hAnsi="Times New Roman" w:eastAsia="SimSun" w:cs="Times New Roman"/>
+          <w:sz w:val="24"/>
+          <w:szCs w:val="24"/>
         </w:rPr>
       </w:pPr>
       <w:r>
@@ -2030,6 +4779,82 @@
         </w:rPr>
         <w:t xml:space="preserve">Ans:- </w:t>
       </w:r>
+      <w:r>
+        <w:rPr>
+          <w:rFonts w:hint="default" w:ascii="Times New Roman" w:hAnsi="Times New Roman" w:eastAsia="SimSun" w:cs="Times New Roman"/>
+          <w:sz w:val="24"/>
+          <w:szCs w:val="24"/>
+        </w:rPr>
+        <w:t xml:space="preserve">Objects store data in key-value pairs. Arrays store values in index form. </w:t>
+      </w:r>
+    </w:p>
+    <w:p>
+      <w:pPr>
+        <w:keepNext w:val="0"/>
+        <w:keepLines w:val="0"/>
+        <w:widowControl/>
+        <w:suppressLineNumbers w:val="0"/>
+        <w:jc w:val="both"/>
+        <w:rPr>
+          <w:rFonts w:hint="default" w:ascii="Times New Roman" w:hAnsi="Times New Roman" w:eastAsia="TimesNewRomanPS-BoldMT" w:cs="Times New Roman"/>
+          <w:b/>
+          <w:bCs/>
+          <w:color w:val="000000"/>
+          <w:kern w:val="0"/>
+          <w:sz w:val="28"/>
+          <w:szCs w:val="28"/>
+          <w:lang w:val="en-US" w:eastAsia="zh-CN" w:bidi="ar"/>
+        </w:rPr>
+      </w:pPr>
+      <w:r>
+        <w:rPr>
+          <w:rFonts w:hint="default" w:ascii="Times New Roman" w:hAnsi="Times New Roman" w:eastAsia="SimSun" w:cs="Times New Roman"/>
+          <w:sz w:val="24"/>
+          <w:szCs w:val="24"/>
+        </w:rPr>
+        <w:t>Example:</w:t>
+      </w:r>
+      <w:r>
+        <w:rPr>
+          <w:rFonts w:hint="default" w:ascii="Times New Roman" w:hAnsi="Times New Roman" w:eastAsia="SimSun" w:cs="Times New Roman"/>
+          <w:sz w:val="24"/>
+          <w:szCs w:val="24"/>
+        </w:rPr>
+        <w:br w:type="textWrapping"/>
+      </w:r>
+      <w:r>
+        <w:rPr>
+          <w:rStyle w:val="5"/>
+          <w:rFonts w:hint="default" w:ascii="Times New Roman" w:hAnsi="Times New Roman" w:eastAsia="SimSun" w:cs="Times New Roman"/>
+          <w:sz w:val="24"/>
+          <w:szCs w:val="24"/>
+        </w:rPr>
+        <w:t>let obj = {name:"Sakshi"}</w:t>
+      </w:r>
+      <w:r>
+        <w:rPr>
+          <w:rFonts w:hint="default" w:ascii="Times New Roman" w:hAnsi="Times New Roman" w:eastAsia="SimSun" w:cs="Times New Roman"/>
+          <w:sz w:val="24"/>
+          <w:szCs w:val="24"/>
+        </w:rPr>
+        <w:t>.</w:t>
+      </w:r>
+      <w:r>
+        <w:rPr>
+          <w:rFonts w:hint="default" w:ascii="Times New Roman" w:hAnsi="Times New Roman" w:eastAsia="SimSun" w:cs="Times New Roman"/>
+          <w:sz w:val="24"/>
+          <w:szCs w:val="24"/>
+        </w:rPr>
+        <w:br w:type="textWrapping"/>
+      </w:r>
+      <w:r>
+        <w:rPr>
+          <w:rFonts w:hint="default" w:ascii="Times New Roman" w:hAnsi="Times New Roman" w:eastAsia="SimSun" w:cs="Times New Roman"/>
+          <w:sz w:val="24"/>
+          <w:szCs w:val="24"/>
+        </w:rPr>
+        <w:t>Objects are used for structured data, arrays for lists.</w:t>
+      </w:r>
     </w:p>
     <w:p>
       <w:pPr>
@@ -2130,7 +4955,7 @@
           <w:kern w:val="0"/>
           <w:sz w:val="28"/>
           <w:szCs w:val="28"/>
-          <w:lang w:val="en-US" w:eastAsia="zh-CN" w:bidi="ar"/>
+          <w:lang w:val="en-GB" w:eastAsia="zh-CN" w:bidi="ar"/>
         </w:rPr>
       </w:pPr>
       <w:r>
@@ -2145,6 +4970,102 @@
           <w:lang w:val="en-US" w:eastAsia="zh-CN" w:bidi="ar"/>
         </w:rPr>
         <w:t>Ans:</w:t>
+      </w:r>
+      <w:r>
+        <w:rPr>
+          <w:rFonts w:hint="default" w:ascii="Times New Roman" w:hAnsi="Times New Roman" w:eastAsia="TimesNewRomanPS-BoldMT" w:cs="Times New Roman"/>
+          <w:b/>
+          <w:bCs/>
+          <w:color w:val="000000"/>
+          <w:kern w:val="0"/>
+          <w:sz w:val="28"/>
+          <w:szCs w:val="28"/>
+          <w:lang w:val="en-GB" w:eastAsia="zh-CN" w:bidi="ar"/>
+        </w:rPr>
+        <w:t xml:space="preserve"> </w:t>
+      </w:r>
+      <w:r>
+        <w:rPr>
+          <w:rFonts w:hint="default" w:ascii="Times New Roman" w:hAnsi="Times New Roman" w:eastAsia="SimSun" w:cs="Times New Roman"/>
+          <w:sz w:val="24"/>
+          <w:szCs w:val="24"/>
+        </w:rPr>
+        <w:t xml:space="preserve">Dot notation: </w:t>
+      </w:r>
+      <w:r>
+        <w:rPr>
+          <w:rStyle w:val="5"/>
+          <w:rFonts w:hint="default" w:ascii="Times New Roman" w:hAnsi="Times New Roman" w:eastAsia="SimSun" w:cs="Times New Roman"/>
+          <w:sz w:val="24"/>
+          <w:szCs w:val="24"/>
+        </w:rPr>
+        <w:t>obj.name</w:t>
+      </w:r>
+      <w:r>
+        <w:rPr>
+          <w:rFonts w:hint="default" w:ascii="Times New Roman" w:hAnsi="Times New Roman" w:eastAsia="SimSun" w:cs="Times New Roman"/>
+          <w:sz w:val="24"/>
+          <w:szCs w:val="24"/>
+        </w:rPr>
+        <w:br w:type="textWrapping"/>
+      </w:r>
+      <w:r>
+        <w:rPr>
+          <w:rFonts w:hint="default" w:ascii="Times New Roman" w:hAnsi="Times New Roman" w:eastAsia="SimSun" w:cs="Times New Roman"/>
+          <w:sz w:val="24"/>
+          <w:szCs w:val="24"/>
+        </w:rPr>
+        <w:t xml:space="preserve">Bracket notation: </w:t>
+      </w:r>
+      <w:r>
+        <w:rPr>
+          <w:rStyle w:val="5"/>
+          <w:rFonts w:hint="default" w:ascii="Times New Roman" w:hAnsi="Times New Roman" w:eastAsia="SimSun" w:cs="Times New Roman"/>
+          <w:sz w:val="24"/>
+          <w:szCs w:val="24"/>
+        </w:rPr>
+        <w:t>obj["name"]</w:t>
+      </w:r>
+      <w:r>
+        <w:rPr>
+          <w:rFonts w:hint="default" w:ascii="Times New Roman" w:hAnsi="Times New Roman" w:eastAsia="SimSun" w:cs="Times New Roman"/>
+          <w:sz w:val="24"/>
+          <w:szCs w:val="24"/>
+        </w:rPr>
+        <w:br w:type="textWrapping"/>
+      </w:r>
+      <w:r>
+        <w:rPr>
+          <w:rFonts w:hint="default" w:ascii="Times New Roman" w:hAnsi="Times New Roman" w:eastAsia="SimSun" w:cs="Times New Roman"/>
+          <w:sz w:val="24"/>
+          <w:szCs w:val="24"/>
+        </w:rPr>
+        <w:t xml:space="preserve">Update: </w:t>
+      </w:r>
+      <w:r>
+        <w:rPr>
+          <w:rStyle w:val="5"/>
+          <w:rFonts w:hint="default" w:ascii="Times New Roman" w:hAnsi="Times New Roman" w:eastAsia="SimSun" w:cs="Times New Roman"/>
+          <w:sz w:val="24"/>
+          <w:szCs w:val="24"/>
+        </w:rPr>
+        <w:t>obj.name = "New";</w:t>
+      </w:r>
+      <w:r>
+        <w:rPr>
+          <w:rFonts w:hint="default" w:ascii="Times New Roman" w:hAnsi="Times New Roman" w:eastAsia="SimSun" w:cs="Times New Roman"/>
+          <w:sz w:val="24"/>
+          <w:szCs w:val="24"/>
+        </w:rPr>
+        <w:br w:type="textWrapping"/>
+      </w:r>
+      <w:r>
+        <w:rPr>
+          <w:rFonts w:hint="default" w:ascii="Times New Roman" w:hAnsi="Times New Roman" w:eastAsia="SimSun" w:cs="Times New Roman"/>
+          <w:sz w:val="24"/>
+          <w:szCs w:val="24"/>
+        </w:rPr>
+        <w:t>Bracket is useful when key is dynamic.</w:t>
       </w:r>
     </w:p>
     <w:p>
@@ -2277,6 +5198,14 @@
         </w:rPr>
         <w:t xml:space="preserve">Ans:- </w:t>
       </w:r>
+      <w:r>
+        <w:rPr>
+          <w:rFonts w:hint="default" w:ascii="Times New Roman" w:hAnsi="Times New Roman" w:eastAsia="SimSun" w:cs="Times New Roman"/>
+          <w:sz w:val="24"/>
+          <w:szCs w:val="24"/>
+        </w:rPr>
+        <w:t>Events are user actions like click, hover, or keypress. Event listeners detect these actions and run functions. They make web pages interactive. Example: clicking a button triggers an action.</w:t>
+      </w:r>
     </w:p>
     <w:p>
       <w:pPr>
@@ -2349,20 +5278,13 @@
     </w:p>
     <w:p>
       <w:pPr>
-        <w:keepNext w:val="0"/>
-        <w:keepLines w:val="0"/>
-        <w:widowControl/>
-        <w:suppressLineNumbers w:val="0"/>
-        <w:jc w:val="both"/>
-        <w:rPr>
-          <w:rFonts w:hint="default" w:ascii="Times New Roman" w:hAnsi="Times New Roman" w:eastAsia="TimesNewRomanPS-BoldMT" w:cs="Times New Roman"/>
-          <w:b/>
-          <w:bCs/>
-          <w:color w:val="000000"/>
-          <w:kern w:val="0"/>
-          <w:sz w:val="28"/>
-          <w:szCs w:val="28"/>
-          <w:lang w:val="en-US" w:eastAsia="zh-CN" w:bidi="ar"/>
+        <w:pStyle w:val="7"/>
+        <w:keepNext w:val="0"/>
+        <w:keepLines w:val="0"/>
+        <w:widowControl/>
+        <w:suppressLineNumbers w:val="0"/>
+        <w:rPr>
+          <w:rFonts w:hint="default" w:ascii="Times New Roman" w:hAnsi="Times New Roman" w:cs="Times New Roman"/>
         </w:rPr>
       </w:pPr>
       <w:r>
@@ -2377,6 +5299,146 @@
           <w:lang w:val="en-US" w:eastAsia="zh-CN" w:bidi="ar"/>
         </w:rPr>
         <w:t xml:space="preserve">Ans:- </w:t>
+      </w:r>
+      <w:r>
+        <w:rPr>
+          <w:rFonts w:hint="default" w:ascii="Times New Roman" w:hAnsi="Times New Roman" w:cs="Times New Roman"/>
+        </w:rPr>
+        <w:t>It attaches an event to an element without overwriting others.</w:t>
+      </w:r>
+      <w:r>
+        <w:rPr>
+          <w:rFonts w:hint="default" w:ascii="Times New Roman" w:hAnsi="Times New Roman" w:cs="Times New Roman"/>
+        </w:rPr>
+        <w:br w:type="textWrapping"/>
+      </w:r>
+      <w:r>
+        <w:rPr>
+          <w:rFonts w:hint="default" w:ascii="Times New Roman" w:hAnsi="Times New Roman" w:cs="Times New Roman"/>
+        </w:rPr>
+        <w:t>Example:</w:t>
+      </w:r>
+    </w:p>
+    <w:p>
+      <w:pPr>
+        <w:pStyle w:val="6"/>
+        <w:keepNext w:val="0"/>
+        <w:keepLines w:val="0"/>
+        <w:widowControl/>
+        <w:suppressLineNumbers w:val="0"/>
+        <w:rPr>
+          <w:rFonts w:hint="default" w:ascii="Times New Roman" w:hAnsi="Times New Roman" w:eastAsia="TimesNewRomanPS-BoldMT" w:cs="Times New Roman"/>
+          <w:b/>
+          <w:bCs/>
+          <w:color w:val="000000"/>
+          <w:kern w:val="0"/>
+          <w:sz w:val="28"/>
+          <w:szCs w:val="28"/>
+          <w:lang w:val="en-US" w:eastAsia="zh-CN" w:bidi="ar"/>
+        </w:rPr>
+      </w:pPr>
+      <w:r>
+        <w:rPr>
+          <w:rStyle w:val="14"/>
+          <w:rFonts w:hint="default" w:ascii="Times New Roman" w:hAnsi="Times New Roman" w:cs="Times New Roman"/>
+        </w:rPr>
+        <w:t>button</w:t>
+      </w:r>
+      <w:r>
+        <w:rPr>
+          <w:rStyle w:val="13"/>
+          <w:rFonts w:hint="default" w:ascii="Times New Roman" w:hAnsi="Times New Roman" w:cs="Times New Roman"/>
+        </w:rPr>
+        <w:t>.</w:t>
+      </w:r>
+      <w:r>
+        <w:rPr>
+          <w:rStyle w:val="5"/>
+          <w:rFonts w:hint="default" w:ascii="Times New Roman" w:hAnsi="Times New Roman" w:cs="Times New Roman"/>
+        </w:rPr>
+        <w:t>addEventListener(</w:t>
+      </w:r>
+      <w:r>
+        <w:rPr>
+          <w:rFonts w:hint="default" w:ascii="Times New Roman" w:hAnsi="Times New Roman" w:cs="Times New Roman"/>
+        </w:rPr>
+        <w:t>"click"</w:t>
+      </w:r>
+      <w:r>
+        <w:rPr>
+          <w:rStyle w:val="5"/>
+          <w:rFonts w:hint="default" w:ascii="Times New Roman" w:hAnsi="Times New Roman" w:cs="Times New Roman"/>
+        </w:rPr>
+        <w:t xml:space="preserve">, </w:t>
+      </w:r>
+      <w:r>
+        <w:rPr>
+          <w:rStyle w:val="13"/>
+          <w:rFonts w:hint="default" w:ascii="Times New Roman" w:hAnsi="Times New Roman" w:cs="Times New Roman"/>
+        </w:rPr>
+        <w:t>function</w:t>
+      </w:r>
+      <w:r>
+        <w:rPr>
+          <w:rStyle w:val="5"/>
+          <w:rFonts w:hint="default" w:ascii="Times New Roman" w:hAnsi="Times New Roman" w:cs="Times New Roman"/>
+        </w:rPr>
+        <w:t>(){</w:t>
+      </w:r>
+      <w:r>
+        <w:rPr>
+          <w:rStyle w:val="5"/>
+          <w:rFonts w:hint="default" w:ascii="Times New Roman" w:hAnsi="Times New Roman" w:cs="Times New Roman"/>
+        </w:rPr>
+        <w:br w:type="textWrapping"/>
+      </w:r>
+      <w:r>
+        <w:rPr>
+          <w:rStyle w:val="5"/>
+          <w:rFonts w:hint="default" w:ascii="Times New Roman" w:hAnsi="Times New Roman" w:cs="Times New Roman"/>
+        </w:rPr>
+        <w:t xml:space="preserve">  </w:t>
+      </w:r>
+      <w:r>
+        <w:rPr>
+          <w:rStyle w:val="14"/>
+          <w:rFonts w:hint="default" w:ascii="Times New Roman" w:hAnsi="Times New Roman" w:cs="Times New Roman"/>
+        </w:rPr>
+        <w:t>alert</w:t>
+      </w:r>
+      <w:r>
+        <w:rPr>
+          <w:rStyle w:val="5"/>
+          <w:rFonts w:hint="default" w:ascii="Times New Roman" w:hAnsi="Times New Roman" w:cs="Times New Roman"/>
+        </w:rPr>
+        <w:t>(</w:t>
+      </w:r>
+      <w:r>
+        <w:rPr>
+          <w:rFonts w:hint="default" w:ascii="Times New Roman" w:hAnsi="Times New Roman" w:cs="Times New Roman"/>
+        </w:rPr>
+        <w:t>"Clicked"</w:t>
+      </w:r>
+      <w:r>
+        <w:rPr>
+          <w:rStyle w:val="5"/>
+          <w:rFonts w:hint="default" w:ascii="Times New Roman" w:hAnsi="Times New Roman" w:cs="Times New Roman"/>
+        </w:rPr>
+        <w:t>);</w:t>
+      </w:r>
+      <w:r>
+        <w:rPr>
+          <w:rStyle w:val="5"/>
+          <w:rFonts w:hint="default" w:ascii="Times New Roman" w:hAnsi="Times New Roman" w:cs="Times New Roman"/>
+        </w:rPr>
+        <w:br w:type="textWrapping"/>
+      </w:r>
+      <w:r>
+        <w:rPr>
+          <w:rStyle w:val="5"/>
+          <w:rFonts w:hint="default" w:ascii="Times New Roman" w:hAnsi="Times New Roman" w:cs="Times New Roman"/>
+        </w:rPr>
+        <w:t>});</w:t>
       </w:r>
     </w:p>
     <w:p>
@@ -2503,6 +5565,14 @@
         </w:rPr>
         <w:t xml:space="preserve">Ans:- </w:t>
       </w:r>
+      <w:r>
+        <w:rPr>
+          <w:rFonts w:hint="default" w:ascii="Times New Roman" w:hAnsi="Times New Roman" w:eastAsia="SimSun" w:cs="Times New Roman"/>
+          <w:sz w:val="24"/>
+          <w:szCs w:val="24"/>
+        </w:rPr>
+        <w:t>DOM is a tree structure of HTML elements. JavaScript uses DOM to access and modify content, structure, and style. Example: changing text or adding elements dynamically.</w:t>
+      </w:r>
     </w:p>
     <w:p>
       <w:pPr>
@@ -2589,7 +5659,7 @@
           <w:kern w:val="0"/>
           <w:sz w:val="28"/>
           <w:szCs w:val="28"/>
-          <w:lang w:val="en-US" w:eastAsia="zh-CN" w:bidi="ar"/>
+          <w:lang w:val="en-GB" w:eastAsia="zh-CN" w:bidi="ar"/>
         </w:rPr>
       </w:pPr>
       <w:r>
@@ -2604,6 +5674,102 @@
           <w:lang w:val="en-US" w:eastAsia="zh-CN" w:bidi="ar"/>
         </w:rPr>
         <w:t>Ans:-</w:t>
+      </w:r>
+      <w:r>
+        <w:rPr>
+          <w:rFonts w:hint="default" w:ascii="Times New Roman" w:hAnsi="Times New Roman" w:eastAsia="TimesNewRomanPS-BoldMT" w:cs="Times New Roman"/>
+          <w:b/>
+          <w:bCs/>
+          <w:color w:val="000000"/>
+          <w:kern w:val="0"/>
+          <w:sz w:val="28"/>
+          <w:szCs w:val="28"/>
+          <w:lang w:val="en-GB" w:eastAsia="zh-CN" w:bidi="ar"/>
+        </w:rPr>
+        <w:t xml:space="preserve"> </w:t>
+      </w:r>
+      <w:r>
+        <w:rPr>
+          <w:rStyle w:val="5"/>
+          <w:rFonts w:hint="default" w:ascii="Times New Roman" w:hAnsi="Times New Roman" w:eastAsia="SimSun" w:cs="Times New Roman"/>
+          <w:sz w:val="24"/>
+          <w:szCs w:val="24"/>
+        </w:rPr>
+        <w:t>getElementById()</w:t>
+      </w:r>
+      <w:r>
+        <w:rPr>
+          <w:rFonts w:hint="default" w:ascii="Times New Roman" w:hAnsi="Times New Roman" w:eastAsia="SimSun" w:cs="Times New Roman"/>
+          <w:sz w:val="24"/>
+          <w:szCs w:val="24"/>
+        </w:rPr>
+        <w:t xml:space="preserve"> selects by id.</w:t>
+      </w:r>
+      <w:r>
+        <w:rPr>
+          <w:rFonts w:hint="default" w:ascii="Times New Roman" w:hAnsi="Times New Roman" w:eastAsia="SimSun" w:cs="Times New Roman"/>
+          <w:sz w:val="24"/>
+          <w:szCs w:val="24"/>
+        </w:rPr>
+        <w:br w:type="textWrapping"/>
+      </w:r>
+      <w:r>
+        <w:rPr>
+          <w:rStyle w:val="5"/>
+          <w:rFonts w:hint="default" w:ascii="Times New Roman" w:hAnsi="Times New Roman" w:eastAsia="SimSun" w:cs="Times New Roman"/>
+          <w:sz w:val="24"/>
+          <w:szCs w:val="24"/>
+        </w:rPr>
+        <w:t>getElementsByClassName()</w:t>
+      </w:r>
+      <w:r>
+        <w:rPr>
+          <w:rFonts w:hint="default" w:ascii="Times New Roman" w:hAnsi="Times New Roman" w:eastAsia="SimSun" w:cs="Times New Roman"/>
+          <w:sz w:val="24"/>
+          <w:szCs w:val="24"/>
+        </w:rPr>
+        <w:t xml:space="preserve"> selects multiple elements.</w:t>
+      </w:r>
+      <w:r>
+        <w:rPr>
+          <w:rFonts w:hint="default" w:ascii="Times New Roman" w:hAnsi="Times New Roman" w:eastAsia="SimSun" w:cs="Times New Roman"/>
+          <w:sz w:val="24"/>
+          <w:szCs w:val="24"/>
+        </w:rPr>
+        <w:br w:type="textWrapping"/>
+      </w:r>
+      <w:r>
+        <w:rPr>
+          <w:rStyle w:val="5"/>
+          <w:rFonts w:hint="default" w:ascii="Times New Roman" w:hAnsi="Times New Roman" w:eastAsia="SimSun" w:cs="Times New Roman"/>
+          <w:sz w:val="24"/>
+          <w:szCs w:val="24"/>
+        </w:rPr>
+        <w:t>querySelector()</w:t>
+      </w:r>
+      <w:r>
+        <w:rPr>
+          <w:rFonts w:hint="default" w:ascii="Times New Roman" w:hAnsi="Times New Roman" w:eastAsia="SimSun" w:cs="Times New Roman"/>
+          <w:sz w:val="24"/>
+          <w:szCs w:val="24"/>
+        </w:rPr>
+        <w:t xml:space="preserve"> selects first matching element.</w:t>
+      </w:r>
+      <w:r>
+        <w:rPr>
+          <w:rFonts w:hint="default" w:ascii="Times New Roman" w:hAnsi="Times New Roman" w:eastAsia="SimSun" w:cs="Times New Roman"/>
+          <w:sz w:val="24"/>
+          <w:szCs w:val="24"/>
+        </w:rPr>
+        <w:br w:type="textWrapping"/>
+      </w:r>
+      <w:r>
+        <w:rPr>
+          <w:rFonts w:hint="default" w:ascii="Times New Roman" w:hAnsi="Times New Roman" w:eastAsia="SimSun" w:cs="Times New Roman"/>
+          <w:sz w:val="24"/>
+          <w:szCs w:val="24"/>
+        </w:rPr>
+        <w:t>These help in targeting elements for manipulation.</w:t>
       </w:r>
     </w:p>
     <w:p>
@@ -2707,13 +5873,20 @@
     </w:p>
     <w:p>
       <w:pPr>
-        <w:keepNext w:val="0"/>
-        <w:keepLines w:val="0"/>
-        <w:widowControl/>
-        <w:suppressLineNumbers w:val="0"/>
-        <w:jc w:val="both"/>
-        <w:rPr>
-          <w:rFonts w:hint="default" w:ascii="Times New Roman" w:hAnsi="Times New Roman" w:cs="Times New Roman"/>
+        <w:pStyle w:val="7"/>
+        <w:keepNext w:val="0"/>
+        <w:keepLines w:val="0"/>
+        <w:widowControl/>
+        <w:suppressLineNumbers w:val="0"/>
+        <w:rPr>
+          <w:rFonts w:hint="default" w:ascii="Times New Roman" w:hAnsi="Times New Roman" w:eastAsia="TimesNewRomanPS-BoldMT" w:cs="Times New Roman"/>
+          <w:b/>
+          <w:bCs/>
+          <w:color w:val="000000"/>
+          <w:kern w:val="0"/>
+          <w:sz w:val="28"/>
+          <w:szCs w:val="28"/>
+          <w:lang w:val="en-US" w:eastAsia="zh-CN" w:bidi="ar"/>
         </w:rPr>
       </w:pPr>
       <w:r>
@@ -2729,25 +5902,63 @@
         </w:rPr>
         <w:t>Ans:-</w:t>
       </w:r>
-    </w:p>
-    <w:p>
-      <w:pPr>
-        <w:keepNext w:val="0"/>
-        <w:keepLines w:val="0"/>
-        <w:widowControl/>
-        <w:suppressLineNumbers w:val="0"/>
-        <w:jc w:val="both"/>
-        <w:rPr>
-          <w:rFonts w:hint="default" w:ascii="Times New Roman" w:hAnsi="Times New Roman" w:eastAsia="TimesNewRomanPS-BoldMT" w:cs="Times New Roman"/>
-          <w:b/>
-          <w:bCs/>
-          <w:color w:val="000000"/>
-          <w:kern w:val="0"/>
-          <w:sz w:val="28"/>
-          <w:szCs w:val="28"/>
-          <w:lang w:val="en-US" w:eastAsia="zh-CN" w:bidi="ar"/>
-        </w:rPr>
-      </w:pPr>
+      <w:r>
+        <w:rPr>
+          <w:rFonts w:hint="default" w:ascii="Times New Roman" w:hAnsi="Times New Roman" w:eastAsia="TimesNewRomanPS-BoldMT" w:cs="Times New Roman"/>
+          <w:b/>
+          <w:bCs/>
+          <w:color w:val="000000"/>
+          <w:kern w:val="0"/>
+          <w:sz w:val="28"/>
+          <w:szCs w:val="28"/>
+          <w:lang w:val="en-GB" w:eastAsia="zh-CN" w:bidi="ar"/>
+        </w:rPr>
+        <w:t xml:space="preserve"> </w:t>
+      </w:r>
+      <w:r>
+        <w:rPr>
+          <w:rStyle w:val="5"/>
+          <w:rFonts w:hint="default" w:ascii="Times New Roman" w:hAnsi="Times New Roman" w:cs="Times New Roman"/>
+        </w:rPr>
+        <w:t>setTimeout()</w:t>
+      </w:r>
+      <w:r>
+        <w:rPr>
+          <w:rFonts w:hint="default" w:ascii="Times New Roman" w:hAnsi="Times New Roman" w:cs="Times New Roman"/>
+        </w:rPr>
+        <w:t xml:space="preserve"> runs a function after a delay (once).</w:t>
+      </w:r>
+      <w:r>
+        <w:rPr>
+          <w:rFonts w:hint="default" w:ascii="Times New Roman" w:hAnsi="Times New Roman" w:cs="Times New Roman"/>
+        </w:rPr>
+        <w:br w:type="textWrapping"/>
+      </w:r>
+      <w:r>
+        <w:rPr>
+          <w:rStyle w:val="5"/>
+          <w:rFonts w:hint="default" w:ascii="Times New Roman" w:hAnsi="Times New Roman" w:cs="Times New Roman"/>
+        </w:rPr>
+        <w:t>setInterval()</w:t>
+      </w:r>
+      <w:r>
+        <w:rPr>
+          <w:rFonts w:hint="default" w:ascii="Times New Roman" w:hAnsi="Times New Roman" w:cs="Times New Roman"/>
+        </w:rPr>
+        <w:t xml:space="preserve"> runs repeatedly after a fixed time.</w:t>
+      </w:r>
+      <w:r>
+        <w:rPr>
+          <w:rFonts w:hint="default" w:ascii="Times New Roman" w:hAnsi="Times New Roman" w:cs="Times New Roman"/>
+        </w:rPr>
+        <w:br w:type="textWrapping"/>
+      </w:r>
+      <w:r>
+        <w:rPr>
+          <w:rFonts w:hint="default" w:ascii="Times New Roman" w:hAnsi="Times New Roman" w:cs="Times New Roman"/>
+        </w:rPr>
+        <w:t>Used for animations, alerts, timers.</w:t>
+      </w:r>
     </w:p>
     <w:p>
       <w:pPr>
@@ -2773,18 +5984,19 @@
         </w:rPr>
         <w:t>• Question 2: Provide an example of how to use setTimeout()to delay an</w:t>
       </w:r>
-    </w:p>
-    <w:p>
-      <w:pPr>
-        <w:keepNext w:val="0"/>
-        <w:keepLines w:val="0"/>
-        <w:widowControl/>
-        <w:suppressLineNumbers w:val="0"/>
-        <w:jc w:val="both"/>
-        <w:rPr>
-          <w:rFonts w:hint="default" w:ascii="Times New Roman" w:hAnsi="Times New Roman" w:cs="Times New Roman"/>
-        </w:rPr>
-      </w:pPr>
+      <w:r>
+        <w:rPr>
+          <w:rFonts w:hint="default" w:ascii="Times New Roman" w:hAnsi="Times New Roman" w:eastAsia="TimesNewRomanPS-BoldMT" w:cs="Times New Roman"/>
+          <w:b/>
+          <w:bCs/>
+          <w:color w:val="000000"/>
+          <w:kern w:val="0"/>
+          <w:sz w:val="28"/>
+          <w:szCs w:val="28"/>
+          <w:lang w:val="en-GB" w:eastAsia="zh-CN" w:bidi="ar"/>
+        </w:rPr>
+        <w:t xml:space="preserve"> </w:t>
+      </w:r>
       <w:r>
         <w:rPr>
           <w:rFonts w:hint="default" w:ascii="Times New Roman" w:hAnsi="Times New Roman" w:eastAsia="TimesNewRomanPS-BoldMT" w:cs="Times New Roman"/>
@@ -2801,20 +6013,13 @@
     </w:p>
     <w:p>
       <w:pPr>
-        <w:keepNext w:val="0"/>
-        <w:keepLines w:val="0"/>
-        <w:widowControl/>
-        <w:suppressLineNumbers w:val="0"/>
-        <w:jc w:val="both"/>
-        <w:rPr>
-          <w:rFonts w:hint="default" w:ascii="Times New Roman" w:hAnsi="Times New Roman" w:eastAsia="TimesNewRomanPS-BoldMT" w:cs="Times New Roman"/>
-          <w:b/>
-          <w:bCs/>
-          <w:color w:val="000000"/>
-          <w:kern w:val="0"/>
-          <w:sz w:val="28"/>
-          <w:szCs w:val="28"/>
-          <w:lang w:val="en-US" w:eastAsia="zh-CN" w:bidi="ar"/>
+        <w:pStyle w:val="6"/>
+        <w:keepNext w:val="0"/>
+        <w:keepLines w:val="0"/>
+        <w:widowControl/>
+        <w:suppressLineNumbers w:val="0"/>
+        <w:rPr>
+          <w:rFonts w:hint="default" w:ascii="Times New Roman" w:hAnsi="Times New Roman" w:cs="Times New Roman"/>
         </w:rPr>
       </w:pPr>
       <w:r>
@@ -2830,6 +6035,128 @@
         </w:rPr>
         <w:t xml:space="preserve">Ans:- </w:t>
       </w:r>
+      <w:r>
+        <w:rPr>
+          <w:rStyle w:val="14"/>
+          <w:rFonts w:hint="default" w:ascii="Times New Roman" w:hAnsi="Times New Roman" w:cs="Times New Roman"/>
+        </w:rPr>
+        <w:t>setTimeout</w:t>
+      </w:r>
+      <w:r>
+        <w:rPr>
+          <w:rStyle w:val="5"/>
+          <w:rFonts w:hint="default" w:ascii="Times New Roman" w:hAnsi="Times New Roman" w:cs="Times New Roman"/>
+        </w:rPr>
+        <w:t>(</w:t>
+      </w:r>
+      <w:r>
+        <w:rPr>
+          <w:rStyle w:val="13"/>
+          <w:rFonts w:hint="default" w:ascii="Times New Roman" w:hAnsi="Times New Roman" w:cs="Times New Roman"/>
+        </w:rPr>
+        <w:t>function</w:t>
+      </w:r>
+      <w:r>
+        <w:rPr>
+          <w:rStyle w:val="5"/>
+          <w:rFonts w:hint="default" w:ascii="Times New Roman" w:hAnsi="Times New Roman" w:cs="Times New Roman"/>
+        </w:rPr>
+        <w:t>(){</w:t>
+      </w:r>
+      <w:r>
+        <w:rPr>
+          <w:rStyle w:val="5"/>
+          <w:rFonts w:hint="default" w:ascii="Times New Roman" w:hAnsi="Times New Roman" w:cs="Times New Roman"/>
+        </w:rPr>
+        <w:br w:type="textWrapping"/>
+      </w:r>
+      <w:r>
+        <w:rPr>
+          <w:rStyle w:val="5"/>
+          <w:rFonts w:hint="default" w:ascii="Times New Roman" w:hAnsi="Times New Roman" w:cs="Times New Roman"/>
+        </w:rPr>
+        <w:t xml:space="preserve">  </w:t>
+      </w:r>
+      <w:r>
+        <w:rPr>
+          <w:rStyle w:val="14"/>
+          <w:rFonts w:hint="default" w:ascii="Times New Roman" w:hAnsi="Times New Roman" w:cs="Times New Roman"/>
+        </w:rPr>
+        <w:t>console</w:t>
+      </w:r>
+      <w:r>
+        <w:rPr>
+          <w:rStyle w:val="13"/>
+          <w:rFonts w:hint="default" w:ascii="Times New Roman" w:hAnsi="Times New Roman" w:cs="Times New Roman"/>
+        </w:rPr>
+        <w:t>.</w:t>
+      </w:r>
+      <w:r>
+        <w:rPr>
+          <w:rStyle w:val="5"/>
+          <w:rFonts w:hint="default" w:ascii="Times New Roman" w:hAnsi="Times New Roman" w:cs="Times New Roman"/>
+        </w:rPr>
+        <w:t>log(</w:t>
+      </w:r>
+      <w:r>
+        <w:rPr>
+          <w:rFonts w:hint="default" w:ascii="Times New Roman" w:hAnsi="Times New Roman" w:cs="Times New Roman"/>
+        </w:rPr>
+        <w:t>"Hello after 2 seconds"</w:t>
+      </w:r>
+      <w:r>
+        <w:rPr>
+          <w:rStyle w:val="5"/>
+          <w:rFonts w:hint="default" w:ascii="Times New Roman" w:hAnsi="Times New Roman" w:cs="Times New Roman"/>
+        </w:rPr>
+        <w:t>);</w:t>
+      </w:r>
+      <w:r>
+        <w:rPr>
+          <w:rStyle w:val="5"/>
+          <w:rFonts w:hint="default" w:ascii="Times New Roman" w:hAnsi="Times New Roman" w:cs="Times New Roman"/>
+        </w:rPr>
+        <w:br w:type="textWrapping"/>
+      </w:r>
+      <w:r>
+        <w:rPr>
+          <w:rStyle w:val="5"/>
+          <w:rFonts w:hint="default" w:ascii="Times New Roman" w:hAnsi="Times New Roman" w:cs="Times New Roman"/>
+        </w:rPr>
+        <w:t xml:space="preserve">}, </w:t>
+      </w:r>
+      <w:r>
+        <w:rPr>
+          <w:rFonts w:hint="default" w:ascii="Times New Roman" w:hAnsi="Times New Roman" w:cs="Times New Roman"/>
+        </w:rPr>
+        <w:t>2000</w:t>
+      </w:r>
+      <w:r>
+        <w:rPr>
+          <w:rStyle w:val="5"/>
+          <w:rFonts w:hint="default" w:ascii="Times New Roman" w:hAnsi="Times New Roman" w:cs="Times New Roman"/>
+        </w:rPr>
+        <w:t>);</w:t>
+      </w:r>
+    </w:p>
+    <w:p>
+      <w:pPr>
+        <w:keepNext w:val="0"/>
+        <w:keepLines w:val="0"/>
+        <w:widowControl/>
+        <w:suppressLineNumbers w:val="0"/>
+        <w:jc w:val="both"/>
+        <w:rPr>
+          <w:rFonts w:hint="default" w:ascii="Times New Roman" w:hAnsi="Times New Roman" w:eastAsia="TimesNewRomanPS-BoldMT" w:cs="Times New Roman"/>
+          <w:b/>
+          <w:bCs/>
+          <w:color w:val="000000"/>
+          <w:kern w:val="0"/>
+          <w:sz w:val="28"/>
+          <w:szCs w:val="28"/>
+          <w:lang w:val="en-US" w:eastAsia="zh-CN" w:bidi="ar"/>
+        </w:rPr>
+      </w:pPr>
     </w:p>
     <w:p>
       <w:pPr>
@@ -2904,18 +6231,19 @@
         </w:rPr>
         <w:t>• Question 1: What is error handling in JavaScript? Explain the try, catch,</w:t>
       </w:r>
-    </w:p>
-    <w:p>
-      <w:pPr>
-        <w:keepNext w:val="0"/>
-        <w:keepLines w:val="0"/>
-        <w:widowControl/>
-        <w:suppressLineNumbers w:val="0"/>
-        <w:jc w:val="both"/>
-        <w:rPr>
-          <w:rFonts w:hint="default" w:ascii="Times New Roman" w:hAnsi="Times New Roman" w:cs="Times New Roman"/>
-        </w:rPr>
-      </w:pPr>
+      <w:r>
+        <w:rPr>
+          <w:rFonts w:hint="default" w:ascii="Times New Roman" w:hAnsi="Times New Roman" w:eastAsia="TimesNewRomanPS-BoldMT" w:cs="Times New Roman"/>
+          <w:b/>
+          <w:bCs/>
+          <w:color w:val="000000"/>
+          <w:kern w:val="0"/>
+          <w:sz w:val="28"/>
+          <w:szCs w:val="28"/>
+          <w:lang w:val="en-GB" w:eastAsia="zh-CN" w:bidi="ar"/>
+        </w:rPr>
+        <w:t xml:space="preserve"> </w:t>
+      </w:r>
       <w:r>
         <w:rPr>
           <w:rFonts w:hint="default" w:ascii="Times New Roman" w:hAnsi="Times New Roman" w:eastAsia="TimesNewRomanPS-BoldMT" w:cs="Times New Roman"/>
@@ -2932,20 +6260,13 @@
     </w:p>
     <w:p>
       <w:pPr>
-        <w:keepNext w:val="0"/>
-        <w:keepLines w:val="0"/>
-        <w:widowControl/>
-        <w:suppressLineNumbers w:val="0"/>
-        <w:jc w:val="both"/>
-        <w:rPr>
-          <w:rFonts w:hint="default" w:ascii="Times New Roman" w:hAnsi="Times New Roman" w:eastAsia="TimesNewRomanPS-BoldMT" w:cs="Times New Roman"/>
-          <w:b/>
-          <w:bCs/>
-          <w:color w:val="000000"/>
-          <w:kern w:val="0"/>
-          <w:sz w:val="28"/>
-          <w:szCs w:val="28"/>
-          <w:lang w:val="en-US" w:eastAsia="zh-CN" w:bidi="ar"/>
+        <w:pStyle w:val="7"/>
+        <w:keepNext w:val="0"/>
+        <w:keepLines w:val="0"/>
+        <w:widowControl/>
+        <w:suppressLineNumbers w:val="0"/>
+        <w:rPr>
+          <w:rFonts w:hint="default" w:ascii="Times New Roman" w:hAnsi="Times New Roman" w:cs="Times New Roman"/>
         </w:rPr>
       </w:pPr>
       <w:r>
@@ -2961,6 +6282,205 @@
         </w:rPr>
         <w:t xml:space="preserve">Ans:- </w:t>
       </w:r>
+      <w:r>
+        <w:rPr>
+          <w:rFonts w:hint="default" w:ascii="Times New Roman" w:hAnsi="Times New Roman" w:cs="Times New Roman"/>
+        </w:rPr>
+        <w:t>Error handling prevents program crash.</w:t>
+      </w:r>
+      <w:r>
+        <w:rPr>
+          <w:rFonts w:hint="default" w:ascii="Times New Roman" w:hAnsi="Times New Roman" w:cs="Times New Roman"/>
+        </w:rPr>
+        <w:br w:type="textWrapping"/>
+      </w:r>
+      <w:r>
+        <w:rPr>
+          <w:rStyle w:val="5"/>
+          <w:rFonts w:hint="default" w:ascii="Times New Roman" w:hAnsi="Times New Roman" w:cs="Times New Roman"/>
+        </w:rPr>
+        <w:t>try</w:t>
+      </w:r>
+      <w:r>
+        <w:rPr>
+          <w:rFonts w:hint="default" w:ascii="Times New Roman" w:hAnsi="Times New Roman" w:cs="Times New Roman"/>
+        </w:rPr>
+        <w:t xml:space="preserve"> contains risky code.</w:t>
+      </w:r>
+      <w:r>
+        <w:rPr>
+          <w:rFonts w:hint="default" w:ascii="Times New Roman" w:hAnsi="Times New Roman" w:cs="Times New Roman"/>
+        </w:rPr>
+        <w:br w:type="textWrapping"/>
+      </w:r>
+      <w:r>
+        <w:rPr>
+          <w:rStyle w:val="5"/>
+          <w:rFonts w:hint="default" w:ascii="Times New Roman" w:hAnsi="Times New Roman" w:cs="Times New Roman"/>
+        </w:rPr>
+        <w:t>catch</w:t>
+      </w:r>
+      <w:r>
+        <w:rPr>
+          <w:rFonts w:hint="default" w:ascii="Times New Roman" w:hAnsi="Times New Roman" w:cs="Times New Roman"/>
+        </w:rPr>
+        <w:t xml:space="preserve"> handles error.</w:t>
+      </w:r>
+      <w:r>
+        <w:rPr>
+          <w:rFonts w:hint="default" w:ascii="Times New Roman" w:hAnsi="Times New Roman" w:cs="Times New Roman"/>
+        </w:rPr>
+        <w:br w:type="textWrapping"/>
+      </w:r>
+      <w:r>
+        <w:rPr>
+          <w:rStyle w:val="5"/>
+          <w:rFonts w:hint="default" w:ascii="Times New Roman" w:hAnsi="Times New Roman" w:cs="Times New Roman"/>
+        </w:rPr>
+        <w:t>finally</w:t>
+      </w:r>
+      <w:r>
+        <w:rPr>
+          <w:rFonts w:hint="default" w:ascii="Times New Roman" w:hAnsi="Times New Roman" w:cs="Times New Roman"/>
+        </w:rPr>
+        <w:t xml:space="preserve"> runs always.</w:t>
+      </w:r>
+      <w:r>
+        <w:rPr>
+          <w:rFonts w:hint="default" w:ascii="Times New Roman" w:hAnsi="Times New Roman" w:cs="Times New Roman"/>
+        </w:rPr>
+        <w:br w:type="textWrapping"/>
+      </w:r>
+      <w:r>
+        <w:rPr>
+          <w:rFonts w:hint="default" w:ascii="Times New Roman" w:hAnsi="Times New Roman" w:cs="Times New Roman"/>
+        </w:rPr>
+        <w:t>Example:</w:t>
+      </w:r>
+    </w:p>
+    <w:p>
+      <w:pPr>
+        <w:pStyle w:val="6"/>
+        <w:keepNext w:val="0"/>
+        <w:keepLines w:val="0"/>
+        <w:widowControl/>
+        <w:suppressLineNumbers w:val="0"/>
+        <w:rPr>
+          <w:rFonts w:hint="default" w:ascii="Times New Roman" w:hAnsi="Times New Roman" w:eastAsia="TimesNewRomanPS-BoldMT" w:cs="Times New Roman"/>
+          <w:b/>
+          <w:bCs/>
+          <w:color w:val="000000"/>
+          <w:kern w:val="0"/>
+          <w:sz w:val="28"/>
+          <w:szCs w:val="28"/>
+          <w:lang w:val="en-US" w:eastAsia="zh-CN" w:bidi="ar"/>
+        </w:rPr>
+      </w:pPr>
+      <w:r>
+        <w:rPr>
+          <w:rStyle w:val="13"/>
+          <w:rFonts w:hint="default" w:ascii="Times New Roman" w:hAnsi="Times New Roman" w:cs="Times New Roman"/>
+        </w:rPr>
+        <w:t>try</w:t>
+      </w:r>
+      <w:r>
+        <w:rPr>
+          <w:rStyle w:val="5"/>
+          <w:rFonts w:hint="default" w:ascii="Times New Roman" w:hAnsi="Times New Roman" w:cs="Times New Roman"/>
+        </w:rPr>
+        <w:t xml:space="preserve"> { </w:t>
+      </w:r>
+      <w:r>
+        <w:rPr>
+          <w:rStyle w:val="14"/>
+          <w:rFonts w:hint="default" w:ascii="Times New Roman" w:hAnsi="Times New Roman" w:cs="Times New Roman"/>
+        </w:rPr>
+        <w:t>x</w:t>
+      </w:r>
+      <w:r>
+        <w:rPr>
+          <w:rStyle w:val="13"/>
+          <w:rFonts w:hint="default" w:ascii="Times New Roman" w:hAnsi="Times New Roman" w:cs="Times New Roman"/>
+        </w:rPr>
+        <w:t>=</w:t>
+      </w:r>
+      <w:r>
+        <w:rPr>
+          <w:rStyle w:val="14"/>
+          <w:rFonts w:hint="default" w:ascii="Times New Roman" w:hAnsi="Times New Roman" w:cs="Times New Roman"/>
+        </w:rPr>
+        <w:t>y</w:t>
+      </w:r>
+      <w:r>
+        <w:rPr>
+          <w:rStyle w:val="5"/>
+          <w:rFonts w:hint="default" w:ascii="Times New Roman" w:hAnsi="Times New Roman" w:cs="Times New Roman"/>
+        </w:rPr>
+        <w:t xml:space="preserve">; } </w:t>
+      </w:r>
+      <w:r>
+        <w:rPr>
+          <w:rStyle w:val="13"/>
+          <w:rFonts w:hint="default" w:ascii="Times New Roman" w:hAnsi="Times New Roman" w:cs="Times New Roman"/>
+        </w:rPr>
+        <w:t>catch</w:t>
+      </w:r>
+      <w:r>
+        <w:rPr>
+          <w:rStyle w:val="5"/>
+          <w:rFonts w:hint="default" w:ascii="Times New Roman" w:hAnsi="Times New Roman" w:cs="Times New Roman"/>
+        </w:rPr>
+        <w:t>(</w:t>
+      </w:r>
+      <w:r>
+        <w:rPr>
+          <w:rStyle w:val="14"/>
+          <w:rFonts w:hint="default" w:ascii="Times New Roman" w:hAnsi="Times New Roman" w:cs="Times New Roman"/>
+        </w:rPr>
+        <w:t>e</w:t>
+      </w:r>
+      <w:r>
+        <w:rPr>
+          <w:rStyle w:val="5"/>
+          <w:rFonts w:hint="default" w:ascii="Times New Roman" w:hAnsi="Times New Roman" w:cs="Times New Roman"/>
+        </w:rPr>
+        <w:t xml:space="preserve">){ </w:t>
+      </w:r>
+      <w:r>
+        <w:rPr>
+          <w:rStyle w:val="14"/>
+          <w:rFonts w:hint="default" w:ascii="Times New Roman" w:hAnsi="Times New Roman" w:cs="Times New Roman"/>
+        </w:rPr>
+        <w:t>console</w:t>
+      </w:r>
+      <w:r>
+        <w:rPr>
+          <w:rStyle w:val="13"/>
+          <w:rFonts w:hint="default" w:ascii="Times New Roman" w:hAnsi="Times New Roman" w:cs="Times New Roman"/>
+        </w:rPr>
+        <w:t>.</w:t>
+      </w:r>
+      <w:r>
+        <w:rPr>
+          <w:rStyle w:val="5"/>
+          <w:rFonts w:hint="default" w:ascii="Times New Roman" w:hAnsi="Times New Roman" w:cs="Times New Roman"/>
+        </w:rPr>
+        <w:t>log(</w:t>
+      </w:r>
+      <w:r>
+        <w:rPr>
+          <w:rStyle w:val="14"/>
+          <w:rFonts w:hint="default" w:ascii="Times New Roman" w:hAnsi="Times New Roman" w:cs="Times New Roman"/>
+        </w:rPr>
+        <w:t>e</w:t>
+      </w:r>
+      <w:r>
+        <w:rPr>
+          <w:rStyle w:val="5"/>
+          <w:rFonts w:hint="default" w:ascii="Times New Roman" w:hAnsi="Times New Roman" w:cs="Times New Roman"/>
+        </w:rPr>
+        <w:t>); }</w:t>
+      </w:r>
     </w:p>
     <w:p>
       <w:pPr>
@@ -3015,6 +6535,7 @@
         <w:jc w:val="both"/>
         <w:rPr>
           <w:rFonts w:hint="default" w:ascii="Times New Roman" w:hAnsi="Times New Roman" w:cs="Times New Roman"/>
+          <w:lang w:val="en-GB"/>
         </w:rPr>
       </w:pPr>
       <w:r>
@@ -3030,6 +6551,27 @@
         </w:rPr>
         <w:t>Ans:-</w:t>
       </w:r>
+      <w:r>
+        <w:rPr>
+          <w:rFonts w:hint="default" w:ascii="Times New Roman" w:hAnsi="Times New Roman" w:eastAsia="TimesNewRomanPS-BoldMT" w:cs="Times New Roman"/>
+          <w:b/>
+          <w:bCs/>
+          <w:color w:val="000000"/>
+          <w:kern w:val="0"/>
+          <w:sz w:val="28"/>
+          <w:szCs w:val="28"/>
+          <w:lang w:val="en-GB" w:eastAsia="zh-CN" w:bidi="ar"/>
+        </w:rPr>
+        <w:t xml:space="preserve"> </w:t>
+      </w:r>
+      <w:r>
+        <w:rPr>
+          <w:rFonts w:hint="default" w:ascii="Times New Roman" w:hAnsi="Times New Roman" w:eastAsia="SimSun" w:cs="Times New Roman"/>
+          <w:sz w:val="24"/>
+          <w:szCs w:val="24"/>
+        </w:rPr>
+        <w:t>It improves program stability and user experience. Prevents app crashes. Helps debug issues easily. Ensures smooth execution even when errors occur.</w:t>
+      </w:r>
     </w:p>
     <w:p>
       <w:pPr>
@@ -3039,6 +6581,8 @@
           <w:lang w:val="en-GB"/>
         </w:rPr>
       </w:pPr>
+      <w:bookmarkStart w:id="0" w:name="_GoBack"/>
+      <w:bookmarkEnd w:id="0"/>
     </w:p>
     <w:sectPr>
       <w:pgSz w:w="11906" w:h="16838"/>
@@ -3092,7 +6636,7 @@
     <w:lsdException w:qFormat="1" w:unhideWhenUsed="0" w:uiPriority="0" w:semiHidden="0" w:name="Normal"/>
     <w:lsdException w:qFormat="1" w:unhideWhenUsed="0" w:uiPriority="0" w:semiHidden="0" w:name="heading 1"/>
     <w:lsdException w:qFormat="1" w:uiPriority="0" w:name="heading 2"/>
-    <w:lsdException w:qFormat="1" w:uiPriority="0" w:name="heading 3"/>
+    <w:lsdException w:qFormat="1" w:unhideWhenUsed="0" w:uiPriority="9" w:semiHidden="0" w:name="heading 3"/>
     <w:lsdException w:qFormat="1" w:uiPriority="0" w:name="heading 4"/>
     <w:lsdException w:qFormat="1" w:uiPriority="0" w:name="heading 5"/>
     <w:lsdException w:qFormat="1" w:uiPriority="0" w:name="heading 6"/>
@@ -3176,19 +6720,19 @@
     <w:lsdException w:unhideWhenUsed="0" w:uiPriority="0" w:semiHidden="0" w:name="Block Text"/>
     <w:lsdException w:unhideWhenUsed="0" w:uiPriority="0" w:semiHidden="0" w:name="Hyperlink"/>
     <w:lsdException w:unhideWhenUsed="0" w:uiPriority="0" w:semiHidden="0" w:name="FollowedHyperlink"/>
-    <w:lsdException w:qFormat="1" w:unhideWhenUsed="0" w:uiPriority="0" w:semiHidden="0" w:name="Strong"/>
+    <w:lsdException w:qFormat="1" w:unhideWhenUsed="0" w:uiPriority="22" w:semiHidden="0" w:name="Strong"/>
     <w:lsdException w:qFormat="1" w:unhideWhenUsed="0" w:uiPriority="0" w:semiHidden="0" w:name="Emphasis"/>
     <w:lsdException w:unhideWhenUsed="0" w:uiPriority="0" w:semiHidden="0" w:name="Document Map"/>
     <w:lsdException w:unhideWhenUsed="0" w:uiPriority="0" w:semiHidden="0" w:name="Plain Text"/>
     <w:lsdException w:unhideWhenUsed="0" w:uiPriority="0" w:semiHidden="0" w:name="E-mail Signature"/>
-    <w:lsdException w:unhideWhenUsed="0" w:uiPriority="0" w:semiHidden="0" w:name="Normal (Web)"/>
+    <w:lsdException w:uiPriority="99" w:semiHidden="0" w:name="Normal (Web)"/>
     <w:lsdException w:unhideWhenUsed="0" w:uiPriority="0" w:semiHidden="0" w:name="HTML Acronym"/>
     <w:lsdException w:unhideWhenUsed="0" w:uiPriority="0" w:semiHidden="0" w:name="HTML Address"/>
     <w:lsdException w:unhideWhenUsed="0" w:uiPriority="0" w:semiHidden="0" w:name="HTML Cite"/>
     <w:lsdException w:unhideWhenUsed="0" w:uiPriority="0" w:semiHidden="0" w:name="HTML Code"/>
     <w:lsdException w:unhideWhenUsed="0" w:uiPriority="0" w:semiHidden="0" w:name="HTML Definition"/>
     <w:lsdException w:unhideWhenUsed="0" w:uiPriority="0" w:semiHidden="0" w:name="HTML Keyboard"/>
-    <w:lsdException w:unhideWhenUsed="0" w:uiPriority="0" w:semiHidden="0" w:name="HTML Preformatted"/>
+    <w:lsdException w:uiPriority="99" w:semiHidden="0" w:name="HTML Preformatted"/>
     <w:lsdException w:unhideWhenUsed="0" w:uiPriority="0" w:semiHidden="0" w:name="HTML Sample"/>
     <w:lsdException w:unhideWhenUsed="0" w:uiPriority="0" w:semiHidden="0" w:name="HTML Typewriter"/>
     <w:lsdException w:unhideWhenUsed="0" w:uiPriority="0" w:semiHidden="0" w:name="HTML Variable"/>
@@ -3237,7 +6781,7 @@
     <w:lsdException w:unhideWhenUsed="0" w:uiPriority="0" w:semiHidden="0" w:name="Table Web 2"/>
     <w:lsdException w:unhideWhenUsed="0" w:uiPriority="0" w:semiHidden="0" w:name="Table Web 3"/>
     <w:lsdException w:unhideWhenUsed="0" w:uiPriority="0" w:semiHidden="0" w:name="Balloon Text"/>
-    <w:lsdException w:unhideWhenUsed="0" w:uiPriority="0" w:semiHidden="0" w:name="Table Grid"/>
+    <w:lsdException w:unhideWhenUsed="0" w:uiPriority="39" w:semiHidden="0" w:name="Table Grid"/>
     <w:lsdException w:unhideWhenUsed="0" w:uiPriority="0" w:semiHidden="0" w:name="Table Theme"/>
     <w:lsdException w:unhideWhenUsed="0" w:uiPriority="60" w:semiHidden="0" w:name="Light Shading"/>
     <w:lsdException w:unhideWhenUsed="0" w:uiPriority="61" w:semiHidden="0" w:name="Light List"/>
@@ -3347,13 +6891,30 @@
       <w:lang w:val="en-US" w:eastAsia="zh-CN" w:bidi="ar-SA"/>
     </w:rPr>
   </w:style>
-  <w:style w:type="character" w:default="1" w:styleId="2">
+  <w:style w:type="paragraph" w:styleId="2">
+    <w:name w:val="heading 3"/>
+    <w:basedOn w:val="1"/>
+    <w:qFormat/>
+    <w:uiPriority w:val="9"/>
+    <w:pPr>
+      <w:spacing w:before="100" w:beforeAutospacing="1" w:after="100" w:afterAutospacing="1" w:line="240" w:lineRule="auto"/>
+      <w:outlineLvl w:val="2"/>
+    </w:pPr>
+    <w:rPr>
+      <w:rFonts w:ascii="Times New Roman" w:hAnsi="Times New Roman" w:eastAsia="Times New Roman" w:cs="Times New Roman"/>
+      <w:b/>
+      <w:bCs/>
+      <w:sz w:val="27"/>
+      <w:szCs w:val="27"/>
+    </w:rPr>
+  </w:style>
+  <w:style w:type="character" w:default="1" w:styleId="3">
     <w:name w:val="Default Paragraph Font"/>
     <w:semiHidden/>
     <w:qFormat/>
     <w:uiPriority w:val="0"/>
   </w:style>
-  <w:style w:type="table" w:default="1" w:styleId="3">
+  <w:style w:type="table" w:default="1" w:styleId="4">
     <w:name w:val="Normal Table"/>
     <w:semiHidden/>
     <w:uiPriority w:val="0"/>
@@ -3365,6 +6926,115 @@
         <w:right w:w="108" w:type="dxa"/>
       </w:tblCellMar>
     </w:tblPr>
+  </w:style>
+  <w:style w:type="character" w:styleId="5">
+    <w:name w:val="HTML Code"/>
+    <w:basedOn w:val="3"/>
+    <w:uiPriority w:val="0"/>
+    <w:rPr>
+      <w:rFonts w:ascii="Courier New" w:hAnsi="Courier New" w:cs="Courier New"/>
+      <w:sz w:val="20"/>
+      <w:szCs w:val="20"/>
+    </w:rPr>
+  </w:style>
+  <w:style w:type="paragraph" w:styleId="6">
+    <w:name w:val="HTML Preformatted"/>
+    <w:basedOn w:val="1"/>
+    <w:unhideWhenUsed/>
+    <w:uiPriority w:val="99"/>
+    <w:pPr>
+      <w:tabs>
+        <w:tab w:val="left" w:pos="916"/>
+        <w:tab w:val="left" w:pos="1832"/>
+        <w:tab w:val="left" w:pos="2748"/>
+        <w:tab w:val="left" w:pos="3664"/>
+        <w:tab w:val="left" w:pos="4580"/>
+        <w:tab w:val="left" w:pos="5496"/>
+        <w:tab w:val="left" w:pos="6412"/>
+        <w:tab w:val="left" w:pos="7328"/>
+        <w:tab w:val="left" w:pos="8244"/>
+        <w:tab w:val="left" w:pos="9160"/>
+        <w:tab w:val="left" w:pos="10076"/>
+        <w:tab w:val="left" w:pos="10992"/>
+        <w:tab w:val="left" w:pos="11908"/>
+        <w:tab w:val="left" w:pos="12824"/>
+        <w:tab w:val="left" w:pos="13740"/>
+        <w:tab w:val="left" w:pos="14656"/>
+      </w:tabs>
+      <w:spacing w:after="0" w:line="240" w:lineRule="auto"/>
+    </w:pPr>
+    <w:rPr>
+      <w:rFonts w:ascii="Courier New" w:hAnsi="Courier New" w:eastAsia="Times New Roman" w:cs="Courier New"/>
+      <w:sz w:val="20"/>
+      <w:szCs w:val="20"/>
+    </w:rPr>
+  </w:style>
+  <w:style w:type="paragraph" w:styleId="7">
+    <w:name w:val="Normal (Web)"/>
+    <w:basedOn w:val="1"/>
+    <w:unhideWhenUsed/>
+    <w:uiPriority w:val="99"/>
+    <w:pPr>
+      <w:spacing w:before="100" w:beforeAutospacing="1" w:after="100" w:afterAutospacing="1" w:line="240" w:lineRule="auto"/>
+    </w:pPr>
+    <w:rPr>
+      <w:rFonts w:ascii="Times New Roman" w:hAnsi="Times New Roman" w:eastAsia="Times New Roman" w:cs="Times New Roman"/>
+      <w:sz w:val="24"/>
+      <w:szCs w:val="24"/>
+    </w:rPr>
+  </w:style>
+  <w:style w:type="character" w:styleId="8">
+    <w:name w:val="Strong"/>
+    <w:basedOn w:val="3"/>
+    <w:qFormat/>
+    <w:uiPriority w:val="22"/>
+    <w:rPr>
+      <w:b/>
+      <w:bCs/>
+    </w:rPr>
+  </w:style>
+  <w:style w:type="table" w:styleId="9">
+    <w:name w:val="Table Grid"/>
+    <w:basedOn w:val="4"/>
+    <w:uiPriority w:val="39"/>
+    <w:pPr>
+      <w:spacing w:after="0" w:line="240" w:lineRule="auto"/>
+    </w:pPr>
+    <w:tblPr>
+      <w:tblBorders>
+        <w:top w:val="single" w:color="auto" w:sz="4" w:space="0"/>
+        <w:left w:val="single" w:color="auto" w:sz="4" w:space="0"/>
+        <w:bottom w:val="single" w:color="auto" w:sz="4" w:space="0"/>
+        <w:right w:val="single" w:color="auto" w:sz="4" w:space="0"/>
+        <w:insideH w:val="single" w:color="auto" w:sz="4" w:space="0"/>
+        <w:insideV w:val="single" w:color="auto" w:sz="4" w:space="0"/>
+      </w:tblBorders>
+    </w:tblPr>
+  </w:style>
+  <w:style w:type="character" w:customStyle="1" w:styleId="10">
+    <w:name w:val="ͼn"/>
+    <w:basedOn w:val="3"/>
+    <w:uiPriority w:val="0"/>
+  </w:style>
+  <w:style w:type="character" w:customStyle="1" w:styleId="11">
+    <w:name w:val="ͼt"/>
+    <w:basedOn w:val="3"/>
+    <w:uiPriority w:val="0"/>
+  </w:style>
+  <w:style w:type="character" w:customStyle="1" w:styleId="12">
+    <w:name w:val="ͼq"/>
+    <w:basedOn w:val="3"/>
+    <w:uiPriority w:val="0"/>
+  </w:style>
+  <w:style w:type="character" w:customStyle="1" w:styleId="13">
+    <w:name w:val="ͼv"/>
+    <w:basedOn w:val="3"/>
+    <w:uiPriority w:val="0"/>
+  </w:style>
+  <w:style w:type="character" w:customStyle="1" w:styleId="14">
+    <w:name w:val="ͼ11"/>
+    <w:basedOn w:val="3"/>
+    <w:uiPriority w:val="0"/>
   </w:style>
 </w:styles>
 </file>
